--- a/ADG/03장/3장_실습문제.docx
+++ b/ADG/03장/3장_실습문제.docx
@@ -51,16 +51,16 @@
           <w:rFonts w:ascii="맑은 고딕" w:hAnsi="맑은 고딕" w:eastAsia="맑은 고딕"/>
           <w:sz w:val="21"/>
         </w:rPr>
-        <w:t>① $ORACLE_HOME/network/admin</w:t>
-      </w:r>
-    </w:p>
-    <w:p>
-      <w:r>
-        <w:rPr>
-          <w:rFonts w:ascii="맑은 고딕" w:hAnsi="맑은 고딕" w:eastAsia="맑은 고딕"/>
-          <w:sz w:val="21"/>
-        </w:rPr>
-        <w:t>② $ORACLE_BASE/admin</w:t>
+        <w:t>① $ORACLE_BASE/admin</w:t>
+      </w:r>
+    </w:p>
+    <w:p>
+      <w:r>
+        <w:rPr>
+          <w:rFonts w:ascii="맑은 고딕" w:hAnsi="맑은 고딕" w:eastAsia="맑은 고딕"/>
+          <w:sz w:val="21"/>
+        </w:rPr>
+        <w:t>② $ORACLE_HOME/network/admin</w:t>
       </w:r>
     </w:p>
     <w:p>
@@ -105,34 +105,34 @@
           <w:rFonts w:ascii="맑은 고딕" w:hAnsi="맑은 고딕" w:eastAsia="맑은 고딕"/>
           <w:sz w:val="21"/>
         </w:rPr>
-        <w:t>① tnsping</w:t>
-      </w:r>
-    </w:p>
-    <w:p>
-      <w:r>
-        <w:rPr>
-          <w:rFonts w:ascii="맑은 고딕" w:hAnsi="맑은 고딕" w:eastAsia="맑은 고딕"/>
-          <w:sz w:val="21"/>
-        </w:rPr>
-        <w:t>② lsnrctl status</w:t>
-      </w:r>
-    </w:p>
-    <w:p>
-      <w:r>
-        <w:rPr>
-          <w:rFonts w:ascii="맑은 고딕" w:hAnsi="맑은 고딕" w:eastAsia="맑은 고딕"/>
-          <w:sz w:val="21"/>
-        </w:rPr>
-        <w:t>③ sqlplus</w:t>
-      </w:r>
-    </w:p>
-    <w:p>
-      <w:r>
-        <w:rPr>
-          <w:rFonts w:ascii="맑은 고딕" w:hAnsi="맑은 고딕" w:eastAsia="맑은 고딕"/>
-          <w:sz w:val="21"/>
-        </w:rPr>
-        <w:t>④ orapwd</w:t>
+        <w:t>① lsnrctl status</w:t>
+      </w:r>
+    </w:p>
+    <w:p>
+      <w:r>
+        <w:rPr>
+          <w:rFonts w:ascii="맑은 고딕" w:hAnsi="맑은 고딕" w:eastAsia="맑은 고딕"/>
+          <w:sz w:val="21"/>
+        </w:rPr>
+        <w:t>② orapwd</w:t>
+      </w:r>
+    </w:p>
+    <w:p>
+      <w:r>
+        <w:rPr>
+          <w:rFonts w:ascii="맑은 고딕" w:hAnsi="맑은 고딕" w:eastAsia="맑은 고딕"/>
+          <w:sz w:val="21"/>
+        </w:rPr>
+        <w:t>③ tnsping</w:t>
+      </w:r>
+    </w:p>
+    <w:p>
+      <w:r>
+        <w:rPr>
+          <w:rFonts w:ascii="맑은 고딕" w:hAnsi="맑은 고딕" w:eastAsia="맑은 고딕"/>
+          <w:sz w:val="21"/>
+        </w:rPr>
+        <w:t>④ sqlplus</w:t>
       </w:r>
     </w:p>
     <w:p>
@@ -159,34 +159,34 @@
           <w:rFonts w:ascii="맑은 고딕" w:hAnsi="맑은 고딕" w:eastAsia="맑은 고딕"/>
           <w:sz w:val="21"/>
         </w:rPr>
-        <w:t>① SID_LIST_LISTENER</w:t>
-      </w:r>
-    </w:p>
-    <w:p>
-      <w:r>
-        <w:rPr>
-          <w:rFonts w:ascii="맑은 고딕" w:hAnsi="맑은 고딕" w:eastAsia="맑은 고딕"/>
-          <w:sz w:val="21"/>
-        </w:rPr>
-        <w:t>② DESCRIPTION_LIST</w:t>
-      </w:r>
-    </w:p>
-    <w:p>
-      <w:r>
-        <w:rPr>
-          <w:rFonts w:ascii="맑은 고딕" w:hAnsi="맑은 고딕" w:eastAsia="맑은 고딕"/>
-          <w:sz w:val="21"/>
-        </w:rPr>
-        <w:t>③ ADR_BASE_LISTENER</w:t>
-      </w:r>
-    </w:p>
-    <w:p>
-      <w:r>
-        <w:rPr>
-          <w:rFonts w:ascii="맑은 고딕" w:hAnsi="맑은 고딕" w:eastAsia="맑은 고딕"/>
-          <w:sz w:val="21"/>
-        </w:rPr>
-        <w:t>④ NAMES.DIRECTORY_PATH</w:t>
+        <w:t>① ADR_BASE_LISTENER</w:t>
+      </w:r>
+    </w:p>
+    <w:p>
+      <w:r>
+        <w:rPr>
+          <w:rFonts w:ascii="맑은 고딕" w:hAnsi="맑은 고딕" w:eastAsia="맑은 고딕"/>
+          <w:sz w:val="21"/>
+        </w:rPr>
+        <w:t>② SID_LIST_LISTENER</w:t>
+      </w:r>
+    </w:p>
+    <w:p>
+      <w:r>
+        <w:rPr>
+          <w:rFonts w:ascii="맑은 고딕" w:hAnsi="맑은 고딕" w:eastAsia="맑은 고딕"/>
+          <w:sz w:val="21"/>
+        </w:rPr>
+        <w:t>③ NAMES.DIRECTORY_PATH</w:t>
+      </w:r>
+    </w:p>
+    <w:p>
+      <w:r>
+        <w:rPr>
+          <w:rFonts w:ascii="맑은 고딕" w:hAnsi="맑은 고딕" w:eastAsia="맑은 고딕"/>
+          <w:sz w:val="21"/>
+        </w:rPr>
+        <w:t>④ DESCRIPTION_LIST</w:t>
       </w:r>
     </w:p>
     <w:p>
@@ -222,25 +222,25 @@
           <w:rFonts w:ascii="맑은 고딕" w:hAnsi="맑은 고딕" w:eastAsia="맑은 고딕"/>
           <w:sz w:val="21"/>
         </w:rPr>
-        <w:t>② GLOBAL_DBNAME</w:t>
-      </w:r>
-    </w:p>
-    <w:p>
-      <w:r>
-        <w:rPr>
-          <w:rFonts w:ascii="맑은 고딕" w:hAnsi="맑은 고딕" w:eastAsia="맑은 고딕"/>
-          <w:sz w:val="21"/>
-        </w:rPr>
-        <w:t>③ ORACLE_HOME</w:t>
-      </w:r>
-    </w:p>
-    <w:p>
-      <w:r>
-        <w:rPr>
-          <w:rFonts w:ascii="맑은 고딕" w:hAnsi="맑은 고딕" w:eastAsia="맑은 고딕"/>
-          <w:sz w:val="21"/>
-        </w:rPr>
-        <w:t>④ SID_NAME</w:t>
+        <w:t>② ORACLE_HOME</w:t>
+      </w:r>
+    </w:p>
+    <w:p>
+      <w:r>
+        <w:rPr>
+          <w:rFonts w:ascii="맑은 고딕" w:hAnsi="맑은 고딕" w:eastAsia="맑은 고딕"/>
+          <w:sz w:val="21"/>
+        </w:rPr>
+        <w:t>③ SID_NAME</w:t>
+      </w:r>
+    </w:p>
+    <w:p>
+      <w:r>
+        <w:rPr>
+          <w:rFonts w:ascii="맑은 고딕" w:hAnsi="맑은 고딕" w:eastAsia="맑은 고딕"/>
+          <w:sz w:val="21"/>
+        </w:rPr>
+        <w:t>④ GLOBAL_DBNAME</w:t>
       </w:r>
     </w:p>
     <w:p>
@@ -267,16 +267,16 @@
           <w:rFonts w:ascii="맑은 고딕" w:hAnsi="맑은 고딕" w:eastAsia="맑은 고딕"/>
           <w:sz w:val="21"/>
         </w:rPr>
-        <w:t>① EXCLUSIVE</w:t>
-      </w:r>
-    </w:p>
-    <w:p>
-      <w:r>
-        <w:rPr>
-          <w:rFonts w:ascii="맑은 고딕" w:hAnsi="맑은 고딕" w:eastAsia="맑은 고딕"/>
-          <w:sz w:val="21"/>
-        </w:rPr>
-        <w:t>② NONE</w:t>
+        <w:t>① NONE</w:t>
+      </w:r>
+    </w:p>
+    <w:p>
+      <w:r>
+        <w:rPr>
+          <w:rFonts w:ascii="맑은 고딕" w:hAnsi="맑은 고딕" w:eastAsia="맑은 고딕"/>
+          <w:sz w:val="21"/>
+        </w:rPr>
+        <w:t>② AUTO</w:t>
       </w:r>
     </w:p>
     <w:p>
@@ -294,7 +294,7 @@
           <w:rFonts w:ascii="맑은 고딕" w:hAnsi="맑은 고딕" w:eastAsia="맑은 고딕"/>
           <w:sz w:val="21"/>
         </w:rPr>
-        <w:t>④ AUTO</w:t>
+        <w:t>④ EXCLUSIVE</w:t>
       </w:r>
     </w:p>
     <w:p>
@@ -330,7 +330,7 @@
           <w:rFonts w:ascii="맑은 고딕" w:hAnsi="맑은 고딕" w:eastAsia="맑은 고딕"/>
           <w:sz w:val="21"/>
         </w:rPr>
-        <w:t>② orapw&lt;DB_NAME&gt;</w:t>
+        <w:t>② password.ora</w:t>
       </w:r>
     </w:p>
     <w:p>
@@ -348,7 +348,7 @@
           <w:rFonts w:ascii="맑은 고딕" w:hAnsi="맑은 고딕" w:eastAsia="맑은 고딕"/>
           <w:sz w:val="21"/>
         </w:rPr>
-        <w:t>④ password.ora</w:t>
+        <w:t>④ orapw&lt;DB_NAME&gt;</w:t>
       </w:r>
     </w:p>
     <w:p>
@@ -375,34 +375,34 @@
           <w:rFonts w:ascii="맑은 고딕" w:hAnsi="맑은 고딕" w:eastAsia="맑은 고딕"/>
           <w:sz w:val="21"/>
         </w:rPr>
-        <w:t>① 1521</w:t>
-      </w:r>
-    </w:p>
-    <w:p>
-      <w:r>
-        <w:rPr>
-          <w:rFonts w:ascii="맑은 고딕" w:hAnsi="맑은 고딕" w:eastAsia="맑은 고딕"/>
-          <w:sz w:val="21"/>
-        </w:rPr>
-        <w:t>② 1158</w:t>
-      </w:r>
-    </w:p>
-    <w:p>
-      <w:r>
-        <w:rPr>
-          <w:rFonts w:ascii="맑은 고딕" w:hAnsi="맑은 고딕" w:eastAsia="맑은 고딕"/>
-          <w:sz w:val="21"/>
-        </w:rPr>
-        <w:t>③ 5500</w:t>
-      </w:r>
-    </w:p>
-    <w:p>
-      <w:r>
-        <w:rPr>
-          <w:rFonts w:ascii="맑은 고딕" w:hAnsi="맑은 고딕" w:eastAsia="맑은 고딕"/>
-          <w:sz w:val="21"/>
-        </w:rPr>
-        <w:t>④ 2484</w:t>
+        <w:t>① 2484</w:t>
+      </w:r>
+    </w:p>
+    <w:p>
+      <w:r>
+        <w:rPr>
+          <w:rFonts w:ascii="맑은 고딕" w:hAnsi="맑은 고딕" w:eastAsia="맑은 고딕"/>
+          <w:sz w:val="21"/>
+        </w:rPr>
+        <w:t>② 5500</w:t>
+      </w:r>
+    </w:p>
+    <w:p>
+      <w:r>
+        <w:rPr>
+          <w:rFonts w:ascii="맑은 고딕" w:hAnsi="맑은 고딕" w:eastAsia="맑은 고딕"/>
+          <w:sz w:val="21"/>
+        </w:rPr>
+        <w:t>③ 1521</w:t>
+      </w:r>
+    </w:p>
+    <w:p>
+      <w:r>
+        <w:rPr>
+          <w:rFonts w:ascii="맑은 고딕" w:hAnsi="맑은 고딕" w:eastAsia="맑은 고딕"/>
+          <w:sz w:val="21"/>
+        </w:rPr>
+        <w:t>④ 1158</w:t>
       </w:r>
     </w:p>
     <w:p>
@@ -429,34 +429,34 @@
           <w:rFonts w:ascii="맑은 고딕" w:hAnsi="맑은 고딕" w:eastAsia="맑은 고딕"/>
           <w:sz w:val="21"/>
         </w:rPr>
-        <w:t>① LOG_ARCHIVE_CONFIG</w:t>
-      </w:r>
-    </w:p>
-    <w:p>
-      <w:r>
-        <w:rPr>
-          <w:rFonts w:ascii="맑은 고딕" w:hAnsi="맑은 고딕" w:eastAsia="맑은 고딕"/>
-          <w:sz w:val="21"/>
-        </w:rPr>
-        <w:t>② LOG_ARCHIVE_DEST_1</w:t>
-      </w:r>
-    </w:p>
-    <w:p>
-      <w:r>
-        <w:rPr>
-          <w:rFonts w:ascii="맑은 고딕" w:hAnsi="맑은 고딕" w:eastAsia="맑은 고딕"/>
-          <w:sz w:val="21"/>
-        </w:rPr>
-        <w:t>③ DB_FILE_NAME_CONVERT</w:t>
-      </w:r>
-    </w:p>
-    <w:p>
-      <w:r>
-        <w:rPr>
-          <w:rFonts w:ascii="맑은 고딕" w:hAnsi="맑은 고딕" w:eastAsia="맑은 고딕"/>
-          <w:sz w:val="21"/>
-        </w:rPr>
-        <w:t>④ STANDBY_FILE_MANAGEMENT</w:t>
+        <w:t>① DB_FILE_NAME_CONVERT</w:t>
+      </w:r>
+    </w:p>
+    <w:p>
+      <w:r>
+        <w:rPr>
+          <w:rFonts w:ascii="맑은 고딕" w:hAnsi="맑은 고딕" w:eastAsia="맑은 고딕"/>
+          <w:sz w:val="21"/>
+        </w:rPr>
+        <w:t>② STANDBY_FILE_MANAGEMENT</w:t>
+      </w:r>
+    </w:p>
+    <w:p>
+      <w:r>
+        <w:rPr>
+          <w:rFonts w:ascii="맑은 고딕" w:hAnsi="맑은 고딕" w:eastAsia="맑은 고딕"/>
+          <w:sz w:val="21"/>
+        </w:rPr>
+        <w:t>③ LOG_ARCHIVE_CONFIG</w:t>
+      </w:r>
+    </w:p>
+    <w:p>
+      <w:r>
+        <w:rPr>
+          <w:rFonts w:ascii="맑은 고딕" w:hAnsi="맑은 고딕" w:eastAsia="맑은 고딕"/>
+          <w:sz w:val="21"/>
+        </w:rPr>
+        <w:t>④ LOG_ARCHIVE_DEST_1</w:t>
       </w:r>
     </w:p>
     <w:p>
@@ -492,16 +492,16 @@
           <w:rFonts w:ascii="맑은 고딕" w:hAnsi="맑은 고딕" w:eastAsia="맑은 고딕"/>
           <w:sz w:val="21"/>
         </w:rPr>
-        <w:t>② FAL_CLIENT</w:t>
-      </w:r>
-    </w:p>
-    <w:p>
-      <w:r>
-        <w:rPr>
-          <w:rFonts w:ascii="맑은 고딕" w:hAnsi="맑은 고딕" w:eastAsia="맑은 고딕"/>
-          <w:sz w:val="21"/>
-        </w:rPr>
-        <w:t>③ LOG_ARCHIVE_MAX_PROCESSES</w:t>
+        <w:t>② LOG_ARCHIVE_MAX_PROCESSES</w:t>
+      </w:r>
+    </w:p>
+    <w:p>
+      <w:r>
+        <w:rPr>
+          <w:rFonts w:ascii="맑은 고딕" w:hAnsi="맑은 고딕" w:eastAsia="맑은 고딕"/>
+          <w:sz w:val="21"/>
+        </w:rPr>
+        <w:t>③ FAL_CLIENT</w:t>
       </w:r>
     </w:p>
     <w:p>
@@ -537,6 +537,330 @@
           <w:rFonts w:ascii="맑은 고딕" w:hAnsi="맑은 고딕" w:eastAsia="맑은 고딕"/>
           <w:sz w:val="21"/>
         </w:rPr>
+        <w:t>① ORA-12514</w:t>
+      </w:r>
+    </w:p>
+    <w:p>
+      <w:r>
+        <w:rPr>
+          <w:rFonts w:ascii="맑은 고딕" w:hAnsi="맑은 고딕" w:eastAsia="맑은 고딕"/>
+          <w:sz w:val="21"/>
+        </w:rPr>
+        <w:t>② ORA-01017</w:t>
+      </w:r>
+    </w:p>
+    <w:p>
+      <w:r>
+        <w:rPr>
+          <w:rFonts w:ascii="맑은 고딕" w:hAnsi="맑은 고딕" w:eastAsia="맑은 고딕"/>
+          <w:sz w:val="21"/>
+        </w:rPr>
+        <w:t>③ TNS-12535</w:t>
+      </w:r>
+    </w:p>
+    <w:p>
+      <w:r>
+        <w:rPr>
+          <w:rFonts w:ascii="맑은 고딕" w:hAnsi="맑은 고딕" w:eastAsia="맑은 고딕"/>
+          <w:sz w:val="21"/>
+        </w:rPr>
+        <w:t>④ TNS-03505</w:t>
+      </w:r>
+    </w:p>
+    <w:p>
+      <w:r>
+        <w:rPr>
+          <w:rFonts w:ascii="맑은 고딕" w:hAnsi="맑은 고딕" w:eastAsia="맑은 고딕"/>
+          <w:sz w:val="21"/>
+        </w:rPr>
+        <w:t>하-11 · 객관식</w:t>
+      </w:r>
+    </w:p>
+    <w:p>
+      <w:r>
+        <w:rPr>
+          <w:rFonts w:ascii="맑은 고딕" w:hAnsi="맑은 고딕" w:eastAsia="맑은 고딕"/>
+          <w:sz w:val="21"/>
+        </w:rPr>
+        <w:t>[하-11] 리스너가 요청한 서비스를 모를 때 나는 오류는?</w:t>
+      </w:r>
+    </w:p>
+    <w:p>
+      <w:r>
+        <w:rPr>
+          <w:rFonts w:ascii="맑은 고딕" w:hAnsi="맑은 고딕" w:eastAsia="맑은 고딕"/>
+          <w:sz w:val="21"/>
+        </w:rPr>
+        <w:t>① ORA-12514</w:t>
+      </w:r>
+    </w:p>
+    <w:p>
+      <w:r>
+        <w:rPr>
+          <w:rFonts w:ascii="맑은 고딕" w:hAnsi="맑은 고딕" w:eastAsia="맑은 고딕"/>
+          <w:sz w:val="21"/>
+        </w:rPr>
+        <w:t>② ORA-12528</w:t>
+      </w:r>
+    </w:p>
+    <w:p>
+      <w:r>
+        <w:rPr>
+          <w:rFonts w:ascii="맑은 고딕" w:hAnsi="맑은 고딕" w:eastAsia="맑은 고딕"/>
+          <w:sz w:val="21"/>
+        </w:rPr>
+        <w:t>③ ORA-01034</w:t>
+      </w:r>
+    </w:p>
+    <w:p>
+      <w:r>
+        <w:rPr>
+          <w:rFonts w:ascii="맑은 고딕" w:hAnsi="맑은 고딕" w:eastAsia="맑은 고딕"/>
+          <w:sz w:val="21"/>
+        </w:rPr>
+        <w:t>④ ORA-16191</w:t>
+      </w:r>
+    </w:p>
+    <w:p>
+      <w:r>
+        <w:rPr>
+          <w:rFonts w:ascii="맑은 고딕" w:hAnsi="맑은 고딕" w:eastAsia="맑은 고딕"/>
+          <w:sz w:val="21"/>
+        </w:rPr>
+        <w:t>하-12 · 객관식</w:t>
+      </w:r>
+    </w:p>
+    <w:p>
+      <w:r>
+        <w:rPr>
+          <w:rFonts w:ascii="맑은 고딕" w:hAnsi="맑은 고딕" w:eastAsia="맑은 고딕"/>
+          <w:sz w:val="21"/>
+        </w:rPr>
+        <w:t>[하-12] 인스턴스가 NOMOUNT라 접속을 막고 있을 때 나는 오류는?</w:t>
+      </w:r>
+    </w:p>
+    <w:p>
+      <w:r>
+        <w:rPr>
+          <w:rFonts w:ascii="맑은 고딕" w:hAnsi="맑은 고딕" w:eastAsia="맑은 고딕"/>
+          <w:sz w:val="21"/>
+        </w:rPr>
+        <w:t>① ORA-12528</w:t>
+      </w:r>
+    </w:p>
+    <w:p>
+      <w:r>
+        <w:rPr>
+          <w:rFonts w:ascii="맑은 고딕" w:hAnsi="맑은 고딕" w:eastAsia="맑은 고딕"/>
+          <w:sz w:val="21"/>
+        </w:rPr>
+        <w:t>② TNS-12535</w:t>
+      </w:r>
+    </w:p>
+    <w:p>
+      <w:r>
+        <w:rPr>
+          <w:rFonts w:ascii="맑은 고딕" w:hAnsi="맑은 고딕" w:eastAsia="맑은 고딕"/>
+          <w:sz w:val="21"/>
+        </w:rPr>
+        <w:t>③ ORA-01017</w:t>
+      </w:r>
+    </w:p>
+    <w:p>
+      <w:r>
+        <w:rPr>
+          <w:rFonts w:ascii="맑은 고딕" w:hAnsi="맑은 고딕" w:eastAsia="맑은 고딕"/>
+          <w:sz w:val="21"/>
+        </w:rPr>
+        <w:t>④ ORA-12514</w:t>
+      </w:r>
+    </w:p>
+    <w:p>
+      <w:r>
+        <w:rPr>
+          <w:rFonts w:ascii="맑은 고딕" w:hAnsi="맑은 고딕" w:eastAsia="맑은 고딕"/>
+          <w:sz w:val="21"/>
+        </w:rPr>
+        <w:t>하-13 · 객관식</w:t>
+      </w:r>
+    </w:p>
+    <w:p>
+      <w:r>
+        <w:rPr>
+          <w:rFonts w:ascii="맑은 고딕" w:hAnsi="맑은 고딕" w:eastAsia="맑은 고딕"/>
+          <w:sz w:val="21"/>
+        </w:rPr>
+        <w:t>[하-13] `lsnrctl status`에서 정적 등록으로 광고된 서비스의 status는?</w:t>
+      </w:r>
+    </w:p>
+    <w:p>
+      <w:r>
+        <w:rPr>
+          <w:rFonts w:ascii="맑은 고딕" w:hAnsi="맑은 고딕" w:eastAsia="맑은 고딕"/>
+          <w:sz w:val="21"/>
+        </w:rPr>
+        <w:t>① BLOCKED</w:t>
+      </w:r>
+    </w:p>
+    <w:p>
+      <w:r>
+        <w:rPr>
+          <w:rFonts w:ascii="맑은 고딕" w:hAnsi="맑은 고딕" w:eastAsia="맑은 고딕"/>
+          <w:sz w:val="21"/>
+        </w:rPr>
+        <w:t>② RESTRICTED</w:t>
+      </w:r>
+    </w:p>
+    <w:p>
+      <w:r>
+        <w:rPr>
+          <w:rFonts w:ascii="맑은 고딕" w:hAnsi="맑은 고딕" w:eastAsia="맑은 고딕"/>
+          <w:sz w:val="21"/>
+        </w:rPr>
+        <w:t>③ READY</w:t>
+      </w:r>
+    </w:p>
+    <w:p>
+      <w:r>
+        <w:rPr>
+          <w:rFonts w:ascii="맑은 고딕" w:hAnsi="맑은 고딕" w:eastAsia="맑은 고딕"/>
+          <w:sz w:val="21"/>
+        </w:rPr>
+        <w:t>④ UNKNOWN</w:t>
+      </w:r>
+    </w:p>
+    <w:p>
+      <w:r>
+        <w:rPr>
+          <w:rFonts w:ascii="맑은 고딕" w:hAnsi="맑은 고딕" w:eastAsia="맑은 고딕"/>
+          <w:sz w:val="21"/>
+        </w:rPr>
+        <w:t>하-14 · 객관식</w:t>
+      </w:r>
+    </w:p>
+    <w:p>
+      <w:r>
+        <w:rPr>
+          <w:rFonts w:ascii="맑은 고딕" w:hAnsi="맑은 고딕" w:eastAsia="맑은 고딕"/>
+          <w:sz w:val="21"/>
+        </w:rPr>
+        <w:t>[하-14] 동적 등록이 된 OPEN 상태 인스턴스의 status는?</w:t>
+      </w:r>
+    </w:p>
+    <w:p>
+      <w:r>
+        <w:rPr>
+          <w:rFonts w:ascii="맑은 고딕" w:hAnsi="맑은 고딕" w:eastAsia="맑은 고딕"/>
+          <w:sz w:val="21"/>
+        </w:rPr>
+        <w:t>① READY</w:t>
+      </w:r>
+    </w:p>
+    <w:p>
+      <w:r>
+        <w:rPr>
+          <w:rFonts w:ascii="맑은 고딕" w:hAnsi="맑은 고딕" w:eastAsia="맑은 고딕"/>
+          <w:sz w:val="21"/>
+        </w:rPr>
+        <w:t>② BLOCKED</w:t>
+      </w:r>
+    </w:p>
+    <w:p>
+      <w:r>
+        <w:rPr>
+          <w:rFonts w:ascii="맑은 고딕" w:hAnsi="맑은 고딕" w:eastAsia="맑은 고딕"/>
+          <w:sz w:val="21"/>
+        </w:rPr>
+        <w:t>③ UNKNOWN</w:t>
+      </w:r>
+    </w:p>
+    <w:p>
+      <w:r>
+        <w:rPr>
+          <w:rFonts w:ascii="맑은 고딕" w:hAnsi="맑은 고딕" w:eastAsia="맑은 고딕"/>
+          <w:sz w:val="21"/>
+        </w:rPr>
+        <w:t>④ STARTED</w:t>
+      </w:r>
+    </w:p>
+    <w:p>
+      <w:r>
+        <w:rPr>
+          <w:rFonts w:ascii="맑은 고딕" w:hAnsi="맑은 고딕" w:eastAsia="맑은 고딕"/>
+          <w:sz w:val="21"/>
+        </w:rPr>
+        <w:t>하-15 · 객관식</w:t>
+      </w:r>
+    </w:p>
+    <w:p>
+      <w:r>
+        <w:rPr>
+          <w:rFonts w:ascii="맑은 고딕" w:hAnsi="맑은 고딕" w:eastAsia="맑은 고딕"/>
+          <w:sz w:val="21"/>
+        </w:rPr>
+        <w:t>[하-15] 지정한 `ORACLE_SID`의 인스턴스가 서버에 없을 때 나는 오류는?</w:t>
+      </w:r>
+    </w:p>
+    <w:p>
+      <w:r>
+        <w:rPr>
+          <w:rFonts w:ascii="맑은 고딕" w:hAnsi="맑은 고딕" w:eastAsia="맑은 고딕"/>
+          <w:sz w:val="21"/>
+        </w:rPr>
+        <w:t>① ORA-01034</w:t>
+      </w:r>
+    </w:p>
+    <w:p>
+      <w:r>
+        <w:rPr>
+          <w:rFonts w:ascii="맑은 고딕" w:hAnsi="맑은 고딕" w:eastAsia="맑은 고딕"/>
+          <w:sz w:val="21"/>
+        </w:rPr>
+        <w:t>② ORA-12514</w:t>
+      </w:r>
+    </w:p>
+    <w:p>
+      <w:r>
+        <w:rPr>
+          <w:rFonts w:ascii="맑은 고딕" w:hAnsi="맑은 고딕" w:eastAsia="맑은 고딕"/>
+          <w:sz w:val="21"/>
+        </w:rPr>
+        <w:t>③ TNS-03505</w:t>
+      </w:r>
+    </w:p>
+    <w:p>
+      <w:r>
+        <w:rPr>
+          <w:rFonts w:ascii="맑은 고딕" w:hAnsi="맑은 고딕" w:eastAsia="맑은 고딕"/>
+          <w:sz w:val="21"/>
+        </w:rPr>
+        <w:t>④ ORA-16053</w:t>
+      </w:r>
+    </w:p>
+    <w:p>
+      <w:r>
+        <w:rPr>
+          <w:rFonts w:ascii="맑은 고딕" w:hAnsi="맑은 고딕" w:eastAsia="맑은 고딕"/>
+          <w:sz w:val="21"/>
+        </w:rPr>
+        <w:t>하-16 · 객관식</w:t>
+      </w:r>
+    </w:p>
+    <w:p>
+      <w:r>
+        <w:rPr>
+          <w:rFonts w:ascii="맑은 고딕" w:hAnsi="맑은 고딕" w:eastAsia="맑은 고딕"/>
+          <w:sz w:val="21"/>
+        </w:rPr>
+        <w:t>[하-16] 실습에서 방화벽으로 1521을 DROP했을 때 `tnsping`이 낸 오류는?</w:t>
+      </w:r>
+    </w:p>
+    <w:p>
+      <w:r>
+        <w:rPr>
+          <w:rFonts w:ascii="맑은 고딕" w:hAnsi="맑은 고딕" w:eastAsia="맑은 고딕"/>
+          <w:sz w:val="21"/>
+        </w:rPr>
         <w:t>① TNS-03505</w:t>
       </w:r>
     </w:p>
@@ -546,52 +870,52 @@
           <w:rFonts w:ascii="맑은 고딕" w:hAnsi="맑은 고딕" w:eastAsia="맑은 고딕"/>
           <w:sz w:val="21"/>
         </w:rPr>
-        <w:t>② TNS-12535</w:t>
-      </w:r>
-    </w:p>
-    <w:p>
-      <w:r>
-        <w:rPr>
-          <w:rFonts w:ascii="맑은 고딕" w:hAnsi="맑은 고딕" w:eastAsia="맑은 고딕"/>
-          <w:sz w:val="21"/>
-        </w:rPr>
-        <w:t>③ ORA-12514</w:t>
-      </w:r>
-    </w:p>
-    <w:p>
-      <w:r>
-        <w:rPr>
-          <w:rFonts w:ascii="맑은 고딕" w:hAnsi="맑은 고딕" w:eastAsia="맑은 고딕"/>
-          <w:sz w:val="21"/>
-        </w:rPr>
-        <w:t>④ ORA-01017</w:t>
-      </w:r>
-    </w:p>
-    <w:p>
-      <w:r>
-        <w:rPr>
-          <w:rFonts w:ascii="맑은 고딕" w:hAnsi="맑은 고딕" w:eastAsia="맑은 고딕"/>
-          <w:sz w:val="21"/>
-        </w:rPr>
-        <w:t>하-11 · 객관식</w:t>
-      </w:r>
-    </w:p>
-    <w:p>
-      <w:r>
-        <w:rPr>
-          <w:rFonts w:ascii="맑은 고딕" w:hAnsi="맑은 고딕" w:eastAsia="맑은 고딕"/>
-          <w:sz w:val="21"/>
-        </w:rPr>
-        <w:t>[하-11] 리스너가 요청한 서비스를 모를 때 나는 오류는?</w:t>
-      </w:r>
-    </w:p>
-    <w:p>
-      <w:r>
-        <w:rPr>
-          <w:rFonts w:ascii="맑은 고딕" w:hAnsi="맑은 고딕" w:eastAsia="맑은 고딕"/>
-          <w:sz w:val="21"/>
-        </w:rPr>
-        <w:t>① ORA-12514</w:t>
+        <w:t>② ORA-12541</w:t>
+      </w:r>
+    </w:p>
+    <w:p>
+      <w:r>
+        <w:rPr>
+          <w:rFonts w:ascii="맑은 고딕" w:hAnsi="맑은 고딕" w:eastAsia="맑은 고딕"/>
+          <w:sz w:val="21"/>
+        </w:rPr>
+        <w:t>③ TNS-12535</w:t>
+      </w:r>
+    </w:p>
+    <w:p>
+      <w:r>
+        <w:rPr>
+          <w:rFonts w:ascii="맑은 고딕" w:hAnsi="맑은 고딕" w:eastAsia="맑은 고딕"/>
+          <w:sz w:val="21"/>
+        </w:rPr>
+        <w:t>④ ORA-12514</w:t>
+      </w:r>
+    </w:p>
+    <w:p>
+      <w:r>
+        <w:rPr>
+          <w:rFonts w:ascii="맑은 고딕" w:hAnsi="맑은 고딕" w:eastAsia="맑은 고딕"/>
+          <w:sz w:val="21"/>
+        </w:rPr>
+        <w:t>하-17 · 객관식</w:t>
+      </w:r>
+    </w:p>
+    <w:p>
+      <w:r>
+        <w:rPr>
+          <w:rFonts w:ascii="맑은 고딕" w:hAnsi="맑은 고딕" w:eastAsia="맑은 고딕"/>
+          <w:sz w:val="21"/>
+        </w:rPr>
+        <w:t>[하-17] Data Guard에서 패스워드 문제를 가리키는 대표 오류는?</w:t>
+      </w:r>
+    </w:p>
+    <w:p>
+      <w:r>
+        <w:rPr>
+          <w:rFonts w:ascii="맑은 고딕" w:hAnsi="맑은 고딕" w:eastAsia="맑은 고딕"/>
+          <w:sz w:val="21"/>
+        </w:rPr>
+        <w:t>① ORA-16053</w:t>
       </w:r>
     </w:p>
     <w:p>
@@ -609,7 +933,7 @@
           <w:rFonts w:ascii="맑은 고딕" w:hAnsi="맑은 고딕" w:eastAsia="맑은 고딕"/>
           <w:sz w:val="21"/>
         </w:rPr>
-        <w:t>③ ORA-01034</w:t>
+        <w:t>③ ORA-03113</w:t>
       </w:r>
     </w:p>
     <w:p>
@@ -627,330 +951,6 @@
           <w:rFonts w:ascii="맑은 고딕" w:hAnsi="맑은 고딕" w:eastAsia="맑은 고딕"/>
           <w:sz w:val="21"/>
         </w:rPr>
-        <w:t>하-12 · 객관식</w:t>
-      </w:r>
-    </w:p>
-    <w:p>
-      <w:r>
-        <w:rPr>
-          <w:rFonts w:ascii="맑은 고딕" w:hAnsi="맑은 고딕" w:eastAsia="맑은 고딕"/>
-          <w:sz w:val="21"/>
-        </w:rPr>
-        <w:t>[하-12] 인스턴스가 NOMOUNT라 접속을 막고 있을 때 나는 오류는?</w:t>
-      </w:r>
-    </w:p>
-    <w:p>
-      <w:r>
-        <w:rPr>
-          <w:rFonts w:ascii="맑은 고딕" w:hAnsi="맑은 고딕" w:eastAsia="맑은 고딕"/>
-          <w:sz w:val="21"/>
-        </w:rPr>
-        <w:t>① ORA-12528</w:t>
-      </w:r>
-    </w:p>
-    <w:p>
-      <w:r>
-        <w:rPr>
-          <w:rFonts w:ascii="맑은 고딕" w:hAnsi="맑은 고딕" w:eastAsia="맑은 고딕"/>
-          <w:sz w:val="21"/>
-        </w:rPr>
-        <w:t>② ORA-12514</w:t>
-      </w:r>
-    </w:p>
-    <w:p>
-      <w:r>
-        <w:rPr>
-          <w:rFonts w:ascii="맑은 고딕" w:hAnsi="맑은 고딕" w:eastAsia="맑은 고딕"/>
-          <w:sz w:val="21"/>
-        </w:rPr>
-        <w:t>③ ORA-01017</w:t>
-      </w:r>
-    </w:p>
-    <w:p>
-      <w:r>
-        <w:rPr>
-          <w:rFonts w:ascii="맑은 고딕" w:hAnsi="맑은 고딕" w:eastAsia="맑은 고딕"/>
-          <w:sz w:val="21"/>
-        </w:rPr>
-        <w:t>④ TNS-12535</w:t>
-      </w:r>
-    </w:p>
-    <w:p>
-      <w:r>
-        <w:rPr>
-          <w:rFonts w:ascii="맑은 고딕" w:hAnsi="맑은 고딕" w:eastAsia="맑은 고딕"/>
-          <w:sz w:val="21"/>
-        </w:rPr>
-        <w:t>하-13 · 객관식</w:t>
-      </w:r>
-    </w:p>
-    <w:p>
-      <w:r>
-        <w:rPr>
-          <w:rFonts w:ascii="맑은 고딕" w:hAnsi="맑은 고딕" w:eastAsia="맑은 고딕"/>
-          <w:sz w:val="21"/>
-        </w:rPr>
-        <w:t>[하-13] `lsnrctl status`에서 정적 등록으로 광고된 서비스의 status는?</w:t>
-      </w:r>
-    </w:p>
-    <w:p>
-      <w:r>
-        <w:rPr>
-          <w:rFonts w:ascii="맑은 고딕" w:hAnsi="맑은 고딕" w:eastAsia="맑은 고딕"/>
-          <w:sz w:val="21"/>
-        </w:rPr>
-        <w:t>① UNKNOWN</w:t>
-      </w:r>
-    </w:p>
-    <w:p>
-      <w:r>
-        <w:rPr>
-          <w:rFonts w:ascii="맑은 고딕" w:hAnsi="맑은 고딕" w:eastAsia="맑은 고딕"/>
-          <w:sz w:val="21"/>
-        </w:rPr>
-        <w:t>② READY</w:t>
-      </w:r>
-    </w:p>
-    <w:p>
-      <w:r>
-        <w:rPr>
-          <w:rFonts w:ascii="맑은 고딕" w:hAnsi="맑은 고딕" w:eastAsia="맑은 고딕"/>
-          <w:sz w:val="21"/>
-        </w:rPr>
-        <w:t>③ BLOCKED</w:t>
-      </w:r>
-    </w:p>
-    <w:p>
-      <w:r>
-        <w:rPr>
-          <w:rFonts w:ascii="맑은 고딕" w:hAnsi="맑은 고딕" w:eastAsia="맑은 고딕"/>
-          <w:sz w:val="21"/>
-        </w:rPr>
-        <w:t>④ RESTRICTED</w:t>
-      </w:r>
-    </w:p>
-    <w:p>
-      <w:r>
-        <w:rPr>
-          <w:rFonts w:ascii="맑은 고딕" w:hAnsi="맑은 고딕" w:eastAsia="맑은 고딕"/>
-          <w:sz w:val="21"/>
-        </w:rPr>
-        <w:t>하-14 · 객관식</w:t>
-      </w:r>
-    </w:p>
-    <w:p>
-      <w:r>
-        <w:rPr>
-          <w:rFonts w:ascii="맑은 고딕" w:hAnsi="맑은 고딕" w:eastAsia="맑은 고딕"/>
-          <w:sz w:val="21"/>
-        </w:rPr>
-        <w:t>[하-14] 동적 등록이 된 OPEN 상태 인스턴스의 status는?</w:t>
-      </w:r>
-    </w:p>
-    <w:p>
-      <w:r>
-        <w:rPr>
-          <w:rFonts w:ascii="맑은 고딕" w:hAnsi="맑은 고딕" w:eastAsia="맑은 고딕"/>
-          <w:sz w:val="21"/>
-        </w:rPr>
-        <w:t>① READY</w:t>
-      </w:r>
-    </w:p>
-    <w:p>
-      <w:r>
-        <w:rPr>
-          <w:rFonts w:ascii="맑은 고딕" w:hAnsi="맑은 고딕" w:eastAsia="맑은 고딕"/>
-          <w:sz w:val="21"/>
-        </w:rPr>
-        <w:t>② UNKNOWN</w:t>
-      </w:r>
-    </w:p>
-    <w:p>
-      <w:r>
-        <w:rPr>
-          <w:rFonts w:ascii="맑은 고딕" w:hAnsi="맑은 고딕" w:eastAsia="맑은 고딕"/>
-          <w:sz w:val="21"/>
-        </w:rPr>
-        <w:t>③ BLOCKED</w:t>
-      </w:r>
-    </w:p>
-    <w:p>
-      <w:r>
-        <w:rPr>
-          <w:rFonts w:ascii="맑은 고딕" w:hAnsi="맑은 고딕" w:eastAsia="맑은 고딕"/>
-          <w:sz w:val="21"/>
-        </w:rPr>
-        <w:t>④ STARTED</w:t>
-      </w:r>
-    </w:p>
-    <w:p>
-      <w:r>
-        <w:rPr>
-          <w:rFonts w:ascii="맑은 고딕" w:hAnsi="맑은 고딕" w:eastAsia="맑은 고딕"/>
-          <w:sz w:val="21"/>
-        </w:rPr>
-        <w:t>하-15 · 객관식</w:t>
-      </w:r>
-    </w:p>
-    <w:p>
-      <w:r>
-        <w:rPr>
-          <w:rFonts w:ascii="맑은 고딕" w:hAnsi="맑은 고딕" w:eastAsia="맑은 고딕"/>
-          <w:sz w:val="21"/>
-        </w:rPr>
-        <w:t>[하-15] 지정한 `ORACLE_SID`의 인스턴스가 서버에 없을 때 나는 오류는?</w:t>
-      </w:r>
-    </w:p>
-    <w:p>
-      <w:r>
-        <w:rPr>
-          <w:rFonts w:ascii="맑은 고딕" w:hAnsi="맑은 고딕" w:eastAsia="맑은 고딕"/>
-          <w:sz w:val="21"/>
-        </w:rPr>
-        <w:t>① ORA-01034</w:t>
-      </w:r>
-    </w:p>
-    <w:p>
-      <w:r>
-        <w:rPr>
-          <w:rFonts w:ascii="맑은 고딕" w:hAnsi="맑은 고딕" w:eastAsia="맑은 고딕"/>
-          <w:sz w:val="21"/>
-        </w:rPr>
-        <w:t>② ORA-12514</w:t>
-      </w:r>
-    </w:p>
-    <w:p>
-      <w:r>
-        <w:rPr>
-          <w:rFonts w:ascii="맑은 고딕" w:hAnsi="맑은 고딕" w:eastAsia="맑은 고딕"/>
-          <w:sz w:val="21"/>
-        </w:rPr>
-        <w:t>③ ORA-16053</w:t>
-      </w:r>
-    </w:p>
-    <w:p>
-      <w:r>
-        <w:rPr>
-          <w:rFonts w:ascii="맑은 고딕" w:hAnsi="맑은 고딕" w:eastAsia="맑은 고딕"/>
-          <w:sz w:val="21"/>
-        </w:rPr>
-        <w:t>④ TNS-03505</w:t>
-      </w:r>
-    </w:p>
-    <w:p>
-      <w:r>
-        <w:rPr>
-          <w:rFonts w:ascii="맑은 고딕" w:hAnsi="맑은 고딕" w:eastAsia="맑은 고딕"/>
-          <w:sz w:val="21"/>
-        </w:rPr>
-        <w:t>하-16 · 객관식</w:t>
-      </w:r>
-    </w:p>
-    <w:p>
-      <w:r>
-        <w:rPr>
-          <w:rFonts w:ascii="맑은 고딕" w:hAnsi="맑은 고딕" w:eastAsia="맑은 고딕"/>
-          <w:sz w:val="21"/>
-        </w:rPr>
-        <w:t>[하-16] 실습에서 방화벽으로 1521을 DROP했을 때 `tnsping`이 낸 오류는?</w:t>
-      </w:r>
-    </w:p>
-    <w:p>
-      <w:r>
-        <w:rPr>
-          <w:rFonts w:ascii="맑은 고딕" w:hAnsi="맑은 고딕" w:eastAsia="맑은 고딕"/>
-          <w:sz w:val="21"/>
-        </w:rPr>
-        <w:t>① TNS-12535</w:t>
-      </w:r>
-    </w:p>
-    <w:p>
-      <w:r>
-        <w:rPr>
-          <w:rFonts w:ascii="맑은 고딕" w:hAnsi="맑은 고딕" w:eastAsia="맑은 고딕"/>
-          <w:sz w:val="21"/>
-        </w:rPr>
-        <w:t>② ORA-12541</w:t>
-      </w:r>
-    </w:p>
-    <w:p>
-      <w:r>
-        <w:rPr>
-          <w:rFonts w:ascii="맑은 고딕" w:hAnsi="맑은 고딕" w:eastAsia="맑은 고딕"/>
-          <w:sz w:val="21"/>
-        </w:rPr>
-        <w:t>③ ORA-12514</w:t>
-      </w:r>
-    </w:p>
-    <w:p>
-      <w:r>
-        <w:rPr>
-          <w:rFonts w:ascii="맑은 고딕" w:hAnsi="맑은 고딕" w:eastAsia="맑은 고딕"/>
-          <w:sz w:val="21"/>
-        </w:rPr>
-        <w:t>④ TNS-03505</w:t>
-      </w:r>
-    </w:p>
-    <w:p>
-      <w:r>
-        <w:rPr>
-          <w:rFonts w:ascii="맑은 고딕" w:hAnsi="맑은 고딕" w:eastAsia="맑은 고딕"/>
-          <w:sz w:val="21"/>
-        </w:rPr>
-        <w:t>하-17 · 객관식</w:t>
-      </w:r>
-    </w:p>
-    <w:p>
-      <w:r>
-        <w:rPr>
-          <w:rFonts w:ascii="맑은 고딕" w:hAnsi="맑은 고딕" w:eastAsia="맑은 고딕"/>
-          <w:sz w:val="21"/>
-        </w:rPr>
-        <w:t>[하-17] Data Guard에서 패스워드 문제를 가리키는 대표 오류는?</w:t>
-      </w:r>
-    </w:p>
-    <w:p>
-      <w:r>
-        <w:rPr>
-          <w:rFonts w:ascii="맑은 고딕" w:hAnsi="맑은 고딕" w:eastAsia="맑은 고딕"/>
-          <w:sz w:val="21"/>
-        </w:rPr>
-        <w:t>① ORA-16191</w:t>
-      </w:r>
-    </w:p>
-    <w:p>
-      <w:r>
-        <w:rPr>
-          <w:rFonts w:ascii="맑은 고딕" w:hAnsi="맑은 고딕" w:eastAsia="맑은 고딕"/>
-          <w:sz w:val="21"/>
-        </w:rPr>
-        <w:t>② ORA-16053</w:t>
-      </w:r>
-    </w:p>
-    <w:p>
-      <w:r>
-        <w:rPr>
-          <w:rFonts w:ascii="맑은 고딕" w:hAnsi="맑은 고딕" w:eastAsia="맑은 고딕"/>
-          <w:sz w:val="21"/>
-        </w:rPr>
-        <w:t>③ ORA-12528</w:t>
-      </w:r>
-    </w:p>
-    <w:p>
-      <w:r>
-        <w:rPr>
-          <w:rFonts w:ascii="맑은 고딕" w:hAnsi="맑은 고딕" w:eastAsia="맑은 고딕"/>
-          <w:sz w:val="21"/>
-        </w:rPr>
-        <w:t>④ ORA-03113</w:t>
-      </w:r>
-    </w:p>
-    <w:p>
-      <w:r>
-        <w:rPr>
-          <w:rFonts w:ascii="맑은 고딕" w:hAnsi="맑은 고딕" w:eastAsia="맑은 고딕"/>
-          <w:sz w:val="21"/>
-        </w:rPr>
         <w:t>하-18 · 객관식</w:t>
       </w:r>
     </w:p>
@@ -969,7 +969,7 @@
           <w:rFonts w:ascii="맑은 고딕" w:hAnsi="맑은 고딕" w:eastAsia="맑은 고딕"/>
           <w:sz w:val="21"/>
         </w:rPr>
-        <w:t>① ORA-16053</w:t>
+        <w:t>① ORA-01017</w:t>
       </w:r>
     </w:p>
     <w:p>
@@ -996,7 +996,7 @@
           <w:rFonts w:ascii="맑은 고딕" w:hAnsi="맑은 고딕" w:eastAsia="맑은 고딕"/>
           <w:sz w:val="21"/>
         </w:rPr>
-        <w:t>④ ORA-01017</w:t>
+        <w:t>④ ORA-16053</w:t>
       </w:r>
     </w:p>
     <w:p>
@@ -1023,7 +1023,7 @@
           <w:rFonts w:ascii="맑은 고딕" w:hAnsi="맑은 고딕" w:eastAsia="맑은 고딕"/>
           <w:sz w:val="21"/>
         </w:rPr>
-        <w:t>① &lt;db_unique_name&gt;_DGMGRL</w:t>
+        <w:t>① &lt;sid&gt;_DG</w:t>
       </w:r>
     </w:p>
     <w:p>
@@ -1050,7 +1050,7 @@
           <w:rFonts w:ascii="맑은 고딕" w:hAnsi="맑은 고딕" w:eastAsia="맑은 고딕"/>
           <w:sz w:val="21"/>
         </w:rPr>
-        <w:t>④ &lt;sid&gt;_DG</w:t>
+        <w:t>④ &lt;db_unique_name&gt;_DGMGRL</w:t>
       </w:r>
     </w:p>
     <w:p>
@@ -1077,25 +1077,25 @@
           <w:rFonts w:ascii="맑은 고딕" w:hAnsi="맑은 고딕" w:eastAsia="맑은 고딕"/>
           <w:sz w:val="21"/>
         </w:rPr>
-        <w:t>① 역할 전환 이후 반대 방향 전송에 필요하기 때문</w:t>
-      </w:r>
-    </w:p>
-    <w:p>
-      <w:r>
-        <w:rPr>
-          <w:rFonts w:ascii="맑은 고딕" w:hAnsi="맑은 고딕" w:eastAsia="맑은 고딕"/>
-          <w:sz w:val="21"/>
-        </w:rPr>
-        <w:t>② 파일 크기를 맞추기 위해</w:t>
-      </w:r>
-    </w:p>
-    <w:p>
-      <w:r>
-        <w:rPr>
-          <w:rFonts w:ascii="맑은 고딕" w:hAnsi="맑은 고딕" w:eastAsia="맑은 고딕"/>
-          <w:sz w:val="21"/>
-        </w:rPr>
-        <w:t>③ 리스너가 요구하기 때문</w:t>
+        <w:t>① 리스너가 요구하기 때문</w:t>
+      </w:r>
+    </w:p>
+    <w:p>
+      <w:r>
+        <w:rPr>
+          <w:rFonts w:ascii="맑은 고딕" w:hAnsi="맑은 고딕" w:eastAsia="맑은 고딕"/>
+          <w:sz w:val="21"/>
+        </w:rPr>
+        <w:t>② 역할 전환 이후 반대 방향 전송에 필요하기 때문</w:t>
+      </w:r>
+    </w:p>
+    <w:p>
+      <w:r>
+        <w:rPr>
+          <w:rFonts w:ascii="맑은 고딕" w:hAnsi="맑은 고딕" w:eastAsia="맑은 고딕"/>
+          <w:sz w:val="21"/>
+        </w:rPr>
+        <w:t>③ 파일 크기를 맞추기 위해</w:t>
       </w:r>
     </w:p>
     <w:p>
@@ -1139,34 +1139,34 @@
           <w:rFonts w:ascii="맑은 고딕" w:hAnsi="맑은 고딕" w:eastAsia="맑은 고딕"/>
           <w:sz w:val="21"/>
         </w:rPr>
-        <w:t>① NOMOUNT 상태의 인스턴스에 원격 접속해야 하기 때문</w:t>
-      </w:r>
-    </w:p>
-    <w:p>
-      <w:r>
-        <w:rPr>
-          <w:rFonts w:ascii="맑은 고딕" w:hAnsi="맑은 고딕" w:eastAsia="맑은 고딕"/>
-          <w:sz w:val="21"/>
-        </w:rPr>
-        <w:t>② 리스너 성능을 높이기 위해</w:t>
-      </w:r>
-    </w:p>
-    <w:p>
-      <w:r>
-        <w:rPr>
-          <w:rFonts w:ascii="맑은 고딕" w:hAnsi="맑은 고딕" w:eastAsia="맑은 고딕"/>
-          <w:sz w:val="21"/>
-        </w:rPr>
-        <w:t>③ 동적 등록이 19c에서 폐기됐기 때문</w:t>
-      </w:r>
-    </w:p>
-    <w:p>
-      <w:r>
-        <w:rPr>
-          <w:rFonts w:ascii="맑은 고딕" w:hAnsi="맑은 고딕" w:eastAsia="맑은 고딕"/>
-          <w:sz w:val="21"/>
-        </w:rPr>
-        <w:t>④ 포트를 줄이기 위해</w:t>
+        <w:t>① 리스너 성능을 높이기 위해</w:t>
+      </w:r>
+    </w:p>
+    <w:p>
+      <w:r>
+        <w:rPr>
+          <w:rFonts w:ascii="맑은 고딕" w:hAnsi="맑은 고딕" w:eastAsia="맑은 고딕"/>
+          <w:sz w:val="21"/>
+        </w:rPr>
+        <w:t>② 포트를 줄이기 위해</w:t>
+      </w:r>
+    </w:p>
+    <w:p>
+      <w:r>
+        <w:rPr>
+          <w:rFonts w:ascii="맑은 고딕" w:hAnsi="맑은 고딕" w:eastAsia="맑은 고딕"/>
+          <w:sz w:val="21"/>
+        </w:rPr>
+        <w:t>③ NOMOUNT 상태의 인스턴스에 원격 접속해야 하기 때문</w:t>
+      </w:r>
+    </w:p>
+    <w:p>
+      <w:r>
+        <w:rPr>
+          <w:rFonts w:ascii="맑은 고딕" w:hAnsi="맑은 고딕" w:eastAsia="맑은 고딕"/>
+          <w:sz w:val="21"/>
+        </w:rPr>
+        <w:t>④ 동적 등록이 19c에서 폐기됐기 때문</w:t>
       </w:r>
     </w:p>
     <w:p>
@@ -1193,34 +1193,34 @@
           <w:rFonts w:ascii="맑은 고딕" w:hAnsi="맑은 고딕" w:eastAsia="맑은 고딕"/>
           <w:sz w:val="21"/>
         </w:rPr>
-        <w:t>① tnsnames.ora의 별칭 오타</w:t>
-      </w:r>
-    </w:p>
-    <w:p>
-      <w:r>
-        <w:rPr>
-          <w:rFonts w:ascii="맑은 고딕" w:hAnsi="맑은 고딕" w:eastAsia="맑은 고딕"/>
-          <w:sz w:val="21"/>
-        </w:rPr>
-        <w:t>② 리스너의 서비스 등록 여부</w:t>
-      </w:r>
-    </w:p>
-    <w:p>
-      <w:r>
-        <w:rPr>
-          <w:rFonts w:ascii="맑은 고딕" w:hAnsi="맑은 고딕" w:eastAsia="맑은 고딕"/>
-          <w:sz w:val="21"/>
-        </w:rPr>
-        <w:t>③ 인스턴스 상태(NOMOUNT 여부)</w:t>
-      </w:r>
-    </w:p>
-    <w:p>
-      <w:r>
-        <w:rPr>
-          <w:rFonts w:ascii="맑은 고딕" w:hAnsi="맑은 고딕" w:eastAsia="맑은 고딕"/>
-          <w:sz w:val="21"/>
-        </w:rPr>
-        <w:t>④ 패스워드 파일 일치 여부</w:t>
+        <w:t>① 리스너의 서비스 등록 여부</w:t>
+      </w:r>
+    </w:p>
+    <w:p>
+      <w:r>
+        <w:rPr>
+          <w:rFonts w:ascii="맑은 고딕" w:hAnsi="맑은 고딕" w:eastAsia="맑은 고딕"/>
+          <w:sz w:val="21"/>
+        </w:rPr>
+        <w:t>② tnsnames.ora의 별칭 오타</w:t>
+      </w:r>
+    </w:p>
+    <w:p>
+      <w:r>
+        <w:rPr>
+          <w:rFonts w:ascii="맑은 고딕" w:hAnsi="맑은 고딕" w:eastAsia="맑은 고딕"/>
+          <w:sz w:val="21"/>
+        </w:rPr>
+        <w:t>③ 패스워드 파일 일치 여부</w:t>
+      </w:r>
+    </w:p>
+    <w:p>
+      <w:r>
+        <w:rPr>
+          <w:rFonts w:ascii="맑은 고딕" w:hAnsi="맑은 고딕" w:eastAsia="맑은 고딕"/>
+          <w:sz w:val="21"/>
+        </w:rPr>
+        <w:t>④ 인스턴스 상태(NOMOUNT 여부)</w:t>
       </w:r>
     </w:p>
     <w:p>
@@ -1256,25 +1256,25 @@
           <w:rFonts w:ascii="맑은 고딕" w:hAnsi="맑은 고딕" w:eastAsia="맑은 고딕"/>
           <w:sz w:val="21"/>
         </w:rPr>
-        <w:t>② 인스턴스가 응답하지 않는다</w:t>
-      </w:r>
-    </w:p>
-    <w:p>
-      <w:r>
-        <w:rPr>
-          <w:rFonts w:ascii="맑은 고딕" w:hAnsi="맑은 고딕" w:eastAsia="맑은 고딕"/>
-          <w:sz w:val="21"/>
-        </w:rPr>
-        <w:t>③ 리스너 설정에 오류가 있다</w:t>
-      </w:r>
-    </w:p>
-    <w:p>
-      <w:r>
-        <w:rPr>
-          <w:rFonts w:ascii="맑은 고딕" w:hAnsi="맑은 고딕" w:eastAsia="맑은 고딕"/>
-          <w:sz w:val="21"/>
-        </w:rPr>
-        <w:t>④ 서비스가 중지됐다</w:t>
+        <w:t>② 서비스가 중지됐다</w:t>
+      </w:r>
+    </w:p>
+    <w:p>
+      <w:r>
+        <w:rPr>
+          <w:rFonts w:ascii="맑은 고딕" w:hAnsi="맑은 고딕" w:eastAsia="맑은 고딕"/>
+          <w:sz w:val="21"/>
+        </w:rPr>
+        <w:t>③ 인스턴스가 응답하지 않는다</w:t>
+      </w:r>
+    </w:p>
+    <w:p>
+      <w:r>
+        <w:rPr>
+          <w:rFonts w:ascii="맑은 고딕" w:hAnsi="맑은 고딕" w:eastAsia="맑은 고딕"/>
+          <w:sz w:val="21"/>
+        </w:rPr>
+        <w:t>④ 리스너 설정에 오류가 있다</w:t>
       </w:r>
     </w:p>
     <w:p>
@@ -1301,34 +1301,34 @@
           <w:rFonts w:ascii="맑은 고딕" w:hAnsi="맑은 고딕" w:eastAsia="맑은 고딕"/>
           <w:sz w:val="21"/>
         </w:rPr>
-        <w:t>① 같은 인스턴스가 정적(UNKNOWN)과 동적(READY) 두 경로로 등록됐기 때문</w:t>
-      </w:r>
-    </w:p>
-    <w:p>
-      <w:r>
-        <w:rPr>
-          <w:rFonts w:ascii="맑은 고딕" w:hAnsi="맑은 고딕" w:eastAsia="맑은 고딕"/>
-          <w:sz w:val="21"/>
-        </w:rPr>
-        <w:t>② 인스턴스가 실제로 두 개이기 때문</w:t>
-      </w:r>
-    </w:p>
-    <w:p>
-      <w:r>
-        <w:rPr>
-          <w:rFonts w:ascii="맑은 고딕" w:hAnsi="맑은 고딕" w:eastAsia="맑은 고딕"/>
-          <w:sz w:val="21"/>
-        </w:rPr>
-        <w:t>③ RAC 구성이기 때문</w:t>
-      </w:r>
-    </w:p>
-    <w:p>
-      <w:r>
-        <w:rPr>
-          <w:rFonts w:ascii="맑은 고딕" w:hAnsi="맑은 고딕" w:eastAsia="맑은 고딕"/>
-          <w:sz w:val="21"/>
-        </w:rPr>
-        <w:t>④ 설정 오류이기 때문</w:t>
+        <w:t>① 설정 오류이기 때문</w:t>
+      </w:r>
+    </w:p>
+    <w:p>
+      <w:r>
+        <w:rPr>
+          <w:rFonts w:ascii="맑은 고딕" w:hAnsi="맑은 고딕" w:eastAsia="맑은 고딕"/>
+          <w:sz w:val="21"/>
+        </w:rPr>
+        <w:t>② 같은 인스턴스가 정적(UNKNOWN)과 동적(READY) 두 경로로 등록됐기 때문</w:t>
+      </w:r>
+    </w:p>
+    <w:p>
+      <w:r>
+        <w:rPr>
+          <w:rFonts w:ascii="맑은 고딕" w:hAnsi="맑은 고딕" w:eastAsia="맑은 고딕"/>
+          <w:sz w:val="21"/>
+        </w:rPr>
+        <w:t>③ 인스턴스가 실제로 두 개이기 때문</w:t>
+      </w:r>
+    </w:p>
+    <w:p>
+      <w:r>
+        <w:rPr>
+          <w:rFonts w:ascii="맑은 고딕" w:hAnsi="맑은 고딕" w:eastAsia="맑은 고딕"/>
+          <w:sz w:val="21"/>
+        </w:rPr>
+        <w:t>④ RAC 구성이기 때문</w:t>
       </w:r>
     </w:p>
     <w:p>
@@ -1355,34 +1355,34 @@
           <w:rFonts w:ascii="맑은 고딕" w:hAnsi="맑은 고딕" w:eastAsia="맑은 고딕"/>
           <w:sz w:val="21"/>
         </w:rPr>
-        <w:t>① 두 노드의 `DB_NAME`이 같아 구별되지 않기 때문</w:t>
-      </w:r>
-    </w:p>
-    <w:p>
-      <w:r>
-        <w:rPr>
-          <w:rFonts w:ascii="맑은 고딕" w:hAnsi="맑은 고딕" w:eastAsia="맑은 고딕"/>
-          <w:sz w:val="21"/>
-        </w:rPr>
-        <w:t>② `DB_NAME`은 리스너가 인식하지 못하기 때문</w:t>
-      </w:r>
-    </w:p>
-    <w:p>
-      <w:r>
-        <w:rPr>
-          <w:rFonts w:ascii="맑은 고딕" w:hAnsi="맑은 고딕" w:eastAsia="맑은 고딕"/>
-          <w:sz w:val="21"/>
-        </w:rPr>
-        <w:t>③ 문법상 `DB_NAME`을 쓸 수 없기 때문</w:t>
-      </w:r>
-    </w:p>
-    <w:p>
-      <w:r>
-        <w:rPr>
-          <w:rFonts w:ascii="맑은 고딕" w:hAnsi="맑은 고딕" w:eastAsia="맑은 고딕"/>
-          <w:sz w:val="21"/>
-        </w:rPr>
-        <w:t>④ 대소문자 문제가 있기 때문</w:t>
+        <w:t>① `DB_NAME`은 리스너가 인식하지 못하기 때문</w:t>
+      </w:r>
+    </w:p>
+    <w:p>
+      <w:r>
+        <w:rPr>
+          <w:rFonts w:ascii="맑은 고딕" w:hAnsi="맑은 고딕" w:eastAsia="맑은 고딕"/>
+          <w:sz w:val="21"/>
+        </w:rPr>
+        <w:t>② 두 노드의 `DB_NAME`이 같아 구별되지 않기 때문</w:t>
+      </w:r>
+    </w:p>
+    <w:p>
+      <w:r>
+        <w:rPr>
+          <w:rFonts w:ascii="맑은 고딕" w:hAnsi="맑은 고딕" w:eastAsia="맑은 고딕"/>
+          <w:sz w:val="21"/>
+        </w:rPr>
+        <w:t>③ 대소문자 문제가 있기 때문</w:t>
+      </w:r>
+    </w:p>
+    <w:p>
+      <w:r>
+        <w:rPr>
+          <w:rFonts w:ascii="맑은 고딕" w:hAnsi="맑은 고딕" w:eastAsia="맑은 고딕"/>
+          <w:sz w:val="21"/>
+        </w:rPr>
+        <w:t>④ 문법상 `DB_NAME`을 쓸 수 없기 때문</w:t>
       </w:r>
     </w:p>
     <w:p>
@@ -1409,7 +1409,7 @@
           <w:rFonts w:ascii="맑은 고딕" w:hAnsi="맑은 고딕" w:eastAsia="맑은 고딕"/>
           <w:sz w:val="21"/>
         </w:rPr>
-        <w:t>① 인스턴스가 죽어 있어도 리스너가 서비스를 광고한다</w:t>
+        <w:t>① 동적 등록을 막는다</w:t>
       </w:r>
     </w:p>
     <w:p>
@@ -1427,16 +1427,16 @@
           <w:rFonts w:ascii="맑은 고딕" w:hAnsi="맑은 고딕" w:eastAsia="맑은 고딕"/>
           <w:sz w:val="21"/>
         </w:rPr>
-        <w:t>③ 리스너 재기동이 불가능해진다</w:t>
-      </w:r>
-    </w:p>
-    <w:p>
-      <w:r>
-        <w:rPr>
-          <w:rFonts w:ascii="맑은 고딕" w:hAnsi="맑은 고딕" w:eastAsia="맑은 고딕"/>
-          <w:sz w:val="21"/>
-        </w:rPr>
-        <w:t>④ 동적 등록을 막는다</w:t>
+        <w:t>③ 인스턴스가 죽어 있어도 리스너가 서비스를 광고한다</w:t>
+      </w:r>
+    </w:p>
+    <w:p>
+      <w:r>
+        <w:rPr>
+          <w:rFonts w:ascii="맑은 고딕" w:hAnsi="맑은 고딕" w:eastAsia="맑은 고딕"/>
+          <w:sz w:val="21"/>
+        </w:rPr>
+        <w:t>④ 리스너 재기동이 불가능해진다</w:t>
       </w:r>
     </w:p>
     <w:p>
@@ -1463,34 +1463,34 @@
           <w:rFonts w:ascii="맑은 고딕" w:hAnsi="맑은 고딕" w:eastAsia="맑은 고딕"/>
           <w:sz w:val="21"/>
         </w:rPr>
-        <w:t>① The listener supports no services</w:t>
-      </w:r>
-    </w:p>
-    <w:p>
-      <w:r>
-        <w:rPr>
-          <w:rFonts w:ascii="맑은 고딕" w:hAnsi="맑은 고딕" w:eastAsia="맑은 고딕"/>
-          <w:sz w:val="21"/>
-        </w:rPr>
-        <w:t>② Listener failed to start</w:t>
-      </w:r>
-    </w:p>
-    <w:p>
-      <w:r>
-        <w:rPr>
-          <w:rFonts w:ascii="맑은 고딕" w:hAnsi="맑은 고딕" w:eastAsia="맑은 고딕"/>
-          <w:sz w:val="21"/>
-        </w:rPr>
-        <w:t>③ TNS-12560</w:t>
-      </w:r>
-    </w:p>
-    <w:p>
-      <w:r>
-        <w:rPr>
-          <w:rFonts w:ascii="맑은 고딕" w:hAnsi="맑은 고딕" w:eastAsia="맑은 고딕"/>
-          <w:sz w:val="21"/>
-        </w:rPr>
-        <w:t>④ Service registration pending</w:t>
+        <w:t>① Listener failed to start</w:t>
+      </w:r>
+    </w:p>
+    <w:p>
+      <w:r>
+        <w:rPr>
+          <w:rFonts w:ascii="맑은 고딕" w:hAnsi="맑은 고딕" w:eastAsia="맑은 고딕"/>
+          <w:sz w:val="21"/>
+        </w:rPr>
+        <w:t>② TNS-12560</w:t>
+      </w:r>
+    </w:p>
+    <w:p>
+      <w:r>
+        <w:rPr>
+          <w:rFonts w:ascii="맑은 고딕" w:hAnsi="맑은 고딕" w:eastAsia="맑은 고딕"/>
+          <w:sz w:val="21"/>
+        </w:rPr>
+        <w:t>③ Service registration pending</w:t>
+      </w:r>
+    </w:p>
+    <w:p>
+      <w:r>
+        <w:rPr>
+          <w:rFonts w:ascii="맑은 고딕" w:hAnsi="맑은 고딕" w:eastAsia="맑은 고딕"/>
+          <w:sz w:val="21"/>
+        </w:rPr>
+        <w:t>④ The listener supports no services</w:t>
       </w:r>
     </w:p>
     <w:p>
@@ -1517,16 +1517,16 @@
           <w:rFonts w:ascii="맑은 고딕" w:hAnsi="맑은 고딕" w:eastAsia="맑은 고딕"/>
           <w:sz w:val="21"/>
         </w:rPr>
-        <w:t>① `$ORACLE_HOME/network/admin`보다 그쪽이 우선한다</w:t>
-      </w:r>
-    </w:p>
-    <w:p>
-      <w:r>
-        <w:rPr>
-          <w:rFonts w:ascii="맑은 고딕" w:hAnsi="맑은 고딕" w:eastAsia="맑은 고딕"/>
-          <w:sz w:val="21"/>
-        </w:rPr>
-        <w:t>② 무시된다</w:t>
+        <w:t>① 무시된다</w:t>
+      </w:r>
+    </w:p>
+    <w:p>
+      <w:r>
+        <w:rPr>
+          <w:rFonts w:ascii="맑은 고딕" w:hAnsi="맑은 고딕" w:eastAsia="맑은 고딕"/>
+          <w:sz w:val="21"/>
+        </w:rPr>
+        <w:t>② `$ORACLE_HOME/network/admin`보다 그쪽이 우선한다</w:t>
       </w:r>
     </w:p>
     <w:p>
@@ -1571,34 +1571,34 @@
           <w:rFonts w:ascii="맑은 고딕" w:hAnsi="맑은 고딕" w:eastAsia="맑은 고딕"/>
           <w:sz w:val="21"/>
         </w:rPr>
-        <w:t>① 인스턴스를 기동한 셸의 환경이 DBA의 셸과 달랐다</w:t>
-      </w:r>
-    </w:p>
-    <w:p>
-      <w:r>
-        <w:rPr>
-          <w:rFonts w:ascii="맑은 고딕" w:hAnsi="맑은 고딕" w:eastAsia="맑은 고딕"/>
-          <w:sz w:val="21"/>
-        </w:rPr>
-        <w:t>② tnsnames.ora 파일 권한이 644이다</w:t>
-      </w:r>
-    </w:p>
-    <w:p>
-      <w:r>
-        <w:rPr>
-          <w:rFonts w:ascii="맑은 고딕" w:hAnsi="맑은 고딕" w:eastAsia="맑은 고딕"/>
-          <w:sz w:val="21"/>
-        </w:rPr>
-        <w:t>③ 리스너가 재기동되지 않았다</w:t>
-      </w:r>
-    </w:p>
-    <w:p>
-      <w:r>
-        <w:rPr>
-          <w:rFonts w:ascii="맑은 고딕" w:hAnsi="맑은 고딕" w:eastAsia="맑은 고딕"/>
-          <w:sz w:val="21"/>
-        </w:rPr>
-        <w:t>④ SERVICE_NAME이 대문자다</w:t>
+        <w:t>① tnsnames.ora 파일 권한이 644이다</w:t>
+      </w:r>
+    </w:p>
+    <w:p>
+      <w:r>
+        <w:rPr>
+          <w:rFonts w:ascii="맑은 고딕" w:hAnsi="맑은 고딕" w:eastAsia="맑은 고딕"/>
+          <w:sz w:val="21"/>
+        </w:rPr>
+        <w:t>② SERVICE_NAME이 대문자다</w:t>
+      </w:r>
+    </w:p>
+    <w:p>
+      <w:r>
+        <w:rPr>
+          <w:rFonts w:ascii="맑은 고딕" w:hAnsi="맑은 고딕" w:eastAsia="맑은 고딕"/>
+          <w:sz w:val="21"/>
+        </w:rPr>
+        <w:t>③ 인스턴스를 기동한 셸의 환경이 DBA의 셸과 달랐다</w:t>
+      </w:r>
+    </w:p>
+    <w:p>
+      <w:r>
+        <w:rPr>
+          <w:rFonts w:ascii="맑은 고딕" w:hAnsi="맑은 고딕" w:eastAsia="맑은 고딕"/>
+          <w:sz w:val="21"/>
+        </w:rPr>
+        <w:t>④ 리스너가 재기동되지 않았다</w:t>
       </w:r>
     </w:p>
     <w:p>
@@ -1625,34 +1625,34 @@
           <w:rFonts w:ascii="맑은 고딕" w:hAnsi="맑은 고딕" w:eastAsia="맑은 고딕"/>
           <w:sz w:val="21"/>
         </w:rPr>
-        <w:t>① 목적지는 VALID를 유지했고 전송도 계속됐다</w:t>
-      </w:r>
-    </w:p>
-    <w:p>
-      <w:r>
-        <w:rPr>
-          <w:rFonts w:ascii="맑은 고딕" w:hAnsi="맑은 고딕" w:eastAsia="맑은 고딕"/>
-          <w:sz w:val="21"/>
-        </w:rPr>
-        <w:t>② 즉시 전송이 멈췄다</w:t>
-      </w:r>
-    </w:p>
-    <w:p>
-      <w:r>
-        <w:rPr>
-          <w:rFonts w:ascii="맑은 고딕" w:hAnsi="맑은 고딕" w:eastAsia="맑은 고딕"/>
-          <w:sz w:val="21"/>
-        </w:rPr>
-        <w:t>③ 인스턴스가 종료됐다</w:t>
-      </w:r>
-    </w:p>
-    <w:p>
-      <w:r>
-        <w:rPr>
-          <w:rFonts w:ascii="맑은 고딕" w:hAnsi="맑은 고딕" w:eastAsia="맑은 고딕"/>
-          <w:sz w:val="21"/>
-        </w:rPr>
-        <w:t>④ Standby가 MOUNT로 내려갔다</w:t>
+        <w:t>① 즉시 전송이 멈췄다</w:t>
+      </w:r>
+    </w:p>
+    <w:p>
+      <w:r>
+        <w:rPr>
+          <w:rFonts w:ascii="맑은 고딕" w:hAnsi="맑은 고딕" w:eastAsia="맑은 고딕"/>
+          <w:sz w:val="21"/>
+        </w:rPr>
+        <w:t>② 인스턴스가 종료됐다</w:t>
+      </w:r>
+    </w:p>
+    <w:p>
+      <w:r>
+        <w:rPr>
+          <w:rFonts w:ascii="맑은 고딕" w:hAnsi="맑은 고딕" w:eastAsia="맑은 고딕"/>
+          <w:sz w:val="21"/>
+        </w:rPr>
+        <w:t>③ Standby가 MOUNT로 내려갔다</w:t>
+      </w:r>
+    </w:p>
+    <w:p>
+      <w:r>
+        <w:rPr>
+          <w:rFonts w:ascii="맑은 고딕" w:hAnsi="맑은 고딕" w:eastAsia="맑은 고딕"/>
+          <w:sz w:val="21"/>
+        </w:rPr>
+        <w:t>④ 목적지는 VALID를 유지했고 전송도 계속됐다</w:t>
       </w:r>
     </w:p>
     <w:p>
@@ -1688,16 +1688,16 @@
           <w:rFonts w:ascii="맑은 고딕" w:hAnsi="맑은 고딕" w:eastAsia="맑은 고딕"/>
           <w:sz w:val="21"/>
         </w:rPr>
-        <w:t>② 새 목적지 추가 시 오배송 검증이 사라진다</w:t>
-      </w:r>
-    </w:p>
-    <w:p>
-      <w:r>
-        <w:rPr>
-          <w:rFonts w:ascii="맑은 고딕" w:hAnsi="맑은 고딕" w:eastAsia="맑은 고딕"/>
-          <w:sz w:val="21"/>
-        </w:rPr>
-        <w:t>③ Broker 구성 생성이 실패한다</w:t>
+        <w:t>② Broker 구성 생성이 실패한다</w:t>
+      </w:r>
+    </w:p>
+    <w:p>
+      <w:r>
+        <w:rPr>
+          <w:rFonts w:ascii="맑은 고딕" w:hAnsi="맑은 고딕" w:eastAsia="맑은 고딕"/>
+          <w:sz w:val="21"/>
+        </w:rPr>
+        <w:t>③ 새 목적지 추가 시 오배송 검증이 사라진다</w:t>
       </w:r>
     </w:p>
     <w:p>
@@ -1733,34 +1733,34 @@
           <w:rFonts w:ascii="맑은 고딕" w:hAnsi="맑은 고딕" w:eastAsia="맑은 고딕"/>
           <w:sz w:val="21"/>
         </w:rPr>
-        <w:t>① OPW-00029 비밀번호 복잡성 검사</w:t>
-      </w:r>
-    </w:p>
-    <w:p>
-      <w:r>
-        <w:rPr>
-          <w:rFonts w:ascii="맑은 고딕" w:hAnsi="맑은 고딕" w:eastAsia="맑은 고딕"/>
-          <w:sz w:val="21"/>
-        </w:rPr>
-        <w:t>② ORA-16053 구성 검증</w:t>
-      </w:r>
-    </w:p>
-    <w:p>
-      <w:r>
-        <w:rPr>
-          <w:rFonts w:ascii="맑은 고딕" w:hAnsi="맑은 고딕" w:eastAsia="맑은 고딕"/>
-          <w:sz w:val="21"/>
-        </w:rPr>
-        <w:t>③ TNS-03505 이름 해석</w:t>
-      </w:r>
-    </w:p>
-    <w:p>
-      <w:r>
-        <w:rPr>
-          <w:rFonts w:ascii="맑은 고딕" w:hAnsi="맑은 고딕" w:eastAsia="맑은 고딕"/>
-          <w:sz w:val="21"/>
-        </w:rPr>
-        <w:t>④ ORA-12528 접속 차단</w:t>
+        <w:t>① TNS-03505 이름 해석</w:t>
+      </w:r>
+    </w:p>
+    <w:p>
+      <w:r>
+        <w:rPr>
+          <w:rFonts w:ascii="맑은 고딕" w:hAnsi="맑은 고딕" w:eastAsia="맑은 고딕"/>
+          <w:sz w:val="21"/>
+        </w:rPr>
+        <w:t>② ORA-12528 접속 차단</w:t>
+      </w:r>
+    </w:p>
+    <w:p>
+      <w:r>
+        <w:rPr>
+          <w:rFonts w:ascii="맑은 고딕" w:hAnsi="맑은 고딕" w:eastAsia="맑은 고딕"/>
+          <w:sz w:val="21"/>
+        </w:rPr>
+        <w:t>③ ORA-16053 구성 검증</w:t>
+      </w:r>
+    </w:p>
+    <w:p>
+      <w:r>
+        <w:rPr>
+          <w:rFonts w:ascii="맑은 고딕" w:hAnsi="맑은 고딕" w:eastAsia="맑은 고딕"/>
+          <w:sz w:val="21"/>
+        </w:rPr>
+        <w:t>④ OPW-00029 비밀번호 복잡성 검사</w:t>
       </w:r>
     </w:p>
     <w:p>
@@ -1796,25 +1796,25 @@
           <w:rFonts w:ascii="맑은 고딕" w:hAnsi="맑은 고딕" w:eastAsia="맑은 고딕"/>
           <w:sz w:val="21"/>
         </w:rPr>
-        <w:t>② 인스턴스가 자동으로 종료된다</w:t>
-      </w:r>
-    </w:p>
-    <w:p>
-      <w:r>
-        <w:rPr>
-          <w:rFonts w:ascii="맑은 고딕" w:hAnsi="맑은 고딕" w:eastAsia="맑은 고딕"/>
-          <w:sz w:val="21"/>
-        </w:rPr>
-        <w:t>③ 리스너 설정이 초기화된다</w:t>
-      </w:r>
-    </w:p>
-    <w:p>
-      <w:r>
-        <w:rPr>
-          <w:rFonts w:ascii="맑은 고딕" w:hAnsi="맑은 고딕" w:eastAsia="맑은 고딕"/>
-          <w:sz w:val="21"/>
-        </w:rPr>
-        <w:t>④ SPFILE이 손상된다</w:t>
+        <w:t>② 리스너 설정이 초기화된다</w:t>
+      </w:r>
+    </w:p>
+    <w:p>
+      <w:r>
+        <w:rPr>
+          <w:rFonts w:ascii="맑은 고딕" w:hAnsi="맑은 고딕" w:eastAsia="맑은 고딕"/>
+          <w:sz w:val="21"/>
+        </w:rPr>
+        <w:t>③ SPFILE이 손상된다</w:t>
+      </w:r>
+    </w:p>
+    <w:p>
+      <w:r>
+        <w:rPr>
+          <w:rFonts w:ascii="맑은 고딕" w:hAnsi="맑은 고딕" w:eastAsia="맑은 고딕"/>
+          <w:sz w:val="21"/>
+        </w:rPr>
+        <w:t>④ 인스턴스가 자동으로 종료된다</w:t>
       </w:r>
     </w:p>
     <w:p>
@@ -1841,16 +1841,16 @@
           <w:rFonts w:ascii="맑은 고딕" w:hAnsi="맑은 고딕" w:eastAsia="맑은 고딕"/>
           <w:sz w:val="21"/>
         </w:rPr>
-        <w:t>① ORA-01017</w:t>
-      </w:r>
-    </w:p>
-    <w:p>
-      <w:r>
-        <w:rPr>
-          <w:rFonts w:ascii="맑은 고딕" w:hAnsi="맑은 고딕" w:eastAsia="맑은 고딕"/>
-          <w:sz w:val="21"/>
-        </w:rPr>
-        <w:t>② ORA-12514</w:t>
+        <w:t>① TNS-12535</w:t>
+      </w:r>
+    </w:p>
+    <w:p>
+      <w:r>
+        <w:rPr>
+          <w:rFonts w:ascii="맑은 고딕" w:hAnsi="맑은 고딕" w:eastAsia="맑은 고딕"/>
+          <w:sz w:val="21"/>
+        </w:rPr>
+        <w:t>② ORA-01017</w:t>
       </w:r>
     </w:p>
     <w:p>
@@ -1868,7 +1868,7 @@
           <w:rFonts w:ascii="맑은 고딕" w:hAnsi="맑은 고딕" w:eastAsia="맑은 고딕"/>
           <w:sz w:val="21"/>
         </w:rPr>
-        <w:t>④ TNS-12535</w:t>
+        <w:t>④ ORA-12514</w:t>
       </w:r>
     </w:p>
     <w:p>
@@ -1895,34 +1895,34 @@
           <w:rFonts w:ascii="맑은 고딕" w:hAnsi="맑은 고딕" w:eastAsia="맑은 고딕"/>
           <w:sz w:val="21"/>
         </w:rPr>
-        <w:t>① 여전히 ERROR이며 DEFER/ENABLE이 필요했다</w:t>
-      </w:r>
-    </w:p>
-    <w:p>
-      <w:r>
-        <w:rPr>
-          <w:rFonts w:ascii="맑은 고딕" w:hAnsi="맑은 고딕" w:eastAsia="맑은 고딕"/>
-          <w:sz w:val="21"/>
-        </w:rPr>
-        <w:t>② 즉시 VALID로 회복됐다</w:t>
-      </w:r>
-    </w:p>
-    <w:p>
-      <w:r>
-        <w:rPr>
-          <w:rFonts w:ascii="맑은 고딕" w:hAnsi="맑은 고딕" w:eastAsia="맑은 고딕"/>
-          <w:sz w:val="21"/>
-        </w:rPr>
-        <w:t>③ DEFERRED로 바뀌었다</w:t>
-      </w:r>
-    </w:p>
-    <w:p>
-      <w:r>
-        <w:rPr>
-          <w:rFonts w:ascii="맑은 고딕" w:hAnsi="맑은 고딕" w:eastAsia="맑은 고딕"/>
-          <w:sz w:val="21"/>
-        </w:rPr>
-        <w:t>④ INACTIVE가 됐다</w:t>
+        <w:t>① INACTIVE가 됐다</w:t>
+      </w:r>
+    </w:p>
+    <w:p>
+      <w:r>
+        <w:rPr>
+          <w:rFonts w:ascii="맑은 고딕" w:hAnsi="맑은 고딕" w:eastAsia="맑은 고딕"/>
+          <w:sz w:val="21"/>
+        </w:rPr>
+        <w:t>② DEFERRED로 바뀌었다</w:t>
+      </w:r>
+    </w:p>
+    <w:p>
+      <w:r>
+        <w:rPr>
+          <w:rFonts w:ascii="맑은 고딕" w:hAnsi="맑은 고딕" w:eastAsia="맑은 고딕"/>
+          <w:sz w:val="21"/>
+        </w:rPr>
+        <w:t>③ 여전히 ERROR이며 DEFER/ENABLE이 필요했다</w:t>
+      </w:r>
+    </w:p>
+    <w:p>
+      <w:r>
+        <w:rPr>
+          <w:rFonts w:ascii="맑은 고딕" w:hAnsi="맑은 고딕" w:eastAsia="맑은 고딕"/>
+          <w:sz w:val="21"/>
+        </w:rPr>
+        <w:t>④ 즉시 VALID로 회복됐다</w:t>
       </w:r>
     </w:p>
     <w:p>
@@ -1949,34 +1949,34 @@
           <w:rFonts w:ascii="맑은 고딕" w:hAnsi="맑은 고딕" w:eastAsia="맑은 고딕"/>
           <w:sz w:val="21"/>
         </w:rPr>
-        <w:t>① 오류가 나기까지 걸린 시간</w:t>
-      </w:r>
-    </w:p>
-    <w:p>
-      <w:r>
-        <w:rPr>
-          <w:rFonts w:ascii="맑은 고딕" w:hAnsi="맑은 고딕" w:eastAsia="맑은 고딕"/>
-          <w:sz w:val="21"/>
-        </w:rPr>
-        <w:t>② 오류 메시지의 길이</w:t>
-      </w:r>
-    </w:p>
-    <w:p>
-      <w:r>
-        <w:rPr>
-          <w:rFonts w:ascii="맑은 고딕" w:hAnsi="맑은 고딕" w:eastAsia="맑은 고딕"/>
-          <w:sz w:val="21"/>
-        </w:rPr>
-        <w:t>③ 리스너 로그의 크기</w:t>
-      </w:r>
-    </w:p>
-    <w:p>
-      <w:r>
-        <w:rPr>
-          <w:rFonts w:ascii="맑은 고딕" w:hAnsi="맑은 고딕" w:eastAsia="맑은 고딕"/>
-          <w:sz w:val="21"/>
-        </w:rPr>
-        <w:t>④ tnsnames.ora의 순서</w:t>
+        <w:t>① tnsnames.ora의 순서</w:t>
+      </w:r>
+    </w:p>
+    <w:p>
+      <w:r>
+        <w:rPr>
+          <w:rFonts w:ascii="맑은 고딕" w:hAnsi="맑은 고딕" w:eastAsia="맑은 고딕"/>
+          <w:sz w:val="21"/>
+        </w:rPr>
+        <w:t>② 리스너 로그의 크기</w:t>
+      </w:r>
+    </w:p>
+    <w:p>
+      <w:r>
+        <w:rPr>
+          <w:rFonts w:ascii="맑은 고딕" w:hAnsi="맑은 고딕" w:eastAsia="맑은 고딕"/>
+          <w:sz w:val="21"/>
+        </w:rPr>
+        <w:t>③ 오류 메시지의 길이</w:t>
+      </w:r>
+    </w:p>
+    <w:p>
+      <w:r>
+        <w:rPr>
+          <w:rFonts w:ascii="맑은 고딕" w:hAnsi="맑은 고딕" w:eastAsia="맑은 고딕"/>
+          <w:sz w:val="21"/>
+        </w:rPr>
+        <w:t>④ 오류가 나기까지 걸린 시간</w:t>
       </w:r>
     </w:p>
     <w:p>
@@ -2003,34 +2003,34 @@
           <w:rFonts w:ascii="맑은 고딕" w:hAnsi="맑은 고딕" w:eastAsia="맑은 고딕"/>
           <w:sz w:val="21"/>
         </w:rPr>
-        <w:t>① 네트워크 문제</w:t>
-      </w:r>
-    </w:p>
-    <w:p>
-      <w:r>
-        <w:rPr>
-          <w:rFonts w:ascii="맑은 고딕" w:hAnsi="맑은 고딕" w:eastAsia="맑은 고딕"/>
-          <w:sz w:val="21"/>
-        </w:rPr>
-        <w:t>② 패스워드 파일 문제</w:t>
-      </w:r>
-    </w:p>
-    <w:p>
-      <w:r>
-        <w:rPr>
-          <w:rFonts w:ascii="맑은 고딕" w:hAnsi="맑은 고딕" w:eastAsia="맑은 고딕"/>
-          <w:sz w:val="21"/>
-        </w:rPr>
-        <w:t>③ `VALID_FOR` 오설정</w:t>
-      </w:r>
-    </w:p>
-    <w:p>
-      <w:r>
-        <w:rPr>
-          <w:rFonts w:ascii="맑은 고딕" w:hAnsi="맑은 고딕" w:eastAsia="맑은 고딕"/>
-          <w:sz w:val="21"/>
-        </w:rPr>
-        <w:t>④ SRL 부족</w:t>
+        <w:t>① SRL 부족</w:t>
+      </w:r>
+    </w:p>
+    <w:p>
+      <w:r>
+        <w:rPr>
+          <w:rFonts w:ascii="맑은 고딕" w:hAnsi="맑은 고딕" w:eastAsia="맑은 고딕"/>
+          <w:sz w:val="21"/>
+        </w:rPr>
+        <w:t>② `VALID_FOR` 오설정</w:t>
+      </w:r>
+    </w:p>
+    <w:p>
+      <w:r>
+        <w:rPr>
+          <w:rFonts w:ascii="맑은 고딕" w:hAnsi="맑은 고딕" w:eastAsia="맑은 고딕"/>
+          <w:sz w:val="21"/>
+        </w:rPr>
+        <w:t>③ 네트워크 문제</w:t>
+      </w:r>
+    </w:p>
+    <w:p>
+      <w:r>
+        <w:rPr>
+          <w:rFonts w:ascii="맑은 고딕" w:hAnsi="맑은 고딕" w:eastAsia="맑은 고딕"/>
+          <w:sz w:val="21"/>
+        </w:rPr>
+        <w:t>④ 패스워드 파일 문제</w:t>
       </w:r>
     </w:p>
     <w:p>
@@ -2057,34 +2057,34 @@
           <w:rFonts w:ascii="맑은 고딕" w:hAnsi="맑은 고딕" w:eastAsia="맑은 고딕"/>
           <w:sz w:val="21"/>
         </w:rPr>
-        <w:t>① 첫 줄</w:t>
-      </w:r>
-    </w:p>
-    <w:p>
-      <w:r>
-        <w:rPr>
-          <w:rFonts w:ascii="맑은 고딕" w:hAnsi="맑은 고딕" w:eastAsia="맑은 고딕"/>
-          <w:sz w:val="21"/>
-        </w:rPr>
-        <w:t>② 마지막 줄</w:t>
-      </w:r>
-    </w:p>
-    <w:p>
-      <w:r>
-        <w:rPr>
-          <w:rFonts w:ascii="맑은 고딕" w:hAnsi="맑은 고딕" w:eastAsia="맑은 고딕"/>
-          <w:sz w:val="21"/>
-        </w:rPr>
-        <w:t>③ SP2- 로 시작하는 줄</w:t>
-      </w:r>
-    </w:p>
-    <w:p>
-      <w:r>
-        <w:rPr>
-          <w:rFonts w:ascii="맑은 고딕" w:hAnsi="맑은 고딕" w:eastAsia="맑은 고딕"/>
-          <w:sz w:val="21"/>
-        </w:rPr>
-        <w:t>④ ORA-01005 줄</w:t>
+        <w:t>① ORA-01005 줄</w:t>
+      </w:r>
+    </w:p>
+    <w:p>
+      <w:r>
+        <w:rPr>
+          <w:rFonts w:ascii="맑은 고딕" w:hAnsi="맑은 고딕" w:eastAsia="맑은 고딕"/>
+          <w:sz w:val="21"/>
+        </w:rPr>
+        <w:t>② 첫 줄</w:t>
+      </w:r>
+    </w:p>
+    <w:p>
+      <w:r>
+        <w:rPr>
+          <w:rFonts w:ascii="맑은 고딕" w:hAnsi="맑은 고딕" w:eastAsia="맑은 고딕"/>
+          <w:sz w:val="21"/>
+        </w:rPr>
+        <w:t>③ 마지막 줄</w:t>
+      </w:r>
+    </w:p>
+    <w:p>
+      <w:r>
+        <w:rPr>
+          <w:rFonts w:ascii="맑은 고딕" w:hAnsi="맑은 고딕" w:eastAsia="맑은 고딕"/>
+          <w:sz w:val="21"/>
+        </w:rPr>
+        <w:t>④ SP2- 로 시작하는 줄</w:t>
       </w:r>
     </w:p>
     <w:p>
@@ -2111,16 +2111,16 @@
           <w:rFonts w:ascii="맑은 고딕" w:hAnsi="맑은 고딕" w:eastAsia="맑은 고딕"/>
           <w:sz w:val="21"/>
         </w:rPr>
-        <w:t>① FAL 요청과 역할 전환 이후 반대 방향 연결이 필요하기 때문</w:t>
-      </w:r>
-    </w:p>
-    <w:p>
-      <w:r>
-        <w:rPr>
-          <w:rFonts w:ascii="맑은 고딕" w:hAnsi="맑은 고딕" w:eastAsia="맑은 고딕"/>
-          <w:sz w:val="21"/>
-        </w:rPr>
-        <w:t>② 리스너가 두 포트를 쓰기 때문</w:t>
+        <w:t>① Broker가 UDP를 쓰기 때문</w:t>
+      </w:r>
+    </w:p>
+    <w:p>
+      <w:r>
+        <w:rPr>
+          <w:rFonts w:ascii="맑은 고딕" w:hAnsi="맑은 고딕" w:eastAsia="맑은 고딕"/>
+          <w:sz w:val="21"/>
+        </w:rPr>
+        <w:t>② FAL 요청과 역할 전환 이후 반대 방향 연결이 필요하기 때문</w:t>
       </w:r>
     </w:p>
     <w:p>
@@ -2138,7 +2138,7 @@
           <w:rFonts w:ascii="맑은 고딕" w:hAnsi="맑은 고딕" w:eastAsia="맑은 고딕"/>
           <w:sz w:val="21"/>
         </w:rPr>
-        <w:t>④ Broker가 UDP를 쓰기 때문</w:t>
+        <w:t>④ 리스너가 두 포트를 쓰기 때문</w:t>
       </w:r>
     </w:p>
     <w:p>
@@ -2165,25 +2165,25 @@
           <w:rFonts w:ascii="맑은 고딕" w:hAnsi="맑은 고딕" w:eastAsia="맑은 고딕"/>
           <w:sz w:val="21"/>
         </w:rPr>
-        <w:t>① 클라이언트가 실제로 보낸 `SERVICE_NAME`을 확인할 수 있어 오타를 잡는다</w:t>
-      </w:r>
-    </w:p>
-    <w:p>
-      <w:r>
-        <w:rPr>
-          <w:rFonts w:ascii="맑은 고딕" w:hAnsi="맑은 고딕" w:eastAsia="맑은 고딕"/>
-          <w:sz w:val="21"/>
-        </w:rPr>
-        <w:t>② 리두 적용 진행률을 보여 준다</w:t>
-      </w:r>
-    </w:p>
-    <w:p>
-      <w:r>
-        <w:rPr>
-          <w:rFonts w:ascii="맑은 고딕" w:hAnsi="맑은 고딕" w:eastAsia="맑은 고딕"/>
-          <w:sz w:val="21"/>
-        </w:rPr>
-        <w:t>③ 보호 모드 변경 이력을 남긴다</w:t>
+        <w:t>① 리두 적용 진행률을 보여 준다</w:t>
+      </w:r>
+    </w:p>
+    <w:p>
+      <w:r>
+        <w:rPr>
+          <w:rFonts w:ascii="맑은 고딕" w:hAnsi="맑은 고딕" w:eastAsia="맑은 고딕"/>
+          <w:sz w:val="21"/>
+        </w:rPr>
+        <w:t>② 보호 모드 변경 이력을 남긴다</w:t>
+      </w:r>
+    </w:p>
+    <w:p>
+      <w:r>
+        <w:rPr>
+          <w:rFonts w:ascii="맑은 고딕" w:hAnsi="맑은 고딕" w:eastAsia="맑은 고딕"/>
+          <w:sz w:val="21"/>
+        </w:rPr>
+        <w:t>③ 클라이언트가 실제로 보낸 `SERVICE_NAME`을 확인할 수 있어 오타를 잡는다</w:t>
       </w:r>
     </w:p>
     <w:p>
@@ -2227,7 +2227,7 @@
           <w:rFonts w:ascii="맑은 고딕" w:hAnsi="맑은 고딕" w:eastAsia="맑은 고딕"/>
           <w:sz w:val="21"/>
         </w:rPr>
-        <w:t>① STARTED</w:t>
+        <w:t>① BLOCKED</w:t>
       </w:r>
     </w:p>
     <w:p>
@@ -2245,16 +2245,16 @@
           <w:rFonts w:ascii="맑은 고딕" w:hAnsi="맑은 고딕" w:eastAsia="맑은 고딕"/>
           <w:sz w:val="21"/>
         </w:rPr>
-        <w:t>③ OPEN</w:t>
-      </w:r>
-    </w:p>
-    <w:p>
-      <w:r>
-        <w:rPr>
-          <w:rFonts w:ascii="맑은 고딕" w:hAnsi="맑은 고딕" w:eastAsia="맑은 고딕"/>
-          <w:sz w:val="21"/>
-        </w:rPr>
-        <w:t>④ BLOCKED</w:t>
+        <w:t>③ STARTED</w:t>
+      </w:r>
+    </w:p>
+    <w:p>
+      <w:r>
+        <w:rPr>
+          <w:rFonts w:ascii="맑은 고딕" w:hAnsi="맑은 고딕" w:eastAsia="맑은 고딕"/>
+          <w:sz w:val="21"/>
+        </w:rPr>
+        <w:t>④ OPEN</w:t>
       </w:r>
     </w:p>
     <w:p>
@@ -2281,16 +2281,16 @@
           <w:rFonts w:ascii="맑은 고딕" w:hAnsi="맑은 고딕" w:eastAsia="맑은 고딕"/>
           <w:sz w:val="21"/>
         </w:rPr>
-        <w:t>① 둘 다 리스너가 접속을 넘겨줄 근거가 없어서 생긴 문제이기 때문</w:t>
-      </w:r>
-    </w:p>
-    <w:p>
-      <w:r>
-        <w:rPr>
-          <w:rFonts w:ascii="맑은 고딕" w:hAnsi="맑은 고딕" w:eastAsia="맑은 고딕"/>
-          <w:sz w:val="21"/>
-        </w:rPr>
-        <w:t>② 둘 다 네트워크 문제이기 때문</w:t>
+        <w:t>① 둘 다 네트워크 문제이기 때문</w:t>
+      </w:r>
+    </w:p>
+    <w:p>
+      <w:r>
+        <w:rPr>
+          <w:rFonts w:ascii="맑은 고딕" w:hAnsi="맑은 고딕" w:eastAsia="맑은 고딕"/>
+          <w:sz w:val="21"/>
+        </w:rPr>
+        <w:t>② 둘 다 파라미터 오류이기 때문</w:t>
       </w:r>
     </w:p>
     <w:p>
@@ -2308,7 +2308,7 @@
           <w:rFonts w:ascii="맑은 고딕" w:hAnsi="맑은 고딕" w:eastAsia="맑은 고딕"/>
           <w:sz w:val="21"/>
         </w:rPr>
-        <w:t>④ 둘 다 파라미터 오류이기 때문</w:t>
+        <w:t>④ 둘 다 리스너가 접속을 넘겨줄 근거가 없어서 생긴 문제이기 때문</w:t>
       </w:r>
     </w:p>
     <w:p>
@@ -2344,7 +2344,7 @@
           <w:rFonts w:ascii="맑은 고딕" w:hAnsi="맑은 고딕" w:eastAsia="맑은 고딕"/>
           <w:sz w:val="21"/>
         </w:rPr>
-        <w:t>② 오류 번호가 중복 사용되기 때문</w:t>
+        <w:t>② 알림 로그에 기록되지 않기 때문</w:t>
       </w:r>
     </w:p>
     <w:p>
@@ -2362,7 +2362,7 @@
           <w:rFonts w:ascii="맑은 고딕" w:hAnsi="맑은 고딕" w:eastAsia="맑은 고딕"/>
           <w:sz w:val="21"/>
         </w:rPr>
-        <w:t>④ 알림 로그에 기록되지 않기 때문</w:t>
+        <w:t>④ 오류 번호가 중복 사용되기 때문</w:t>
       </w:r>
     </w:p>
     <w:p>
@@ -2389,34 +2389,34 @@
           <w:rFonts w:ascii="맑은 고딕" w:hAnsi="맑은 고딕" w:eastAsia="맑은 고딕"/>
           <w:sz w:val="21"/>
         </w:rPr>
-        <w:t>① `tnsping` 결과를 함께 본다 (OK면 인증, 실패면 네트워크)</w:t>
-      </w:r>
-    </w:p>
-    <w:p>
-      <w:r>
-        <w:rPr>
-          <w:rFonts w:ascii="맑은 고딕" w:hAnsi="맑은 고딕" w:eastAsia="맑은 고딕"/>
-          <w:sz w:val="21"/>
-        </w:rPr>
-        <w:t>② `V$DATAGUARD_STATS`의 lag를 본다</w:t>
-      </w:r>
-    </w:p>
-    <w:p>
-      <w:r>
-        <w:rPr>
-          <w:rFonts w:ascii="맑은 고딕" w:hAnsi="맑은 고딕" w:eastAsia="맑은 고딕"/>
-          <w:sz w:val="21"/>
-        </w:rPr>
-        <w:t>③ SRL 상태를 본다</w:t>
-      </w:r>
-    </w:p>
-    <w:p>
-      <w:r>
-        <w:rPr>
-          <w:rFonts w:ascii="맑은 고딕" w:hAnsi="맑은 고딕" w:eastAsia="맑은 고딕"/>
-          <w:sz w:val="21"/>
-        </w:rPr>
-        <w:t>④ 보호 모드를 확인한다</w:t>
+        <w:t>① `V$DATAGUARD_STATS`의 lag를 본다</w:t>
+      </w:r>
+    </w:p>
+    <w:p>
+      <w:r>
+        <w:rPr>
+          <w:rFonts w:ascii="맑은 고딕" w:hAnsi="맑은 고딕" w:eastAsia="맑은 고딕"/>
+          <w:sz w:val="21"/>
+        </w:rPr>
+        <w:t>② 보호 모드를 확인한다</w:t>
+      </w:r>
+    </w:p>
+    <w:p>
+      <w:r>
+        <w:rPr>
+          <w:rFonts w:ascii="맑은 고딕" w:hAnsi="맑은 고딕" w:eastAsia="맑은 고딕"/>
+          <w:sz w:val="21"/>
+        </w:rPr>
+        <w:t>③ `tnsping` 결과를 함께 본다 (OK면 인증, 실패면 네트워크)</w:t>
+      </w:r>
+    </w:p>
+    <w:p>
+      <w:r>
+        <w:rPr>
+          <w:rFonts w:ascii="맑은 고딕" w:hAnsi="맑은 고딕" w:eastAsia="맑은 고딕"/>
+          <w:sz w:val="21"/>
+        </w:rPr>
+        <w:t>④ SRL 상태를 본다</w:t>
       </w:r>
     </w:p>
     <w:p>
@@ -2443,34 +2443,34 @@
           <w:rFonts w:ascii="맑은 고딕" w:hAnsi="맑은 고딕" w:eastAsia="맑은 고딕"/>
           <w:sz w:val="21"/>
         </w:rPr>
-        <w:t>① 목적지가 실패 상태로 굳어 재시도를 하지 않기 때문</w:t>
-      </w:r>
-    </w:p>
-    <w:p>
-      <w:r>
-        <w:rPr>
-          <w:rFonts w:ascii="맑은 고딕" w:hAnsi="맑은 고딕" w:eastAsia="맑은 고딕"/>
-          <w:sz w:val="21"/>
-        </w:rPr>
-        <w:t>② 파라미터가 SPFILE에 반영되지 않았기 때문</w:t>
-      </w:r>
-    </w:p>
-    <w:p>
-      <w:r>
-        <w:rPr>
-          <w:rFonts w:ascii="맑은 고딕" w:hAnsi="맑은 고딕" w:eastAsia="맑은 고딕"/>
-          <w:sz w:val="21"/>
-        </w:rPr>
-        <w:t>③ 리스너 캐시가 남아 있기 때문</w:t>
-      </w:r>
-    </w:p>
-    <w:p>
-      <w:r>
-        <w:rPr>
-          <w:rFonts w:ascii="맑은 고딕" w:hAnsi="맑은 고딕" w:eastAsia="맑은 고딕"/>
-          <w:sz w:val="21"/>
-        </w:rPr>
-        <w:t>④ Standby가 아직 MOUNT이기 때문</w:t>
+        <w:t>① Standby가 아직 MOUNT이기 때문</w:t>
+      </w:r>
+    </w:p>
+    <w:p>
+      <w:r>
+        <w:rPr>
+          <w:rFonts w:ascii="맑은 고딕" w:hAnsi="맑은 고딕" w:eastAsia="맑은 고딕"/>
+          <w:sz w:val="21"/>
+        </w:rPr>
+        <w:t>② 리스너 캐시가 남아 있기 때문</w:t>
+      </w:r>
+    </w:p>
+    <w:p>
+      <w:r>
+        <w:rPr>
+          <w:rFonts w:ascii="맑은 고딕" w:hAnsi="맑은 고딕" w:eastAsia="맑은 고딕"/>
+          <w:sz w:val="21"/>
+        </w:rPr>
+        <w:t>③ 파라미터가 SPFILE에 반영되지 않았기 때문</w:t>
+      </w:r>
+    </w:p>
+    <w:p>
+      <w:r>
+        <w:rPr>
+          <w:rFonts w:ascii="맑은 고딕" w:hAnsi="맑은 고딕" w:eastAsia="맑은 고딕"/>
+          <w:sz w:val="21"/>
+        </w:rPr>
+        <w:t>④ 목적지가 실패 상태로 굳어 재시도를 하지 않기 때문</w:t>
       </w:r>
     </w:p>
     <w:p>
@@ -2605,16 +2605,16 @@
           <w:rFonts w:ascii="맑은 고딕" w:hAnsi="맑은 고딕" w:eastAsia="맑은 고딕"/>
           <w:sz w:val="21"/>
         </w:rPr>
-        <w:t>① 애초에 서비스가 돌고 있지 않기 때문</w:t>
-      </w:r>
-    </w:p>
-    <w:p>
-      <w:r>
-        <w:rPr>
-          <w:rFonts w:ascii="맑은 고딕" w:hAnsi="맑은 고딕" w:eastAsia="맑은 고딕"/>
-          <w:sz w:val="21"/>
-        </w:rPr>
-        <w:t>② 권한이 없기 때문</w:t>
+        <w:t>① 권한이 없기 때문</w:t>
+      </w:r>
+    </w:p>
+    <w:p>
+      <w:r>
+        <w:rPr>
+          <w:rFonts w:ascii="맑은 고딕" w:hAnsi="맑은 고딕" w:eastAsia="맑은 고딕"/>
+          <w:sz w:val="21"/>
+        </w:rPr>
+        <w:t>② 애초에 서비스가 돌고 있지 않기 때문</w:t>
       </w:r>
     </w:p>
     <w:p>
@@ -2659,34 +2659,34 @@
           <w:rFonts w:ascii="맑은 고딕" w:hAnsi="맑은 고딕" w:eastAsia="맑은 고딕"/>
           <w:sz w:val="21"/>
         </w:rPr>
-        <w:t>① 양쪽 tnsping → 실제 SYS 접속 → 목적지 DEFER/ENABLE → Standby 시퀀스 상승 확인</w:t>
-      </w:r>
-    </w:p>
-    <w:p>
-      <w:r>
-        <w:rPr>
-          <w:rFonts w:ascii="맑은 고딕" w:hAnsi="맑은 고딕" w:eastAsia="맑은 고딕"/>
-          <w:sz w:val="21"/>
-        </w:rPr>
-        <w:t>② tnsping 한 번이면 충분하다</w:t>
-      </w:r>
-    </w:p>
-    <w:p>
-      <w:r>
-        <w:rPr>
-          <w:rFonts w:ascii="맑은 고딕" w:hAnsi="맑은 고딕" w:eastAsia="맑은 고딕"/>
-          <w:sz w:val="21"/>
-        </w:rPr>
-        <w:t>③ 리스너 재기동만 확인한다</w:t>
-      </w:r>
-    </w:p>
-    <w:p>
-      <w:r>
-        <w:rPr>
-          <w:rFonts w:ascii="맑은 고딕" w:hAnsi="맑은 고딕" w:eastAsia="맑은 고딕"/>
-          <w:sz w:val="21"/>
-        </w:rPr>
-        <w:t>④ 파라미터 조회로 값만 확인한다</w:t>
+        <w:t>① 리스너 재기동만 확인한다</w:t>
+      </w:r>
+    </w:p>
+    <w:p>
+      <w:r>
+        <w:rPr>
+          <w:rFonts w:ascii="맑은 고딕" w:hAnsi="맑은 고딕" w:eastAsia="맑은 고딕"/>
+          <w:sz w:val="21"/>
+        </w:rPr>
+        <w:t>② 양쪽 tnsping → 실제 SYS 접속 → 목적지 DEFER/ENABLE → Standby 시퀀스 상승 확인</w:t>
+      </w:r>
+    </w:p>
+    <w:p>
+      <w:r>
+        <w:rPr>
+          <w:rFonts w:ascii="맑은 고딕" w:hAnsi="맑은 고딕" w:eastAsia="맑은 고딕"/>
+          <w:sz w:val="21"/>
+        </w:rPr>
+        <w:t>③ 파라미터 조회로 값만 확인한다</w:t>
+      </w:r>
+    </w:p>
+    <w:p>
+      <w:r>
+        <w:rPr>
+          <w:rFonts w:ascii="맑은 고딕" w:hAnsi="맑은 고딕" w:eastAsia="맑은 고딕"/>
+          <w:sz w:val="21"/>
+        </w:rPr>
+        <w:t>④ tnsping 한 번이면 충분하다</w:t>
       </w:r>
     </w:p>
     <w:p>
@@ -2713,34 +2713,34 @@
           <w:rFonts w:ascii="맑은 고딕" w:hAnsi="맑은 고딕" w:eastAsia="맑은 고딕"/>
           <w:sz w:val="21"/>
         </w:rPr>
-        <w:t>① 즉시 무언가를 막지는 않지만 설정 시점과 재기동 시점에 실수를 걸러 주기 때문</w:t>
-      </w:r>
-    </w:p>
-    <w:p>
-      <w:r>
-        <w:rPr>
-          <w:rFonts w:ascii="맑은 고딕" w:hAnsi="맑은 고딕" w:eastAsia="맑은 고딕"/>
-          <w:sz w:val="21"/>
-        </w:rPr>
-        <w:t>② 리두를 이중으로 전송하기 때문</w:t>
-      </w:r>
-    </w:p>
-    <w:p>
-      <w:r>
-        <w:rPr>
-          <w:rFonts w:ascii="맑은 고딕" w:hAnsi="맑은 고딕" w:eastAsia="맑은 고딕"/>
-          <w:sz w:val="21"/>
-        </w:rPr>
-        <w:t>③ 네트워크 장애를 자동 복구하기 때문</w:t>
-      </w:r>
-    </w:p>
-    <w:p>
-      <w:r>
-        <w:rPr>
-          <w:rFonts w:ascii="맑은 고딕" w:hAnsi="맑은 고딕" w:eastAsia="맑은 고딕"/>
-          <w:sz w:val="21"/>
-        </w:rPr>
-        <w:t>④ 패스워드를 암호화하기 때문</w:t>
+        <w:t>① 패스워드를 암호화하기 때문</w:t>
+      </w:r>
+    </w:p>
+    <w:p>
+      <w:r>
+        <w:rPr>
+          <w:rFonts w:ascii="맑은 고딕" w:hAnsi="맑은 고딕" w:eastAsia="맑은 고딕"/>
+          <w:sz w:val="21"/>
+        </w:rPr>
+        <w:t>② 네트워크 장애를 자동 복구하기 때문</w:t>
+      </w:r>
+    </w:p>
+    <w:p>
+      <w:r>
+        <w:rPr>
+          <w:rFonts w:ascii="맑은 고딕" w:hAnsi="맑은 고딕" w:eastAsia="맑은 고딕"/>
+          <w:sz w:val="21"/>
+        </w:rPr>
+        <w:t>③ 리두를 이중으로 전송하기 때문</w:t>
+      </w:r>
+    </w:p>
+    <w:p>
+      <w:r>
+        <w:rPr>
+          <w:rFonts w:ascii="맑은 고딕" w:hAnsi="맑은 고딕" w:eastAsia="맑은 고딕"/>
+          <w:sz w:val="21"/>
+        </w:rPr>
+        <w:t>④ 즉시 무언가를 막지는 않지만 설정 시점과 재기동 시점에 실수를 걸러 주기 때문</w:t>
       </w:r>
     </w:p>
     <w:sectPr>

--- a/ADG/03장/3장_실습문제.docx
+++ b/ADG/03장/3장_실습문제.docx
@@ -42,7 +42,21 @@
           <w:rFonts w:ascii="맑은 고딕" w:hAnsi="맑은 고딕" w:eastAsia="맑은 고딕"/>
           <w:sz w:val="21"/>
         </w:rPr>
-        <w:t>[하-01] `tnsnames.ora`의 기본 위치는?</w:t>
+        <w:t xml:space="preserve">[하-01] </w:t>
+      </w:r>
+      <w:r>
+        <w:rPr>
+          <w:rFonts w:ascii="Consolas" w:hAnsi="Consolas" w:eastAsia="맑은 고딕"/>
+          <w:sz w:val="21"/>
+        </w:rPr>
+        <w:t xml:space="preserve">tnsnames.ora</w:t>
+      </w:r>
+      <w:r>
+        <w:rPr>
+          <w:rFonts w:ascii="맑은 고딕" w:hAnsi="맑은 고딕" w:eastAsia="맑은 고딕"/>
+          <w:sz w:val="21"/>
+        </w:rPr>
+        <w:t xml:space="preserve">의 기본 위치는?</w:t>
       </w:r>
     </w:p>
     <w:p>
@@ -150,7 +164,21 @@
           <w:rFonts w:ascii="맑은 고딕" w:hAnsi="맑은 고딕" w:eastAsia="맑은 고딕"/>
           <w:sz w:val="21"/>
         </w:rPr>
-        <w:t>[하-03] 정적 등록을 기술하는 `listener.ora`의 항목은?</w:t>
+        <w:t xml:space="preserve">[하-03] 정적 등록을 기술하는 </w:t>
+      </w:r>
+      <w:r>
+        <w:rPr>
+          <w:rFonts w:ascii="Consolas" w:hAnsi="Consolas" w:eastAsia="맑은 고딕"/>
+          <w:sz w:val="21"/>
+        </w:rPr>
+        <w:t xml:space="preserve">listener.ora</w:t>
+      </w:r>
+      <w:r>
+        <w:rPr>
+          <w:rFonts w:ascii="맑은 고딕" w:hAnsi="맑은 고딕" w:eastAsia="맑은 고딕"/>
+          <w:sz w:val="21"/>
+        </w:rPr>
+        <w:t xml:space="preserve">의 항목은?</w:t>
       </w:r>
     </w:p>
     <w:p>
@@ -204,7 +232,21 @@
           <w:rFonts w:ascii="맑은 고딕" w:hAnsi="맑은 고딕" w:eastAsia="맑은 고딕"/>
           <w:sz w:val="21"/>
         </w:rPr>
-        <w:t>[하-04] `SID_DESC`에 들어가지 않는 요소는?</w:t>
+        <w:t xml:space="preserve">[하-04] </w:t>
+      </w:r>
+      <w:r>
+        <w:rPr>
+          <w:rFonts w:ascii="Consolas" w:hAnsi="Consolas" w:eastAsia="맑은 고딕"/>
+          <w:sz w:val="21"/>
+        </w:rPr>
+        <w:t xml:space="preserve">SID_DESC</w:t>
+      </w:r>
+      <w:r>
+        <w:rPr>
+          <w:rFonts w:ascii="맑은 고딕" w:hAnsi="맑은 고딕" w:eastAsia="맑은 고딕"/>
+          <w:sz w:val="21"/>
+        </w:rPr>
+        <w:t xml:space="preserve">에 들어가지 않는 요소는?</w:t>
       </w:r>
     </w:p>
     <w:p>
@@ -258,7 +300,21 @@
           <w:rFonts w:ascii="맑은 고딕" w:hAnsi="맑은 고딕" w:eastAsia="맑은 고딕"/>
           <w:sz w:val="21"/>
         </w:rPr>
-        <w:t>[하-05] 원격 SYS 접속을 허용하려면 `REMOTE_LOGIN_PASSWORDFILE` 값이 무엇이어야 하는가?</w:t>
+        <w:t xml:space="preserve">[하-05] 원격 SYS 접속을 허용하려면 </w:t>
+      </w:r>
+      <w:r>
+        <w:rPr>
+          <w:rFonts w:ascii="Consolas" w:hAnsi="Consolas" w:eastAsia="맑은 고딕"/>
+          <w:sz w:val="21"/>
+        </w:rPr>
+        <w:t xml:space="preserve">REMOTE_LOGIN_PASSWORDFILE</w:t>
+      </w:r>
+      <w:r>
+        <w:rPr>
+          <w:rFonts w:ascii="맑은 고딕" w:hAnsi="맑은 고딕" w:eastAsia="맑은 고딕"/>
+          <w:sz w:val="21"/>
+        </w:rPr>
+        <w:t xml:space="preserve"> 값이 무엇이어야 하는가?</w:t>
       </w:r>
     </w:p>
     <w:p>
@@ -420,7 +476,21 @@
           <w:rFonts w:ascii="맑은 고딕" w:hAnsi="맑은 고딕" w:eastAsia="맑은 고딕"/>
           <w:sz w:val="21"/>
         </w:rPr>
-        <w:t>[하-08] 구성에 속한 `DB_UNIQUE_NAME`을 나열하는 파라미터는?</w:t>
+        <w:t xml:space="preserve">[하-08] 구성에 속한 </w:t>
+      </w:r>
+      <w:r>
+        <w:rPr>
+          <w:rFonts w:ascii="Consolas" w:hAnsi="Consolas" w:eastAsia="맑은 고딕"/>
+          <w:sz w:val="21"/>
+        </w:rPr>
+        <w:t xml:space="preserve">DB_UNIQUE_NAME</w:t>
+      </w:r>
+      <w:r>
+        <w:rPr>
+          <w:rFonts w:ascii="맑은 고딕" w:hAnsi="맑은 고딕" w:eastAsia="맑은 고딕"/>
+          <w:sz w:val="21"/>
+        </w:rPr>
+        <w:t xml:space="preserve">을 나열하는 파라미터는?</w:t>
       </w:r>
     </w:p>
     <w:p>
@@ -528,7 +598,21 @@
           <w:rFonts w:ascii="맑은 고딕" w:hAnsi="맑은 고딕" w:eastAsia="맑은 고딕"/>
           <w:sz w:val="21"/>
         </w:rPr>
-        <w:t>[하-10] 실습에서 존재하지 않는 별칭으로 `tnsping`을 실행했을 때 나온 오류는?</w:t>
+        <w:t xml:space="preserve">[하-10] 실습에서 존재하지 않는 별칭으로 </w:t>
+      </w:r>
+      <w:r>
+        <w:rPr>
+          <w:rFonts w:ascii="Consolas" w:hAnsi="Consolas" w:eastAsia="맑은 고딕"/>
+          <w:sz w:val="21"/>
+        </w:rPr>
+        <w:t xml:space="preserve">tnsping</w:t>
+      </w:r>
+      <w:r>
+        <w:rPr>
+          <w:rFonts w:ascii="맑은 고딕" w:hAnsi="맑은 고딕" w:eastAsia="맑은 고딕"/>
+          <w:sz w:val="21"/>
+        </w:rPr>
+        <w:t xml:space="preserve">을 실행했을 때 나온 오류는?</w:t>
       </w:r>
     </w:p>
     <w:p>
@@ -690,7 +774,21 @@
           <w:rFonts w:ascii="맑은 고딕" w:hAnsi="맑은 고딕" w:eastAsia="맑은 고딕"/>
           <w:sz w:val="21"/>
         </w:rPr>
-        <w:t>[하-13] `lsnrctl status`에서 정적 등록으로 광고된 서비스의 status는?</w:t>
+        <w:t xml:space="preserve">[하-13] </w:t>
+      </w:r>
+      <w:r>
+        <w:rPr>
+          <w:rFonts w:ascii="Consolas" w:hAnsi="Consolas" w:eastAsia="맑은 고딕"/>
+          <w:sz w:val="21"/>
+        </w:rPr>
+        <w:t xml:space="preserve">lsnrctl status</w:t>
+      </w:r>
+      <w:r>
+        <w:rPr>
+          <w:rFonts w:ascii="맑은 고딕" w:hAnsi="맑은 고딕" w:eastAsia="맑은 고딕"/>
+          <w:sz w:val="21"/>
+        </w:rPr>
+        <w:t xml:space="preserve">에서 정적 등록으로 광고된 서비스의 status는?</w:t>
       </w:r>
     </w:p>
     <w:p>
@@ -798,7 +896,21 @@
           <w:rFonts w:ascii="맑은 고딕" w:hAnsi="맑은 고딕" w:eastAsia="맑은 고딕"/>
           <w:sz w:val="21"/>
         </w:rPr>
-        <w:t>[하-15] 지정한 `ORACLE_SID`의 인스턴스가 서버에 없을 때 나는 오류는?</w:t>
+        <w:t xml:space="preserve">[하-15] 지정한 </w:t>
+      </w:r>
+      <w:r>
+        <w:rPr>
+          <w:rFonts w:ascii="Consolas" w:hAnsi="Consolas" w:eastAsia="맑은 고딕"/>
+          <w:sz w:val="21"/>
+        </w:rPr>
+        <w:t xml:space="preserve">ORACLE_SID</w:t>
+      </w:r>
+      <w:r>
+        <w:rPr>
+          <w:rFonts w:ascii="맑은 고딕" w:hAnsi="맑은 고딕" w:eastAsia="맑은 고딕"/>
+          <w:sz w:val="21"/>
+        </w:rPr>
+        <w:t xml:space="preserve">의 인스턴스가 서버에 없을 때 나는 오류는?</w:t>
       </w:r>
     </w:p>
     <w:p>
@@ -852,7 +964,21 @@
           <w:rFonts w:ascii="맑은 고딕" w:hAnsi="맑은 고딕" w:eastAsia="맑은 고딕"/>
           <w:sz w:val="21"/>
         </w:rPr>
-        <w:t>[하-16] 실습에서 방화벽으로 1521을 DROP했을 때 `tnsping`이 낸 오류는?</w:t>
+        <w:t xml:space="preserve">[하-16] 실습에서 방화벽으로 1521을 DROP했을 때 </w:t>
+      </w:r>
+      <w:r>
+        <w:rPr>
+          <w:rFonts w:ascii="Consolas" w:hAnsi="Consolas" w:eastAsia="맑은 고딕"/>
+          <w:sz w:val="21"/>
+        </w:rPr>
+        <w:t xml:space="preserve">tnsping</w:t>
+      </w:r>
+      <w:r>
+        <w:rPr>
+          <w:rFonts w:ascii="맑은 고딕" w:hAnsi="맑은 고딕" w:eastAsia="맑은 고딕"/>
+          <w:sz w:val="21"/>
+        </w:rPr>
+        <w:t xml:space="preserve">이 낸 오류는?</w:t>
       </w:r>
     </w:p>
     <w:p>
@@ -960,7 +1086,35 @@
           <w:rFonts w:ascii="맑은 고딕" w:hAnsi="맑은 고딕" w:eastAsia="맑은 고딕"/>
           <w:sz w:val="21"/>
         </w:rPr>
-        <w:t>[하-18] `DB_UNIQUE_NAME`이 `DG_CONFIG`에 없을 때 나는 오류는?</w:t>
+        <w:t xml:space="preserve">[하-18] </w:t>
+      </w:r>
+      <w:r>
+        <w:rPr>
+          <w:rFonts w:ascii="Consolas" w:hAnsi="Consolas" w:eastAsia="맑은 고딕"/>
+          <w:sz w:val="21"/>
+        </w:rPr>
+        <w:t xml:space="preserve">DB_UNIQUE_NAME</w:t>
+      </w:r>
+      <w:r>
+        <w:rPr>
+          <w:rFonts w:ascii="맑은 고딕" w:hAnsi="맑은 고딕" w:eastAsia="맑은 고딕"/>
+          <w:sz w:val="21"/>
+        </w:rPr>
+        <w:t xml:space="preserve">이 </w:t>
+      </w:r>
+      <w:r>
+        <w:rPr>
+          <w:rFonts w:ascii="Consolas" w:hAnsi="Consolas" w:eastAsia="맑은 고딕"/>
+          <w:sz w:val="21"/>
+        </w:rPr>
+        <w:t xml:space="preserve">DG_CONFIG</w:t>
+      </w:r>
+      <w:r>
+        <w:rPr>
+          <w:rFonts w:ascii="맑은 고딕" w:hAnsi="맑은 고딕" w:eastAsia="맑은 고딕"/>
+          <w:sz w:val="21"/>
+        </w:rPr>
+        <w:t xml:space="preserve">에 없을 때 나는 오류는?</w:t>
       </w:r>
     </w:p>
     <w:p>
@@ -1068,7 +1222,21 @@
           <w:rFonts w:ascii="맑은 고딕" w:hAnsi="맑은 고딕" w:eastAsia="맑은 고딕"/>
           <w:sz w:val="21"/>
         </w:rPr>
-        <w:t>[하-20] `tnsnames.ora`를 양쪽 노드에 동일하게 두는 이유는?</w:t>
+        <w:t xml:space="preserve">[하-20] </w:t>
+      </w:r>
+      <w:r>
+        <w:rPr>
+          <w:rFonts w:ascii="Consolas" w:hAnsi="Consolas" w:eastAsia="맑은 고딕"/>
+          <w:sz w:val="21"/>
+        </w:rPr>
+        <w:t xml:space="preserve">tnsnames.ora</w:t>
+      </w:r>
+      <w:r>
+        <w:rPr>
+          <w:rFonts w:ascii="맑은 고딕" w:hAnsi="맑은 고딕" w:eastAsia="맑은 고딕"/>
+          <w:sz w:val="21"/>
+        </w:rPr>
+        <w:t xml:space="preserve">를 양쪽 노드에 동일하게 두는 이유는?</w:t>
       </w:r>
     </w:p>
     <w:p>
@@ -1184,7 +1352,21 @@
           <w:rFonts w:ascii="맑은 고딕" w:hAnsi="맑은 고딕" w:eastAsia="맑은 고딕"/>
           <w:sz w:val="21"/>
         </w:rPr>
-        <w:t>[중-02] `tnsping`이 OK인데 접속이 실패한다. 의심할 대상이 아닌 것은?</w:t>
+        <w:t xml:space="preserve">[중-02] </w:t>
+      </w:r>
+      <w:r>
+        <w:rPr>
+          <w:rFonts w:ascii="Consolas" w:hAnsi="Consolas" w:eastAsia="맑은 고딕"/>
+          <w:sz w:val="21"/>
+        </w:rPr>
+        <w:t xml:space="preserve">tnsping</w:t>
+      </w:r>
+      <w:r>
+        <w:rPr>
+          <w:rFonts w:ascii="맑은 고딕" w:hAnsi="맑은 고딕" w:eastAsia="맑은 고딕"/>
+          <w:sz w:val="21"/>
+        </w:rPr>
+        <w:t xml:space="preserve">이 OK인데 접속이 실패한다. 의심할 대상이 아닌 것은?</w:t>
       </w:r>
     </w:p>
     <w:p>
@@ -1238,7 +1420,21 @@
           <w:rFonts w:ascii="맑은 고딕" w:hAnsi="맑은 고딕" w:eastAsia="맑은 고딕"/>
           <w:sz w:val="21"/>
         </w:rPr>
-        <w:t>[중-03] `lsnrctl status`의 status가 UNKNOWN인 것의 의미는?</w:t>
+        <w:t xml:space="preserve">[중-03] </w:t>
+      </w:r>
+      <w:r>
+        <w:rPr>
+          <w:rFonts w:ascii="Consolas" w:hAnsi="Consolas" w:eastAsia="맑은 고딕"/>
+          <w:sz w:val="21"/>
+        </w:rPr>
+        <w:t xml:space="preserve">lsnrctl status</w:t>
+      </w:r>
+      <w:r>
+        <w:rPr>
+          <w:rFonts w:ascii="맑은 고딕" w:hAnsi="맑은 고딕" w:eastAsia="맑은 고딕"/>
+          <w:sz w:val="21"/>
+        </w:rPr>
+        <w:t xml:space="preserve">의 status가 UNKNOWN인 것의 의미는?</w:t>
       </w:r>
     </w:p>
     <w:p>
@@ -1292,7 +1488,21 @@
           <w:rFonts w:ascii="맑은 고딕" w:hAnsi="맑은 고딕" w:eastAsia="맑은 고딕"/>
           <w:sz w:val="21"/>
         </w:rPr>
-        <w:t>[중-04] 실습에서 `Service "chicago" has 2 instance(s)`로 나타난 이유는?</w:t>
+        <w:t xml:space="preserve">[중-04] 실습에서 </w:t>
+      </w:r>
+      <w:r>
+        <w:rPr>
+          <w:rFonts w:ascii="Consolas" w:hAnsi="Consolas" w:eastAsia="맑은 고딕"/>
+          <w:sz w:val="21"/>
+        </w:rPr>
+        <w:t xml:space="preserve">Service "chicago" has 2 instance(s)</w:t>
+      </w:r>
+      <w:r>
+        <w:rPr>
+          <w:rFonts w:ascii="맑은 고딕" w:hAnsi="맑은 고딕" w:eastAsia="맑은 고딕"/>
+          <w:sz w:val="21"/>
+        </w:rPr>
+        <w:t xml:space="preserve">로 나타난 이유는?</w:t>
       </w:r>
     </w:p>
     <w:p>
@@ -1346,25 +1556,95 @@
           <w:rFonts w:ascii="맑은 고딕" w:hAnsi="맑은 고딕" w:eastAsia="맑은 고딕"/>
           <w:sz w:val="21"/>
         </w:rPr>
-        <w:t>[중-05] 정적 등록에서 `GLOBAL_DBNAME`에 `DB_NAME`이 아니라 `DB_UNIQUE_NAME`을 쓰는 이유는?</w:t>
-      </w:r>
-    </w:p>
-    <w:p>
-      <w:r>
-        <w:rPr>
-          <w:rFonts w:ascii="맑은 고딕" w:hAnsi="맑은 고딕" w:eastAsia="맑은 고딕"/>
-          <w:sz w:val="21"/>
-        </w:rPr>
-        <w:t>① `DB_NAME`은 리스너가 인식하지 못하기 때문</w:t>
-      </w:r>
-    </w:p>
-    <w:p>
-      <w:r>
-        <w:rPr>
-          <w:rFonts w:ascii="맑은 고딕" w:hAnsi="맑은 고딕" w:eastAsia="맑은 고딕"/>
-          <w:sz w:val="21"/>
-        </w:rPr>
-        <w:t>② 두 노드의 `DB_NAME`이 같아 구별되지 않기 때문</w:t>
+        <w:t xml:space="preserve">[중-05] 정적 등록에서 </w:t>
+      </w:r>
+      <w:r>
+        <w:rPr>
+          <w:rFonts w:ascii="Consolas" w:hAnsi="Consolas" w:eastAsia="맑은 고딕"/>
+          <w:sz w:val="21"/>
+        </w:rPr>
+        <w:t xml:space="preserve">GLOBAL_DBNAME</w:t>
+      </w:r>
+      <w:r>
+        <w:rPr>
+          <w:rFonts w:ascii="맑은 고딕" w:hAnsi="맑은 고딕" w:eastAsia="맑은 고딕"/>
+          <w:sz w:val="21"/>
+        </w:rPr>
+        <w:t xml:space="preserve">에 </w:t>
+      </w:r>
+      <w:r>
+        <w:rPr>
+          <w:rFonts w:ascii="Consolas" w:hAnsi="Consolas" w:eastAsia="맑은 고딕"/>
+          <w:sz w:val="21"/>
+        </w:rPr>
+        <w:t xml:space="preserve">DB_NAME</w:t>
+      </w:r>
+      <w:r>
+        <w:rPr>
+          <w:rFonts w:ascii="맑은 고딕" w:hAnsi="맑은 고딕" w:eastAsia="맑은 고딕"/>
+          <w:sz w:val="21"/>
+        </w:rPr>
+        <w:t xml:space="preserve">이 아니라 </w:t>
+      </w:r>
+      <w:r>
+        <w:rPr>
+          <w:rFonts w:ascii="Consolas" w:hAnsi="Consolas" w:eastAsia="맑은 고딕"/>
+          <w:sz w:val="21"/>
+        </w:rPr>
+        <w:t xml:space="preserve">DB_UNIQUE_NAME</w:t>
+      </w:r>
+      <w:r>
+        <w:rPr>
+          <w:rFonts w:ascii="맑은 고딕" w:hAnsi="맑은 고딕" w:eastAsia="맑은 고딕"/>
+          <w:sz w:val="21"/>
+        </w:rPr>
+        <w:t xml:space="preserve">을 쓰는 이유는?</w:t>
+      </w:r>
+    </w:p>
+    <w:p>
+      <w:r>
+        <w:rPr>
+          <w:rFonts w:ascii="맑은 고딕" w:hAnsi="맑은 고딕" w:eastAsia="맑은 고딕"/>
+          <w:sz w:val="21"/>
+        </w:rPr>
+        <w:t xml:space="preserve">① </w:t>
+      </w:r>
+      <w:r>
+        <w:rPr>
+          <w:rFonts w:ascii="Consolas" w:hAnsi="Consolas" w:eastAsia="맑은 고딕"/>
+          <w:sz w:val="21"/>
+        </w:rPr>
+        <w:t xml:space="preserve">DB_NAME</w:t>
+      </w:r>
+      <w:r>
+        <w:rPr>
+          <w:rFonts w:ascii="맑은 고딕" w:hAnsi="맑은 고딕" w:eastAsia="맑은 고딕"/>
+          <w:sz w:val="21"/>
+        </w:rPr>
+        <w:t xml:space="preserve">은 리스너가 인식하지 못하기 때문</w:t>
+      </w:r>
+    </w:p>
+    <w:p>
+      <w:r>
+        <w:rPr>
+          <w:rFonts w:ascii="맑은 고딕" w:hAnsi="맑은 고딕" w:eastAsia="맑은 고딕"/>
+          <w:sz w:val="21"/>
+        </w:rPr>
+        <w:t xml:space="preserve">② 두 노드의 </w:t>
+      </w:r>
+      <w:r>
+        <w:rPr>
+          <w:rFonts w:ascii="Consolas" w:hAnsi="Consolas" w:eastAsia="맑은 고딕"/>
+          <w:sz w:val="21"/>
+        </w:rPr>
+        <w:t xml:space="preserve">DB_NAME</w:t>
+      </w:r>
+      <w:r>
+        <w:rPr>
+          <w:rFonts w:ascii="맑은 고딕" w:hAnsi="맑은 고딕" w:eastAsia="맑은 고딕"/>
+          <w:sz w:val="21"/>
+        </w:rPr>
+        <w:t xml:space="preserve">이 같아 구별되지 않기 때문</w:t>
       </w:r>
     </w:p>
     <w:p>
@@ -1382,7 +1662,21 @@
           <w:rFonts w:ascii="맑은 고딕" w:hAnsi="맑은 고딕" w:eastAsia="맑은 고딕"/>
           <w:sz w:val="21"/>
         </w:rPr>
-        <w:t>④ 문법상 `DB_NAME`을 쓸 수 없기 때문</w:t>
+        <w:t xml:space="preserve">④ 문법상 </w:t>
+      </w:r>
+      <w:r>
+        <w:rPr>
+          <w:rFonts w:ascii="Consolas" w:hAnsi="Consolas" w:eastAsia="맑은 고딕"/>
+          <w:sz w:val="21"/>
+        </w:rPr>
+        <w:t xml:space="preserve">DB_NAME</w:t>
+      </w:r>
+      <w:r>
+        <w:rPr>
+          <w:rFonts w:ascii="맑은 고딕" w:hAnsi="맑은 고딕" w:eastAsia="맑은 고딕"/>
+          <w:sz w:val="21"/>
+        </w:rPr>
+        <w:t xml:space="preserve">을 쓸 수 없기 때문</w:t>
       </w:r>
     </w:p>
     <w:p>
@@ -1508,7 +1802,21 @@
           <w:rFonts w:ascii="맑은 고딕" w:hAnsi="맑은 고딕" w:eastAsia="맑은 고딕"/>
           <w:sz w:val="21"/>
         </w:rPr>
-        <w:t>[중-08] `TNS_ADMIN` 환경변수가 설정되어 있으면?</w:t>
+        <w:t xml:space="preserve">[중-08] </w:t>
+      </w:r>
+      <w:r>
+        <w:rPr>
+          <w:rFonts w:ascii="Consolas" w:hAnsi="Consolas" w:eastAsia="맑은 고딕"/>
+          <w:sz w:val="21"/>
+        </w:rPr>
+        <w:t xml:space="preserve">TNS_ADMIN</w:t>
+      </w:r>
+      <w:r>
+        <w:rPr>
+          <w:rFonts w:ascii="맑은 고딕" w:hAnsi="맑은 고딕" w:eastAsia="맑은 고딕"/>
+          <w:sz w:val="21"/>
+        </w:rPr>
+        <w:t xml:space="preserve"> 환경변수가 설정되어 있으면?</w:t>
       </w:r>
     </w:p>
     <w:p>
@@ -1526,7 +1834,21 @@
           <w:rFonts w:ascii="맑은 고딕" w:hAnsi="맑은 고딕" w:eastAsia="맑은 고딕"/>
           <w:sz w:val="21"/>
         </w:rPr>
-        <w:t>② `$ORACLE_HOME/network/admin`보다 그쪽이 우선한다</w:t>
+        <w:t xml:space="preserve">② </w:t>
+      </w:r>
+      <w:r>
+        <w:rPr>
+          <w:rFonts w:ascii="Consolas" w:hAnsi="Consolas" w:eastAsia="맑은 고딕"/>
+          <w:sz w:val="21"/>
+        </w:rPr>
+        <w:t xml:space="preserve">$ORACLE_HOME/network/admin</w:t>
+      </w:r>
+      <w:r>
+        <w:rPr>
+          <w:rFonts w:ascii="맑은 고딕" w:hAnsi="맑은 고딕" w:eastAsia="맑은 고딕"/>
+          <w:sz w:val="21"/>
+        </w:rPr>
+        <w:t xml:space="preserve">보다 그쪽이 우선한다</w:t>
       </w:r>
     </w:p>
     <w:p>
@@ -1616,7 +1938,21 @@
           <w:rFonts w:ascii="맑은 고딕" w:hAnsi="맑은 고딕" w:eastAsia="맑은 고딕"/>
           <w:sz w:val="21"/>
         </w:rPr>
-        <w:t>[중-10] 실습에서 `DG_CONFIG`를 비웠을 때의 관찰로 옳은 것은?</w:t>
+        <w:t xml:space="preserve">[중-10] 실습에서 </w:t>
+      </w:r>
+      <w:r>
+        <w:rPr>
+          <w:rFonts w:ascii="Consolas" w:hAnsi="Consolas" w:eastAsia="맑은 고딕"/>
+          <w:sz w:val="21"/>
+        </w:rPr>
+        <w:t xml:space="preserve">DG_CONFIG</w:t>
+      </w:r>
+      <w:r>
+        <w:rPr>
+          <w:rFonts w:ascii="맑은 고딕" w:hAnsi="맑은 고딕" w:eastAsia="맑은 고딕"/>
+          <w:sz w:val="21"/>
+        </w:rPr>
+        <w:t xml:space="preserve">를 비웠을 때의 관찰로 옳은 것은?</w:t>
       </w:r>
     </w:p>
     <w:p>
@@ -1670,7 +2006,21 @@
           <w:rFonts w:ascii="맑은 고딕" w:hAnsi="맑은 고딕" w:eastAsia="맑은 고딕"/>
           <w:sz w:val="21"/>
         </w:rPr>
-        <w:t>[중-11] 그럼에도 `DG_CONFIG`를 비우면 안 되는 이유가 아닌 것은?</w:t>
+        <w:t xml:space="preserve">[중-11] 그럼에도 </w:t>
+      </w:r>
+      <w:r>
+        <w:rPr>
+          <w:rFonts w:ascii="Consolas" w:hAnsi="Consolas" w:eastAsia="맑은 고딕"/>
+          <w:sz w:val="21"/>
+        </w:rPr>
+        <w:t xml:space="preserve">DG_CONFIG</w:t>
+      </w:r>
+      <w:r>
+        <w:rPr>
+          <w:rFonts w:ascii="맑은 고딕" w:hAnsi="맑은 고딕" w:eastAsia="맑은 고딕"/>
+          <w:sz w:val="21"/>
+        </w:rPr>
+        <w:t xml:space="preserve">를 비우면 안 되는 이유가 아닌 것은?</w:t>
       </w:r>
     </w:p>
     <w:p>
@@ -1724,7 +2074,21 @@
           <w:rFonts w:ascii="맑은 고딕" w:hAnsi="맑은 고딕" w:eastAsia="맑은 고딕"/>
           <w:sz w:val="21"/>
         </w:rPr>
-        <w:t>[중-12] `orapwd`로 패스워드 파일을 만들 때 19c에서 걸릴 수 있는 것은?</w:t>
+        <w:t xml:space="preserve">[중-12] </w:t>
+      </w:r>
+      <w:r>
+        <w:rPr>
+          <w:rFonts w:ascii="Consolas" w:hAnsi="Consolas" w:eastAsia="맑은 고딕"/>
+          <w:sz w:val="21"/>
+        </w:rPr>
+        <w:t xml:space="preserve">orapwd</w:t>
+      </w:r>
+      <w:r>
+        <w:rPr>
+          <w:rFonts w:ascii="맑은 고딕" w:hAnsi="맑은 고딕" w:eastAsia="맑은 고딕"/>
+          <w:sz w:val="21"/>
+        </w:rPr>
+        <w:t xml:space="preserve">로 패스워드 파일을 만들 때 19c에서 걸릴 수 있는 것은?</w:t>
       </w:r>
     </w:p>
     <w:p>
@@ -1778,16 +2142,44 @@
           <w:rFonts w:ascii="맑은 고딕" w:hAnsi="맑은 고딕" w:eastAsia="맑은 고딕"/>
           <w:sz w:val="21"/>
         </w:rPr>
-        <w:t>[중-13] `orapwd`가 실패했을 때 특히 위험한 이유는?</w:t>
-      </w:r>
-    </w:p>
-    <w:p>
-      <w:r>
-        <w:rPr>
-          <w:rFonts w:ascii="맑은 고딕" w:hAnsi="맑은 고딕" w:eastAsia="맑은 고딕"/>
-          <w:sz w:val="21"/>
-        </w:rPr>
-        <w:t>① 그 전에 실행한 `rm`은 이미 성공해 파일이 없는 상태일 수 있다</w:t>
+        <w:t xml:space="preserve">[중-13] </w:t>
+      </w:r>
+      <w:r>
+        <w:rPr>
+          <w:rFonts w:ascii="Consolas" w:hAnsi="Consolas" w:eastAsia="맑은 고딕"/>
+          <w:sz w:val="21"/>
+        </w:rPr>
+        <w:t xml:space="preserve">orapwd</w:t>
+      </w:r>
+      <w:r>
+        <w:rPr>
+          <w:rFonts w:ascii="맑은 고딕" w:hAnsi="맑은 고딕" w:eastAsia="맑은 고딕"/>
+          <w:sz w:val="21"/>
+        </w:rPr>
+        <w:t xml:space="preserve">가 실패했을 때 특히 위험한 이유는?</w:t>
+      </w:r>
+    </w:p>
+    <w:p>
+      <w:r>
+        <w:rPr>
+          <w:rFonts w:ascii="맑은 고딕" w:hAnsi="맑은 고딕" w:eastAsia="맑은 고딕"/>
+          <w:sz w:val="21"/>
+        </w:rPr>
+        <w:t xml:space="preserve">① 그 전에 실행한 </w:t>
+      </w:r>
+      <w:r>
+        <w:rPr>
+          <w:rFonts w:ascii="Consolas" w:hAnsi="Consolas" w:eastAsia="맑은 고딕"/>
+          <w:sz w:val="21"/>
+        </w:rPr>
+        <w:t xml:space="preserve">rm</w:t>
+      </w:r>
+      <w:r>
+        <w:rPr>
+          <w:rFonts w:ascii="맑은 고딕" w:hAnsi="맑은 고딕" w:eastAsia="맑은 고딕"/>
+          <w:sz w:val="21"/>
+        </w:rPr>
+        <w:t xml:space="preserve">은 이미 성공해 파일이 없는 상태일 수 있다</w:t>
       </w:r>
     </w:p>
     <w:p>
@@ -1994,7 +2386,35 @@
           <w:rFonts w:ascii="맑은 고딕" w:hAnsi="맑은 고딕" w:eastAsia="맑은 고딕"/>
           <w:sz w:val="21"/>
         </w:rPr>
-        <w:t>[중-17] `tnsping`이 실패하는데 `V$ARCHIVE_DEST_STATUS`에 ORA-16191이 보인다. 원인은?</w:t>
+        <w:t xml:space="preserve">[중-17] </w:t>
+      </w:r>
+      <w:r>
+        <w:rPr>
+          <w:rFonts w:ascii="Consolas" w:hAnsi="Consolas" w:eastAsia="맑은 고딕"/>
+          <w:sz w:val="21"/>
+        </w:rPr>
+        <w:t xml:space="preserve">tnsping</w:t>
+      </w:r>
+      <w:r>
+        <w:rPr>
+          <w:rFonts w:ascii="맑은 고딕" w:hAnsi="맑은 고딕" w:eastAsia="맑은 고딕"/>
+          <w:sz w:val="21"/>
+        </w:rPr>
+        <w:t xml:space="preserve">이 실패하는데 </w:t>
+      </w:r>
+      <w:r>
+        <w:rPr>
+          <w:rFonts w:ascii="Consolas" w:hAnsi="Consolas" w:eastAsia="맑은 고딕"/>
+          <w:sz w:val="21"/>
+        </w:rPr>
+        <w:t xml:space="preserve">V$ARCHIVE_DEST_STATUS</w:t>
+      </w:r>
+      <w:r>
+        <w:rPr>
+          <w:rFonts w:ascii="맑은 고딕" w:hAnsi="맑은 고딕" w:eastAsia="맑은 고딕"/>
+          <w:sz w:val="21"/>
+        </w:rPr>
+        <w:t xml:space="preserve">에 ORA-16191이 보인다. 원인은?</w:t>
       </w:r>
     </w:p>
     <w:p>
@@ -2012,7 +2432,21 @@
           <w:rFonts w:ascii="맑은 고딕" w:hAnsi="맑은 고딕" w:eastAsia="맑은 고딕"/>
           <w:sz w:val="21"/>
         </w:rPr>
-        <w:t>② `VALID_FOR` 오설정</w:t>
+        <w:t xml:space="preserve">② </w:t>
+      </w:r>
+      <w:r>
+        <w:rPr>
+          <w:rFonts w:ascii="Consolas" w:hAnsi="Consolas" w:eastAsia="맑은 고딕"/>
+          <w:sz w:val="21"/>
+        </w:rPr>
+        <w:t xml:space="preserve">VALID_FOR</w:t>
+      </w:r>
+      <w:r>
+        <w:rPr>
+          <w:rFonts w:ascii="맑은 고딕" w:hAnsi="맑은 고딕" w:eastAsia="맑은 고딕"/>
+          <w:sz w:val="21"/>
+        </w:rPr>
+        <w:t xml:space="preserve"> 오설정</w:t>
       </w:r>
     </w:p>
     <w:p>
@@ -2183,7 +2617,21 @@
           <w:rFonts w:ascii="맑은 고딕" w:hAnsi="맑은 고딕" w:eastAsia="맑은 고딕"/>
           <w:sz w:val="21"/>
         </w:rPr>
-        <w:t>③ 클라이언트가 실제로 보낸 `SERVICE_NAME`을 확인할 수 있어 오타를 잡는다</w:t>
+        <w:t xml:space="preserve">③ 클라이언트가 실제로 보낸 </w:t>
+      </w:r>
+      <w:r>
+        <w:rPr>
+          <w:rFonts w:ascii="Consolas" w:hAnsi="Consolas" w:eastAsia="맑은 고딕"/>
+          <w:sz w:val="21"/>
+        </w:rPr>
+        <w:t xml:space="preserve">SERVICE_NAME</w:t>
+      </w:r>
+      <w:r>
+        <w:rPr>
+          <w:rFonts w:ascii="맑은 고딕" w:hAnsi="맑은 고딕" w:eastAsia="맑은 고딕"/>
+          <w:sz w:val="21"/>
+        </w:rPr>
+        <w:t xml:space="preserve">을 확인할 수 있어 오타를 잡는다</w:t>
       </w:r>
     </w:p>
     <w:p>
@@ -2218,7 +2666,21 @@
           <w:rFonts w:ascii="맑은 고딕" w:hAnsi="맑은 고딕" w:eastAsia="맑은 고딕"/>
           <w:sz w:val="21"/>
         </w:rPr>
-        <w:t>[상-01] 실습에서 정적 등록 복원 후 NOMOUNT 상태의 boston에 접속했을 때 `V$INSTANCE.STATUS` 값은?</w:t>
+        <w:t xml:space="preserve">[상-01] 실습에서 정적 등록 복원 후 NOMOUNT 상태의 boston에 접속했을 때 </w:t>
+      </w:r>
+      <w:r>
+        <w:rPr>
+          <w:rFonts w:ascii="Consolas" w:hAnsi="Consolas" w:eastAsia="맑은 고딕"/>
+          <w:sz w:val="21"/>
+        </w:rPr>
+        <w:t xml:space="preserve">V$INSTANCE.STATUS</w:t>
+      </w:r>
+      <w:r>
+        <w:rPr>
+          <w:rFonts w:ascii="맑은 고딕" w:hAnsi="맑은 고딕" w:eastAsia="맑은 고딕"/>
+          <w:sz w:val="21"/>
+        </w:rPr>
+        <w:t xml:space="preserve"> 값은?</w:t>
       </w:r>
     </w:p>
     <w:p>
@@ -2389,7 +2851,21 @@
           <w:rFonts w:ascii="맑은 고딕" w:hAnsi="맑은 고딕" w:eastAsia="맑은 고딕"/>
           <w:sz w:val="21"/>
         </w:rPr>
-        <w:t>① `V$DATAGUARD_STATS`의 lag를 본다</w:t>
+        <w:t xml:space="preserve">① </w:t>
+      </w:r>
+      <w:r>
+        <w:rPr>
+          <w:rFonts w:ascii="Consolas" w:hAnsi="Consolas" w:eastAsia="맑은 고딕"/>
+          <w:sz w:val="21"/>
+        </w:rPr>
+        <w:t xml:space="preserve">V$DATAGUARD_STATS</w:t>
+      </w:r>
+      <w:r>
+        <w:rPr>
+          <w:rFonts w:ascii="맑은 고딕" w:hAnsi="맑은 고딕" w:eastAsia="맑은 고딕"/>
+          <w:sz w:val="21"/>
+        </w:rPr>
+        <w:t xml:space="preserve">의 lag를 본다</w:t>
       </w:r>
     </w:p>
     <w:p>
@@ -2407,7 +2883,21 @@
           <w:rFonts w:ascii="맑은 고딕" w:hAnsi="맑은 고딕" w:eastAsia="맑은 고딕"/>
           <w:sz w:val="21"/>
         </w:rPr>
-        <w:t>③ `tnsping` 결과를 함께 본다 (OK면 인증, 실패면 네트워크)</w:t>
+        <w:t xml:space="preserve">③ </w:t>
+      </w:r>
+      <w:r>
+        <w:rPr>
+          <w:rFonts w:ascii="Consolas" w:hAnsi="Consolas" w:eastAsia="맑은 고딕"/>
+          <w:sz w:val="21"/>
+        </w:rPr>
+        <w:t xml:space="preserve">tnsping</w:t>
+      </w:r>
+      <w:r>
+        <w:rPr>
+          <w:rFonts w:ascii="맑은 고딕" w:hAnsi="맑은 고딕" w:eastAsia="맑은 고딕"/>
+          <w:sz w:val="21"/>
+        </w:rPr>
+        <w:t xml:space="preserve"> 결과를 함께 본다 (OK면 인증, 실패면 네트워크)</w:t>
       </w:r>
     </w:p>
     <w:p>
@@ -2488,7 +2978,35 @@
           <w:rFonts w:ascii="맑은 고딕" w:hAnsi="맑은 고딕" w:eastAsia="맑은 고딕"/>
           <w:sz w:val="21"/>
         </w:rPr>
-        <w:t>[상-06] `sqlnet.ora`의 `SQLNET.ALLOWED_LOGON_VERSION_SERVER`가 두 노드에서 다르면?</w:t>
+        <w:t xml:space="preserve">[상-06] </w:t>
+      </w:r>
+      <w:r>
+        <w:rPr>
+          <w:rFonts w:ascii="Consolas" w:hAnsi="Consolas" w:eastAsia="맑은 고딕"/>
+          <w:sz w:val="21"/>
+        </w:rPr>
+        <w:t xml:space="preserve">sqlnet.ora</w:t>
+      </w:r>
+      <w:r>
+        <w:rPr>
+          <w:rFonts w:ascii="맑은 고딕" w:hAnsi="맑은 고딕" w:eastAsia="맑은 고딕"/>
+          <w:sz w:val="21"/>
+        </w:rPr>
+        <w:t xml:space="preserve">의 </w:t>
+      </w:r>
+      <w:r>
+        <w:rPr>
+          <w:rFonts w:ascii="Consolas" w:hAnsi="Consolas" w:eastAsia="맑은 고딕"/>
+          <w:sz w:val="21"/>
+        </w:rPr>
+        <w:t xml:space="preserve">SQLNET.ALLOWED_LOGON_VERSION_SERVER</w:t>
+      </w:r>
+      <w:r>
+        <w:rPr>
+          <w:rFonts w:ascii="맑은 고딕" w:hAnsi="맑은 고딕" w:eastAsia="맑은 고딕"/>
+          <w:sz w:val="21"/>
+        </w:rPr>
+        <w:t xml:space="preserve">가 두 노드에서 다르면?</w:t>
       </w:r>
     </w:p>
     <w:p>
@@ -2704,7 +3222,21 @@
           <w:rFonts w:ascii="맑은 고딕" w:hAnsi="맑은 고딕" w:eastAsia="맑은 고딕"/>
           <w:sz w:val="21"/>
         </w:rPr>
-        <w:t>[상-10] `DG_CONFIG`를 "안전망"이라 부르는 이유로 가장 정확한 것은?</w:t>
+        <w:t xml:space="preserve">[상-10] </w:t>
+      </w:r>
+      <w:r>
+        <w:rPr>
+          <w:rFonts w:ascii="Consolas" w:hAnsi="Consolas" w:eastAsia="맑은 고딕"/>
+          <w:sz w:val="21"/>
+        </w:rPr>
+        <w:t xml:space="preserve">DG_CONFIG</w:t>
+      </w:r>
+      <w:r>
+        <w:rPr>
+          <w:rFonts w:ascii="맑은 고딕" w:hAnsi="맑은 고딕" w:eastAsia="맑은 고딕"/>
+          <w:sz w:val="21"/>
+        </w:rPr>
+        <w:t xml:space="preserve">를 "안전망"이라 부르는 이유로 가장 정확한 것은?</w:t>
       </w:r>
     </w:p>
     <w:p>
@@ -2744,6 +3276,8 @@
       </w:r>
     </w:p>
     <w:sectPr>
+      <w:headerReference w:type="default" r:id="rId9"/>
+      <w:footerReference w:type="default" r:id="rId10"/>
       <w:pgSz w:w="12240" w:h="15840"/>
       <w:pgMar w:top="1440" w:right="1800" w:bottom="1440" w:left="1800" w:header="720" w:footer="720" w:gutter="0"/>
       <w:cols w:space="720"/>
@@ -2751,6 +3285,26 @@
     </w:sectPr>
   </w:body>
 </w:document>
+</file>
+
+<file path=word/footer1.xml><?xml version="1.0" encoding="utf-8"?>
+<w:ftr xmlns:m="http://schemas.openxmlformats.org/officeDocument/2006/math" xmlns:mc="http://schemas.openxmlformats.org/markup-compatibility/2006" xmlns:mo="http://schemas.microsoft.com/office/mac/office/2008/main" xmlns:mv="urn:schemas-microsoft-com:mac:vml" xmlns:o="urn:schemas-microsoft-com:office:office" xmlns:r="http://schemas.openxmlformats.org/officeDocument/2006/relationships" xmlns:v="urn:schemas-microsoft-com:vml" xmlns:w10="urn:schemas-microsoft-com:office:word" xmlns:w14="http://schemas.microsoft.com/office/word/2010/wordml" xmlns:w="http://schemas.openxmlformats.org/wordprocessingml/2006/main" xmlns:wne="http://schemas.microsoft.com/office/word/2006/wordml" xmlns:wp14="http://schemas.microsoft.com/office/word/2010/wordprocessingDrawing" xmlns:wp="http://schemas.openxmlformats.org/drawingml/2006/wordprocessingDrawing" xmlns:wpc="http://schemas.microsoft.com/office/word/2010/wordprocessingCanvas" xmlns:wpg="http://schemas.microsoft.com/office/word/2010/wordprocessingGroup" xmlns:wpi="http://schemas.microsoft.com/office/word/2010/wordprocessingInk" xmlns:wps="http://schemas.microsoft.com/office/word/2010/wordprocessingShape" mc:Ignorable="w14 wp14">
+  <w:p>
+    <w:pPr>
+      <w:pStyle w:val="Footer"/>
+    </w:pPr>
+  </w:p>
+</w:ftr>
+</file>
+
+<file path=word/header1.xml><?xml version="1.0" encoding="utf-8"?>
+<w:hdr xmlns:m="http://schemas.openxmlformats.org/officeDocument/2006/math" xmlns:mc="http://schemas.openxmlformats.org/markup-compatibility/2006" xmlns:mo="http://schemas.microsoft.com/office/mac/office/2008/main" xmlns:mv="urn:schemas-microsoft-com:mac:vml" xmlns:o="urn:schemas-microsoft-com:office:office" xmlns:r="http://schemas.openxmlformats.org/officeDocument/2006/relationships" xmlns:v="urn:schemas-microsoft-com:vml" xmlns:w10="urn:schemas-microsoft-com:office:word" xmlns:w14="http://schemas.microsoft.com/office/word/2010/wordml" xmlns:w="http://schemas.openxmlformats.org/wordprocessingml/2006/main" xmlns:wne="http://schemas.microsoft.com/office/word/2006/wordml" xmlns:wp14="http://schemas.microsoft.com/office/word/2010/wordprocessingDrawing" xmlns:wp="http://schemas.openxmlformats.org/drawingml/2006/wordprocessingDrawing" xmlns:wpc="http://schemas.microsoft.com/office/word/2010/wordprocessingCanvas" xmlns:wpg="http://schemas.microsoft.com/office/word/2010/wordprocessingGroup" xmlns:wpi="http://schemas.microsoft.com/office/word/2010/wordprocessingInk" xmlns:wps="http://schemas.microsoft.com/office/word/2010/wordprocessingShape" mc:Ignorable="w14 wp14">
+  <w:p>
+    <w:pPr>
+      <w:pStyle w:val="Header"/>
+    </w:pPr>
+  </w:p>
+</w:hdr>
 </file>
 
 <file path=word/numbering.xml><?xml version="1.0" encoding="utf-8"?>

--- a/ADG/03장/3장_실습문제.docx
+++ b/ADG/03장/3장_실습문제.docx
@@ -42,25 +42,39 @@
           <w:rFonts w:ascii="맑은 고딕" w:hAnsi="맑은 고딕" w:eastAsia="맑은 고딕"/>
           <w:sz w:val="21"/>
         </w:rPr>
-        <w:t>[하-01] `tnsnames.ora`의 기본 위치는?</w:t>
-      </w:r>
-    </w:p>
-    <w:p>
-      <w:r>
-        <w:rPr>
-          <w:rFonts w:ascii="맑은 고딕" w:hAnsi="맑은 고딕" w:eastAsia="맑은 고딕"/>
-          <w:sz w:val="21"/>
-        </w:rPr>
-        <w:t>① $ORACLE_HOME/network/admin</w:t>
-      </w:r>
-    </w:p>
-    <w:p>
-      <w:r>
-        <w:rPr>
-          <w:rFonts w:ascii="맑은 고딕" w:hAnsi="맑은 고딕" w:eastAsia="맑은 고딕"/>
-          <w:sz w:val="21"/>
-        </w:rPr>
-        <w:t>② $ORACLE_BASE/admin</w:t>
+        <w:t xml:space="preserve">[하-01] </w:t>
+      </w:r>
+      <w:r>
+        <w:rPr>
+          <w:rFonts w:ascii="Consolas" w:hAnsi="Consolas" w:eastAsia="맑은 고딕"/>
+          <w:sz w:val="21"/>
+        </w:rPr>
+        <w:t xml:space="preserve">tnsnames.ora</w:t>
+      </w:r>
+      <w:r>
+        <w:rPr>
+          <w:rFonts w:ascii="맑은 고딕" w:hAnsi="맑은 고딕" w:eastAsia="맑은 고딕"/>
+          <w:sz w:val="21"/>
+        </w:rPr>
+        <w:t xml:space="preserve">의 기본 위치는?</w:t>
+      </w:r>
+    </w:p>
+    <w:p>
+      <w:r>
+        <w:rPr>
+          <w:rFonts w:ascii="맑은 고딕" w:hAnsi="맑은 고딕" w:eastAsia="맑은 고딕"/>
+          <w:sz w:val="21"/>
+        </w:rPr>
+        <w:t>① $ORACLE_BASE/admin</w:t>
+      </w:r>
+    </w:p>
+    <w:p>
+      <w:r>
+        <w:rPr>
+          <w:rFonts w:ascii="맑은 고딕" w:hAnsi="맑은 고딕" w:eastAsia="맑은 고딕"/>
+          <w:sz w:val="21"/>
+        </w:rPr>
+        <w:t>② $ORACLE_HOME/network/admin</w:t>
       </w:r>
     </w:p>
     <w:p>
@@ -105,34 +119,34 @@
           <w:rFonts w:ascii="맑은 고딕" w:hAnsi="맑은 고딕" w:eastAsia="맑은 고딕"/>
           <w:sz w:val="21"/>
         </w:rPr>
-        <w:t>① tnsping</w:t>
-      </w:r>
-    </w:p>
-    <w:p>
-      <w:r>
-        <w:rPr>
-          <w:rFonts w:ascii="맑은 고딕" w:hAnsi="맑은 고딕" w:eastAsia="맑은 고딕"/>
-          <w:sz w:val="21"/>
-        </w:rPr>
-        <w:t>② lsnrctl status</w:t>
-      </w:r>
-    </w:p>
-    <w:p>
-      <w:r>
-        <w:rPr>
-          <w:rFonts w:ascii="맑은 고딕" w:hAnsi="맑은 고딕" w:eastAsia="맑은 고딕"/>
-          <w:sz w:val="21"/>
-        </w:rPr>
-        <w:t>③ sqlplus</w:t>
-      </w:r>
-    </w:p>
-    <w:p>
-      <w:r>
-        <w:rPr>
-          <w:rFonts w:ascii="맑은 고딕" w:hAnsi="맑은 고딕" w:eastAsia="맑은 고딕"/>
-          <w:sz w:val="21"/>
-        </w:rPr>
-        <w:t>④ orapwd</w:t>
+        <w:t>① lsnrctl status</w:t>
+      </w:r>
+    </w:p>
+    <w:p>
+      <w:r>
+        <w:rPr>
+          <w:rFonts w:ascii="맑은 고딕" w:hAnsi="맑은 고딕" w:eastAsia="맑은 고딕"/>
+          <w:sz w:val="21"/>
+        </w:rPr>
+        <w:t>② orapwd</w:t>
+      </w:r>
+    </w:p>
+    <w:p>
+      <w:r>
+        <w:rPr>
+          <w:rFonts w:ascii="맑은 고딕" w:hAnsi="맑은 고딕" w:eastAsia="맑은 고딕"/>
+          <w:sz w:val="21"/>
+        </w:rPr>
+        <w:t>③ tnsping</w:t>
+      </w:r>
+    </w:p>
+    <w:p>
+      <w:r>
+        <w:rPr>
+          <w:rFonts w:ascii="맑은 고딕" w:hAnsi="맑은 고딕" w:eastAsia="맑은 고딕"/>
+          <w:sz w:val="21"/>
+        </w:rPr>
+        <w:t>④ sqlplus</w:t>
       </w:r>
     </w:p>
     <w:p>
@@ -150,43 +164,57 @@
           <w:rFonts w:ascii="맑은 고딕" w:hAnsi="맑은 고딕" w:eastAsia="맑은 고딕"/>
           <w:sz w:val="21"/>
         </w:rPr>
-        <w:t>[하-03] 정적 등록을 기술하는 `listener.ora`의 항목은?</w:t>
-      </w:r>
-    </w:p>
-    <w:p>
-      <w:r>
-        <w:rPr>
-          <w:rFonts w:ascii="맑은 고딕" w:hAnsi="맑은 고딕" w:eastAsia="맑은 고딕"/>
-          <w:sz w:val="21"/>
-        </w:rPr>
-        <w:t>① SID_LIST_LISTENER</w:t>
-      </w:r>
-    </w:p>
-    <w:p>
-      <w:r>
-        <w:rPr>
-          <w:rFonts w:ascii="맑은 고딕" w:hAnsi="맑은 고딕" w:eastAsia="맑은 고딕"/>
-          <w:sz w:val="21"/>
-        </w:rPr>
-        <w:t>② DESCRIPTION_LIST</w:t>
-      </w:r>
-    </w:p>
-    <w:p>
-      <w:r>
-        <w:rPr>
-          <w:rFonts w:ascii="맑은 고딕" w:hAnsi="맑은 고딕" w:eastAsia="맑은 고딕"/>
-          <w:sz w:val="21"/>
-        </w:rPr>
-        <w:t>③ ADR_BASE_LISTENER</w:t>
-      </w:r>
-    </w:p>
-    <w:p>
-      <w:r>
-        <w:rPr>
-          <w:rFonts w:ascii="맑은 고딕" w:hAnsi="맑은 고딕" w:eastAsia="맑은 고딕"/>
-          <w:sz w:val="21"/>
-        </w:rPr>
-        <w:t>④ NAMES.DIRECTORY_PATH</w:t>
+        <w:t xml:space="preserve">[하-03] 정적 등록을 기술하는 </w:t>
+      </w:r>
+      <w:r>
+        <w:rPr>
+          <w:rFonts w:ascii="Consolas" w:hAnsi="Consolas" w:eastAsia="맑은 고딕"/>
+          <w:sz w:val="21"/>
+        </w:rPr>
+        <w:t xml:space="preserve">listener.ora</w:t>
+      </w:r>
+      <w:r>
+        <w:rPr>
+          <w:rFonts w:ascii="맑은 고딕" w:hAnsi="맑은 고딕" w:eastAsia="맑은 고딕"/>
+          <w:sz w:val="21"/>
+        </w:rPr>
+        <w:t xml:space="preserve">의 항목은?</w:t>
+      </w:r>
+    </w:p>
+    <w:p>
+      <w:r>
+        <w:rPr>
+          <w:rFonts w:ascii="맑은 고딕" w:hAnsi="맑은 고딕" w:eastAsia="맑은 고딕"/>
+          <w:sz w:val="21"/>
+        </w:rPr>
+        <w:t>① ADR_BASE_LISTENER</w:t>
+      </w:r>
+    </w:p>
+    <w:p>
+      <w:r>
+        <w:rPr>
+          <w:rFonts w:ascii="맑은 고딕" w:hAnsi="맑은 고딕" w:eastAsia="맑은 고딕"/>
+          <w:sz w:val="21"/>
+        </w:rPr>
+        <w:t>② SID_LIST_LISTENER</w:t>
+      </w:r>
+    </w:p>
+    <w:p>
+      <w:r>
+        <w:rPr>
+          <w:rFonts w:ascii="맑은 고딕" w:hAnsi="맑은 고딕" w:eastAsia="맑은 고딕"/>
+          <w:sz w:val="21"/>
+        </w:rPr>
+        <w:t>③ NAMES.DIRECTORY_PATH</w:t>
+      </w:r>
+    </w:p>
+    <w:p>
+      <w:r>
+        <w:rPr>
+          <w:rFonts w:ascii="맑은 고딕" w:hAnsi="맑은 고딕" w:eastAsia="맑은 고딕"/>
+          <w:sz w:val="21"/>
+        </w:rPr>
+        <w:t>④ DESCRIPTION_LIST</w:t>
       </w:r>
     </w:p>
     <w:p>
@@ -204,7 +232,21 @@
           <w:rFonts w:ascii="맑은 고딕" w:hAnsi="맑은 고딕" w:eastAsia="맑은 고딕"/>
           <w:sz w:val="21"/>
         </w:rPr>
-        <w:t>[하-04] `SID_DESC`에 들어가지 않는 요소는?</w:t>
+        <w:t xml:space="preserve">[하-04] </w:t>
+      </w:r>
+      <w:r>
+        <w:rPr>
+          <w:rFonts w:ascii="Consolas" w:hAnsi="Consolas" w:eastAsia="맑은 고딕"/>
+          <w:sz w:val="21"/>
+        </w:rPr>
+        <w:t xml:space="preserve">SID_DESC</w:t>
+      </w:r>
+      <w:r>
+        <w:rPr>
+          <w:rFonts w:ascii="맑은 고딕" w:hAnsi="맑은 고딕" w:eastAsia="맑은 고딕"/>
+          <w:sz w:val="21"/>
+        </w:rPr>
+        <w:t xml:space="preserve">에 들어가지 않는 요소는?</w:t>
       </w:r>
     </w:p>
     <w:p>
@@ -222,25 +264,25 @@
           <w:rFonts w:ascii="맑은 고딕" w:hAnsi="맑은 고딕" w:eastAsia="맑은 고딕"/>
           <w:sz w:val="21"/>
         </w:rPr>
-        <w:t>② GLOBAL_DBNAME</w:t>
-      </w:r>
-    </w:p>
-    <w:p>
-      <w:r>
-        <w:rPr>
-          <w:rFonts w:ascii="맑은 고딕" w:hAnsi="맑은 고딕" w:eastAsia="맑은 고딕"/>
-          <w:sz w:val="21"/>
-        </w:rPr>
-        <w:t>③ ORACLE_HOME</w:t>
-      </w:r>
-    </w:p>
-    <w:p>
-      <w:r>
-        <w:rPr>
-          <w:rFonts w:ascii="맑은 고딕" w:hAnsi="맑은 고딕" w:eastAsia="맑은 고딕"/>
-          <w:sz w:val="21"/>
-        </w:rPr>
-        <w:t>④ SID_NAME</w:t>
+        <w:t>② ORACLE_HOME</w:t>
+      </w:r>
+    </w:p>
+    <w:p>
+      <w:r>
+        <w:rPr>
+          <w:rFonts w:ascii="맑은 고딕" w:hAnsi="맑은 고딕" w:eastAsia="맑은 고딕"/>
+          <w:sz w:val="21"/>
+        </w:rPr>
+        <w:t>③ SID_NAME</w:t>
+      </w:r>
+    </w:p>
+    <w:p>
+      <w:r>
+        <w:rPr>
+          <w:rFonts w:ascii="맑은 고딕" w:hAnsi="맑은 고딕" w:eastAsia="맑은 고딕"/>
+          <w:sz w:val="21"/>
+        </w:rPr>
+        <w:t>④ GLOBAL_DBNAME</w:t>
       </w:r>
     </w:p>
     <w:p>
@@ -258,25 +300,39 @@
           <w:rFonts w:ascii="맑은 고딕" w:hAnsi="맑은 고딕" w:eastAsia="맑은 고딕"/>
           <w:sz w:val="21"/>
         </w:rPr>
-        <w:t>[하-05] 원격 SYS 접속을 허용하려면 `REMOTE_LOGIN_PASSWORDFILE` 값이 무엇이어야 하는가?</w:t>
-      </w:r>
-    </w:p>
-    <w:p>
-      <w:r>
-        <w:rPr>
-          <w:rFonts w:ascii="맑은 고딕" w:hAnsi="맑은 고딕" w:eastAsia="맑은 고딕"/>
-          <w:sz w:val="21"/>
-        </w:rPr>
-        <w:t>① EXCLUSIVE</w:t>
-      </w:r>
-    </w:p>
-    <w:p>
-      <w:r>
-        <w:rPr>
-          <w:rFonts w:ascii="맑은 고딕" w:hAnsi="맑은 고딕" w:eastAsia="맑은 고딕"/>
-          <w:sz w:val="21"/>
-        </w:rPr>
-        <w:t>② NONE</w:t>
+        <w:t xml:space="preserve">[하-05] 원격 SYS 접속을 허용하려면 </w:t>
+      </w:r>
+      <w:r>
+        <w:rPr>
+          <w:rFonts w:ascii="Consolas" w:hAnsi="Consolas" w:eastAsia="맑은 고딕"/>
+          <w:sz w:val="21"/>
+        </w:rPr>
+        <w:t xml:space="preserve">REMOTE_LOGIN_PASSWORDFILE</w:t>
+      </w:r>
+      <w:r>
+        <w:rPr>
+          <w:rFonts w:ascii="맑은 고딕" w:hAnsi="맑은 고딕" w:eastAsia="맑은 고딕"/>
+          <w:sz w:val="21"/>
+        </w:rPr>
+        <w:t xml:space="preserve"> 값이 무엇이어야 하는가?</w:t>
+      </w:r>
+    </w:p>
+    <w:p>
+      <w:r>
+        <w:rPr>
+          <w:rFonts w:ascii="맑은 고딕" w:hAnsi="맑은 고딕" w:eastAsia="맑은 고딕"/>
+          <w:sz w:val="21"/>
+        </w:rPr>
+        <w:t>① NONE</w:t>
+      </w:r>
+    </w:p>
+    <w:p>
+      <w:r>
+        <w:rPr>
+          <w:rFonts w:ascii="맑은 고딕" w:hAnsi="맑은 고딕" w:eastAsia="맑은 고딕"/>
+          <w:sz w:val="21"/>
+        </w:rPr>
+        <w:t>② AUTO</w:t>
       </w:r>
     </w:p>
     <w:p>
@@ -294,7 +350,7 @@
           <w:rFonts w:ascii="맑은 고딕" w:hAnsi="맑은 고딕" w:eastAsia="맑은 고딕"/>
           <w:sz w:val="21"/>
         </w:rPr>
-        <w:t>④ AUTO</w:t>
+        <w:t>④ EXCLUSIVE</w:t>
       </w:r>
     </w:p>
     <w:p>
@@ -330,7 +386,7 @@
           <w:rFonts w:ascii="맑은 고딕" w:hAnsi="맑은 고딕" w:eastAsia="맑은 고딕"/>
           <w:sz w:val="21"/>
         </w:rPr>
-        <w:t>② orapw&lt;DB_NAME&gt;</w:t>
+        <w:t>② password.ora</w:t>
       </w:r>
     </w:p>
     <w:p>
@@ -348,7 +404,7 @@
           <w:rFonts w:ascii="맑은 고딕" w:hAnsi="맑은 고딕" w:eastAsia="맑은 고딕"/>
           <w:sz w:val="21"/>
         </w:rPr>
-        <w:t>④ password.ora</w:t>
+        <w:t>④ orapw&lt;DB_NAME&gt;</w:t>
       </w:r>
     </w:p>
     <w:p>
@@ -375,34 +431,34 @@
           <w:rFonts w:ascii="맑은 고딕" w:hAnsi="맑은 고딕" w:eastAsia="맑은 고딕"/>
           <w:sz w:val="21"/>
         </w:rPr>
-        <w:t>① 1521</w:t>
-      </w:r>
-    </w:p>
-    <w:p>
-      <w:r>
-        <w:rPr>
-          <w:rFonts w:ascii="맑은 고딕" w:hAnsi="맑은 고딕" w:eastAsia="맑은 고딕"/>
-          <w:sz w:val="21"/>
-        </w:rPr>
-        <w:t>② 1158</w:t>
-      </w:r>
-    </w:p>
-    <w:p>
-      <w:r>
-        <w:rPr>
-          <w:rFonts w:ascii="맑은 고딕" w:hAnsi="맑은 고딕" w:eastAsia="맑은 고딕"/>
-          <w:sz w:val="21"/>
-        </w:rPr>
-        <w:t>③ 5500</w:t>
-      </w:r>
-    </w:p>
-    <w:p>
-      <w:r>
-        <w:rPr>
-          <w:rFonts w:ascii="맑은 고딕" w:hAnsi="맑은 고딕" w:eastAsia="맑은 고딕"/>
-          <w:sz w:val="21"/>
-        </w:rPr>
-        <w:t>④ 2484</w:t>
+        <w:t>① 2484</w:t>
+      </w:r>
+    </w:p>
+    <w:p>
+      <w:r>
+        <w:rPr>
+          <w:rFonts w:ascii="맑은 고딕" w:hAnsi="맑은 고딕" w:eastAsia="맑은 고딕"/>
+          <w:sz w:val="21"/>
+        </w:rPr>
+        <w:t>② 5500</w:t>
+      </w:r>
+    </w:p>
+    <w:p>
+      <w:r>
+        <w:rPr>
+          <w:rFonts w:ascii="맑은 고딕" w:hAnsi="맑은 고딕" w:eastAsia="맑은 고딕"/>
+          <w:sz w:val="21"/>
+        </w:rPr>
+        <w:t>③ 1521</w:t>
+      </w:r>
+    </w:p>
+    <w:p>
+      <w:r>
+        <w:rPr>
+          <w:rFonts w:ascii="맑은 고딕" w:hAnsi="맑은 고딕" w:eastAsia="맑은 고딕"/>
+          <w:sz w:val="21"/>
+        </w:rPr>
+        <w:t>④ 1158</w:t>
       </w:r>
     </w:p>
     <w:p>
@@ -420,43 +476,57 @@
           <w:rFonts w:ascii="맑은 고딕" w:hAnsi="맑은 고딕" w:eastAsia="맑은 고딕"/>
           <w:sz w:val="21"/>
         </w:rPr>
-        <w:t>[하-08] 구성에 속한 `DB_UNIQUE_NAME`을 나열하는 파라미터는?</w:t>
-      </w:r>
-    </w:p>
-    <w:p>
-      <w:r>
-        <w:rPr>
-          <w:rFonts w:ascii="맑은 고딕" w:hAnsi="맑은 고딕" w:eastAsia="맑은 고딕"/>
-          <w:sz w:val="21"/>
-        </w:rPr>
-        <w:t>① LOG_ARCHIVE_CONFIG</w:t>
-      </w:r>
-    </w:p>
-    <w:p>
-      <w:r>
-        <w:rPr>
-          <w:rFonts w:ascii="맑은 고딕" w:hAnsi="맑은 고딕" w:eastAsia="맑은 고딕"/>
-          <w:sz w:val="21"/>
-        </w:rPr>
-        <w:t>② LOG_ARCHIVE_DEST_1</w:t>
-      </w:r>
-    </w:p>
-    <w:p>
-      <w:r>
-        <w:rPr>
-          <w:rFonts w:ascii="맑은 고딕" w:hAnsi="맑은 고딕" w:eastAsia="맑은 고딕"/>
-          <w:sz w:val="21"/>
-        </w:rPr>
-        <w:t>③ DB_FILE_NAME_CONVERT</w:t>
-      </w:r>
-    </w:p>
-    <w:p>
-      <w:r>
-        <w:rPr>
-          <w:rFonts w:ascii="맑은 고딕" w:hAnsi="맑은 고딕" w:eastAsia="맑은 고딕"/>
-          <w:sz w:val="21"/>
-        </w:rPr>
-        <w:t>④ STANDBY_FILE_MANAGEMENT</w:t>
+        <w:t xml:space="preserve">[하-08] 구성에 속한 </w:t>
+      </w:r>
+      <w:r>
+        <w:rPr>
+          <w:rFonts w:ascii="Consolas" w:hAnsi="Consolas" w:eastAsia="맑은 고딕"/>
+          <w:sz w:val="21"/>
+        </w:rPr>
+        <w:t xml:space="preserve">DB_UNIQUE_NAME</w:t>
+      </w:r>
+      <w:r>
+        <w:rPr>
+          <w:rFonts w:ascii="맑은 고딕" w:hAnsi="맑은 고딕" w:eastAsia="맑은 고딕"/>
+          <w:sz w:val="21"/>
+        </w:rPr>
+        <w:t xml:space="preserve">을 나열하는 파라미터는?</w:t>
+      </w:r>
+    </w:p>
+    <w:p>
+      <w:r>
+        <w:rPr>
+          <w:rFonts w:ascii="맑은 고딕" w:hAnsi="맑은 고딕" w:eastAsia="맑은 고딕"/>
+          <w:sz w:val="21"/>
+        </w:rPr>
+        <w:t>① DB_FILE_NAME_CONVERT</w:t>
+      </w:r>
+    </w:p>
+    <w:p>
+      <w:r>
+        <w:rPr>
+          <w:rFonts w:ascii="맑은 고딕" w:hAnsi="맑은 고딕" w:eastAsia="맑은 고딕"/>
+          <w:sz w:val="21"/>
+        </w:rPr>
+        <w:t>② STANDBY_FILE_MANAGEMENT</w:t>
+      </w:r>
+    </w:p>
+    <w:p>
+      <w:r>
+        <w:rPr>
+          <w:rFonts w:ascii="맑은 고딕" w:hAnsi="맑은 고딕" w:eastAsia="맑은 고딕"/>
+          <w:sz w:val="21"/>
+        </w:rPr>
+        <w:t>③ LOG_ARCHIVE_CONFIG</w:t>
+      </w:r>
+    </w:p>
+    <w:p>
+      <w:r>
+        <w:rPr>
+          <w:rFonts w:ascii="맑은 고딕" w:hAnsi="맑은 고딕" w:eastAsia="맑은 고딕"/>
+          <w:sz w:val="21"/>
+        </w:rPr>
+        <w:t>④ LOG_ARCHIVE_DEST_1</w:t>
       </w:r>
     </w:p>
     <w:p>
@@ -492,16 +562,16 @@
           <w:rFonts w:ascii="맑은 고딕" w:hAnsi="맑은 고딕" w:eastAsia="맑은 고딕"/>
           <w:sz w:val="21"/>
         </w:rPr>
-        <w:t>② FAL_CLIENT</w:t>
-      </w:r>
-    </w:p>
-    <w:p>
-      <w:r>
-        <w:rPr>
-          <w:rFonts w:ascii="맑은 고딕" w:hAnsi="맑은 고딕" w:eastAsia="맑은 고딕"/>
-          <w:sz w:val="21"/>
-        </w:rPr>
-        <w:t>③ LOG_ARCHIVE_MAX_PROCESSES</w:t>
+        <w:t>② LOG_ARCHIVE_MAX_PROCESSES</w:t>
+      </w:r>
+    </w:p>
+    <w:p>
+      <w:r>
+        <w:rPr>
+          <w:rFonts w:ascii="맑은 고딕" w:hAnsi="맑은 고딕" w:eastAsia="맑은 고딕"/>
+          <w:sz w:val="21"/>
+        </w:rPr>
+        <w:t>③ FAL_CLIENT</w:t>
       </w:r>
     </w:p>
     <w:p>
@@ -528,7 +598,387 @@
           <w:rFonts w:ascii="맑은 고딕" w:hAnsi="맑은 고딕" w:eastAsia="맑은 고딕"/>
           <w:sz w:val="21"/>
         </w:rPr>
-        <w:t>[하-10] 실습에서 존재하지 않는 별칭으로 `tnsping`을 실행했을 때 나온 오류는?</w:t>
+        <w:t xml:space="preserve">[하-10] 실습에서 존재하지 않는 별칭으로 </w:t>
+      </w:r>
+      <w:r>
+        <w:rPr>
+          <w:rFonts w:ascii="Consolas" w:hAnsi="Consolas" w:eastAsia="맑은 고딕"/>
+          <w:sz w:val="21"/>
+        </w:rPr>
+        <w:t xml:space="preserve">tnsping</w:t>
+      </w:r>
+      <w:r>
+        <w:rPr>
+          <w:rFonts w:ascii="맑은 고딕" w:hAnsi="맑은 고딕" w:eastAsia="맑은 고딕"/>
+          <w:sz w:val="21"/>
+        </w:rPr>
+        <w:t xml:space="preserve">을 실행했을 때 나온 오류는?</w:t>
+      </w:r>
+    </w:p>
+    <w:p>
+      <w:r>
+        <w:rPr>
+          <w:rFonts w:ascii="맑은 고딕" w:hAnsi="맑은 고딕" w:eastAsia="맑은 고딕"/>
+          <w:sz w:val="21"/>
+        </w:rPr>
+        <w:t>① ORA-12514</w:t>
+      </w:r>
+    </w:p>
+    <w:p>
+      <w:r>
+        <w:rPr>
+          <w:rFonts w:ascii="맑은 고딕" w:hAnsi="맑은 고딕" w:eastAsia="맑은 고딕"/>
+          <w:sz w:val="21"/>
+        </w:rPr>
+        <w:t>② ORA-01017</w:t>
+      </w:r>
+    </w:p>
+    <w:p>
+      <w:r>
+        <w:rPr>
+          <w:rFonts w:ascii="맑은 고딕" w:hAnsi="맑은 고딕" w:eastAsia="맑은 고딕"/>
+          <w:sz w:val="21"/>
+        </w:rPr>
+        <w:t>③ TNS-12535</w:t>
+      </w:r>
+    </w:p>
+    <w:p>
+      <w:r>
+        <w:rPr>
+          <w:rFonts w:ascii="맑은 고딕" w:hAnsi="맑은 고딕" w:eastAsia="맑은 고딕"/>
+          <w:sz w:val="21"/>
+        </w:rPr>
+        <w:t>④ TNS-03505</w:t>
+      </w:r>
+    </w:p>
+    <w:p>
+      <w:r>
+        <w:rPr>
+          <w:rFonts w:ascii="맑은 고딕" w:hAnsi="맑은 고딕" w:eastAsia="맑은 고딕"/>
+          <w:sz w:val="21"/>
+        </w:rPr>
+        <w:t>하-11 · 객관식</w:t>
+      </w:r>
+    </w:p>
+    <w:p>
+      <w:r>
+        <w:rPr>
+          <w:rFonts w:ascii="맑은 고딕" w:hAnsi="맑은 고딕" w:eastAsia="맑은 고딕"/>
+          <w:sz w:val="21"/>
+        </w:rPr>
+        <w:t>[하-11] 리스너가 요청한 서비스를 모를 때 나는 오류는?</w:t>
+      </w:r>
+    </w:p>
+    <w:p>
+      <w:r>
+        <w:rPr>
+          <w:rFonts w:ascii="맑은 고딕" w:hAnsi="맑은 고딕" w:eastAsia="맑은 고딕"/>
+          <w:sz w:val="21"/>
+        </w:rPr>
+        <w:t>① ORA-12514</w:t>
+      </w:r>
+    </w:p>
+    <w:p>
+      <w:r>
+        <w:rPr>
+          <w:rFonts w:ascii="맑은 고딕" w:hAnsi="맑은 고딕" w:eastAsia="맑은 고딕"/>
+          <w:sz w:val="21"/>
+        </w:rPr>
+        <w:t>② ORA-12528</w:t>
+      </w:r>
+    </w:p>
+    <w:p>
+      <w:r>
+        <w:rPr>
+          <w:rFonts w:ascii="맑은 고딕" w:hAnsi="맑은 고딕" w:eastAsia="맑은 고딕"/>
+          <w:sz w:val="21"/>
+        </w:rPr>
+        <w:t>③ ORA-01034</w:t>
+      </w:r>
+    </w:p>
+    <w:p>
+      <w:r>
+        <w:rPr>
+          <w:rFonts w:ascii="맑은 고딕" w:hAnsi="맑은 고딕" w:eastAsia="맑은 고딕"/>
+          <w:sz w:val="21"/>
+        </w:rPr>
+        <w:t>④ ORA-16191</w:t>
+      </w:r>
+    </w:p>
+    <w:p>
+      <w:r>
+        <w:rPr>
+          <w:rFonts w:ascii="맑은 고딕" w:hAnsi="맑은 고딕" w:eastAsia="맑은 고딕"/>
+          <w:sz w:val="21"/>
+        </w:rPr>
+        <w:t>하-12 · 객관식</w:t>
+      </w:r>
+    </w:p>
+    <w:p>
+      <w:r>
+        <w:rPr>
+          <w:rFonts w:ascii="맑은 고딕" w:hAnsi="맑은 고딕" w:eastAsia="맑은 고딕"/>
+          <w:sz w:val="21"/>
+        </w:rPr>
+        <w:t>[하-12] 인스턴스가 NOMOUNT라 접속을 막고 있을 때 나는 오류는?</w:t>
+      </w:r>
+    </w:p>
+    <w:p>
+      <w:r>
+        <w:rPr>
+          <w:rFonts w:ascii="맑은 고딕" w:hAnsi="맑은 고딕" w:eastAsia="맑은 고딕"/>
+          <w:sz w:val="21"/>
+        </w:rPr>
+        <w:t>① ORA-12528</w:t>
+      </w:r>
+    </w:p>
+    <w:p>
+      <w:r>
+        <w:rPr>
+          <w:rFonts w:ascii="맑은 고딕" w:hAnsi="맑은 고딕" w:eastAsia="맑은 고딕"/>
+          <w:sz w:val="21"/>
+        </w:rPr>
+        <w:t>② TNS-12535</w:t>
+      </w:r>
+    </w:p>
+    <w:p>
+      <w:r>
+        <w:rPr>
+          <w:rFonts w:ascii="맑은 고딕" w:hAnsi="맑은 고딕" w:eastAsia="맑은 고딕"/>
+          <w:sz w:val="21"/>
+        </w:rPr>
+        <w:t>③ ORA-01017</w:t>
+      </w:r>
+    </w:p>
+    <w:p>
+      <w:r>
+        <w:rPr>
+          <w:rFonts w:ascii="맑은 고딕" w:hAnsi="맑은 고딕" w:eastAsia="맑은 고딕"/>
+          <w:sz w:val="21"/>
+        </w:rPr>
+        <w:t>④ ORA-12514</w:t>
+      </w:r>
+    </w:p>
+    <w:p>
+      <w:r>
+        <w:rPr>
+          <w:rFonts w:ascii="맑은 고딕" w:hAnsi="맑은 고딕" w:eastAsia="맑은 고딕"/>
+          <w:sz w:val="21"/>
+        </w:rPr>
+        <w:t>하-13 · 객관식</w:t>
+      </w:r>
+    </w:p>
+    <w:p>
+      <w:r>
+        <w:rPr>
+          <w:rFonts w:ascii="맑은 고딕" w:hAnsi="맑은 고딕" w:eastAsia="맑은 고딕"/>
+          <w:sz w:val="21"/>
+        </w:rPr>
+        <w:t xml:space="preserve">[하-13] </w:t>
+      </w:r>
+      <w:r>
+        <w:rPr>
+          <w:rFonts w:ascii="Consolas" w:hAnsi="Consolas" w:eastAsia="맑은 고딕"/>
+          <w:sz w:val="21"/>
+        </w:rPr>
+        <w:t xml:space="preserve">lsnrctl status</w:t>
+      </w:r>
+      <w:r>
+        <w:rPr>
+          <w:rFonts w:ascii="맑은 고딕" w:hAnsi="맑은 고딕" w:eastAsia="맑은 고딕"/>
+          <w:sz w:val="21"/>
+        </w:rPr>
+        <w:t xml:space="preserve">에서 정적 등록으로 광고된 서비스의 status는?</w:t>
+      </w:r>
+    </w:p>
+    <w:p>
+      <w:r>
+        <w:rPr>
+          <w:rFonts w:ascii="맑은 고딕" w:hAnsi="맑은 고딕" w:eastAsia="맑은 고딕"/>
+          <w:sz w:val="21"/>
+        </w:rPr>
+        <w:t>① BLOCKED</w:t>
+      </w:r>
+    </w:p>
+    <w:p>
+      <w:r>
+        <w:rPr>
+          <w:rFonts w:ascii="맑은 고딕" w:hAnsi="맑은 고딕" w:eastAsia="맑은 고딕"/>
+          <w:sz w:val="21"/>
+        </w:rPr>
+        <w:t>② RESTRICTED</w:t>
+      </w:r>
+    </w:p>
+    <w:p>
+      <w:r>
+        <w:rPr>
+          <w:rFonts w:ascii="맑은 고딕" w:hAnsi="맑은 고딕" w:eastAsia="맑은 고딕"/>
+          <w:sz w:val="21"/>
+        </w:rPr>
+        <w:t>③ READY</w:t>
+      </w:r>
+    </w:p>
+    <w:p>
+      <w:r>
+        <w:rPr>
+          <w:rFonts w:ascii="맑은 고딕" w:hAnsi="맑은 고딕" w:eastAsia="맑은 고딕"/>
+          <w:sz w:val="21"/>
+        </w:rPr>
+        <w:t>④ UNKNOWN</w:t>
+      </w:r>
+    </w:p>
+    <w:p>
+      <w:r>
+        <w:rPr>
+          <w:rFonts w:ascii="맑은 고딕" w:hAnsi="맑은 고딕" w:eastAsia="맑은 고딕"/>
+          <w:sz w:val="21"/>
+        </w:rPr>
+        <w:t>하-14 · 객관식</w:t>
+      </w:r>
+    </w:p>
+    <w:p>
+      <w:r>
+        <w:rPr>
+          <w:rFonts w:ascii="맑은 고딕" w:hAnsi="맑은 고딕" w:eastAsia="맑은 고딕"/>
+          <w:sz w:val="21"/>
+        </w:rPr>
+        <w:t>[하-14] 동적 등록이 된 OPEN 상태 인스턴스의 status는?</w:t>
+      </w:r>
+    </w:p>
+    <w:p>
+      <w:r>
+        <w:rPr>
+          <w:rFonts w:ascii="맑은 고딕" w:hAnsi="맑은 고딕" w:eastAsia="맑은 고딕"/>
+          <w:sz w:val="21"/>
+        </w:rPr>
+        <w:t>① READY</w:t>
+      </w:r>
+    </w:p>
+    <w:p>
+      <w:r>
+        <w:rPr>
+          <w:rFonts w:ascii="맑은 고딕" w:hAnsi="맑은 고딕" w:eastAsia="맑은 고딕"/>
+          <w:sz w:val="21"/>
+        </w:rPr>
+        <w:t>② BLOCKED</w:t>
+      </w:r>
+    </w:p>
+    <w:p>
+      <w:r>
+        <w:rPr>
+          <w:rFonts w:ascii="맑은 고딕" w:hAnsi="맑은 고딕" w:eastAsia="맑은 고딕"/>
+          <w:sz w:val="21"/>
+        </w:rPr>
+        <w:t>③ UNKNOWN</w:t>
+      </w:r>
+    </w:p>
+    <w:p>
+      <w:r>
+        <w:rPr>
+          <w:rFonts w:ascii="맑은 고딕" w:hAnsi="맑은 고딕" w:eastAsia="맑은 고딕"/>
+          <w:sz w:val="21"/>
+        </w:rPr>
+        <w:t>④ STARTED</w:t>
+      </w:r>
+    </w:p>
+    <w:p>
+      <w:r>
+        <w:rPr>
+          <w:rFonts w:ascii="맑은 고딕" w:hAnsi="맑은 고딕" w:eastAsia="맑은 고딕"/>
+          <w:sz w:val="21"/>
+        </w:rPr>
+        <w:t>하-15 · 객관식</w:t>
+      </w:r>
+    </w:p>
+    <w:p>
+      <w:r>
+        <w:rPr>
+          <w:rFonts w:ascii="맑은 고딕" w:hAnsi="맑은 고딕" w:eastAsia="맑은 고딕"/>
+          <w:sz w:val="21"/>
+        </w:rPr>
+        <w:t xml:space="preserve">[하-15] 지정한 </w:t>
+      </w:r>
+      <w:r>
+        <w:rPr>
+          <w:rFonts w:ascii="Consolas" w:hAnsi="Consolas" w:eastAsia="맑은 고딕"/>
+          <w:sz w:val="21"/>
+        </w:rPr>
+        <w:t xml:space="preserve">ORACLE_SID</w:t>
+      </w:r>
+      <w:r>
+        <w:rPr>
+          <w:rFonts w:ascii="맑은 고딕" w:hAnsi="맑은 고딕" w:eastAsia="맑은 고딕"/>
+          <w:sz w:val="21"/>
+        </w:rPr>
+        <w:t xml:space="preserve">의 인스턴스가 서버에 없을 때 나는 오류는?</w:t>
+      </w:r>
+    </w:p>
+    <w:p>
+      <w:r>
+        <w:rPr>
+          <w:rFonts w:ascii="맑은 고딕" w:hAnsi="맑은 고딕" w:eastAsia="맑은 고딕"/>
+          <w:sz w:val="21"/>
+        </w:rPr>
+        <w:t>① ORA-01034</w:t>
+      </w:r>
+    </w:p>
+    <w:p>
+      <w:r>
+        <w:rPr>
+          <w:rFonts w:ascii="맑은 고딕" w:hAnsi="맑은 고딕" w:eastAsia="맑은 고딕"/>
+          <w:sz w:val="21"/>
+        </w:rPr>
+        <w:t>② ORA-12514</w:t>
+      </w:r>
+    </w:p>
+    <w:p>
+      <w:r>
+        <w:rPr>
+          <w:rFonts w:ascii="맑은 고딕" w:hAnsi="맑은 고딕" w:eastAsia="맑은 고딕"/>
+          <w:sz w:val="21"/>
+        </w:rPr>
+        <w:t>③ TNS-03505</w:t>
+      </w:r>
+    </w:p>
+    <w:p>
+      <w:r>
+        <w:rPr>
+          <w:rFonts w:ascii="맑은 고딕" w:hAnsi="맑은 고딕" w:eastAsia="맑은 고딕"/>
+          <w:sz w:val="21"/>
+        </w:rPr>
+        <w:t>④ ORA-16053</w:t>
+      </w:r>
+    </w:p>
+    <w:p>
+      <w:r>
+        <w:rPr>
+          <w:rFonts w:ascii="맑은 고딕" w:hAnsi="맑은 고딕" w:eastAsia="맑은 고딕"/>
+          <w:sz w:val="21"/>
+        </w:rPr>
+        <w:t>하-16 · 객관식</w:t>
+      </w:r>
+    </w:p>
+    <w:p>
+      <w:r>
+        <w:rPr>
+          <w:rFonts w:ascii="맑은 고딕" w:hAnsi="맑은 고딕" w:eastAsia="맑은 고딕"/>
+          <w:sz w:val="21"/>
+        </w:rPr>
+        <w:t xml:space="preserve">[하-16] 실습에서 방화벽으로 1521을 DROP했을 때 </w:t>
+      </w:r>
+      <w:r>
+        <w:rPr>
+          <w:rFonts w:ascii="Consolas" w:hAnsi="Consolas" w:eastAsia="맑은 고딕"/>
+          <w:sz w:val="21"/>
+        </w:rPr>
+        <w:t xml:space="preserve">tnsping</w:t>
+      </w:r>
+      <w:r>
+        <w:rPr>
+          <w:rFonts w:ascii="맑은 고딕" w:hAnsi="맑은 고딕" w:eastAsia="맑은 고딕"/>
+          <w:sz w:val="21"/>
+        </w:rPr>
+        <w:t xml:space="preserve">이 낸 오류는?</w:t>
       </w:r>
     </w:p>
     <w:p>
@@ -546,52 +996,52 @@
           <w:rFonts w:ascii="맑은 고딕" w:hAnsi="맑은 고딕" w:eastAsia="맑은 고딕"/>
           <w:sz w:val="21"/>
         </w:rPr>
-        <w:t>② TNS-12535</w:t>
-      </w:r>
-    </w:p>
-    <w:p>
-      <w:r>
-        <w:rPr>
-          <w:rFonts w:ascii="맑은 고딕" w:hAnsi="맑은 고딕" w:eastAsia="맑은 고딕"/>
-          <w:sz w:val="21"/>
-        </w:rPr>
-        <w:t>③ ORA-12514</w:t>
-      </w:r>
-    </w:p>
-    <w:p>
-      <w:r>
-        <w:rPr>
-          <w:rFonts w:ascii="맑은 고딕" w:hAnsi="맑은 고딕" w:eastAsia="맑은 고딕"/>
-          <w:sz w:val="21"/>
-        </w:rPr>
-        <w:t>④ ORA-01017</w:t>
-      </w:r>
-    </w:p>
-    <w:p>
-      <w:r>
-        <w:rPr>
-          <w:rFonts w:ascii="맑은 고딕" w:hAnsi="맑은 고딕" w:eastAsia="맑은 고딕"/>
-          <w:sz w:val="21"/>
-        </w:rPr>
-        <w:t>하-11 · 객관식</w:t>
-      </w:r>
-    </w:p>
-    <w:p>
-      <w:r>
-        <w:rPr>
-          <w:rFonts w:ascii="맑은 고딕" w:hAnsi="맑은 고딕" w:eastAsia="맑은 고딕"/>
-          <w:sz w:val="21"/>
-        </w:rPr>
-        <w:t>[하-11] 리스너가 요청한 서비스를 모를 때 나는 오류는?</w:t>
-      </w:r>
-    </w:p>
-    <w:p>
-      <w:r>
-        <w:rPr>
-          <w:rFonts w:ascii="맑은 고딕" w:hAnsi="맑은 고딕" w:eastAsia="맑은 고딕"/>
-          <w:sz w:val="21"/>
-        </w:rPr>
-        <w:t>① ORA-12514</w:t>
+        <w:t>② ORA-12541</w:t>
+      </w:r>
+    </w:p>
+    <w:p>
+      <w:r>
+        <w:rPr>
+          <w:rFonts w:ascii="맑은 고딕" w:hAnsi="맑은 고딕" w:eastAsia="맑은 고딕"/>
+          <w:sz w:val="21"/>
+        </w:rPr>
+        <w:t>③ TNS-12535</w:t>
+      </w:r>
+    </w:p>
+    <w:p>
+      <w:r>
+        <w:rPr>
+          <w:rFonts w:ascii="맑은 고딕" w:hAnsi="맑은 고딕" w:eastAsia="맑은 고딕"/>
+          <w:sz w:val="21"/>
+        </w:rPr>
+        <w:t>④ ORA-12514</w:t>
+      </w:r>
+    </w:p>
+    <w:p>
+      <w:r>
+        <w:rPr>
+          <w:rFonts w:ascii="맑은 고딕" w:hAnsi="맑은 고딕" w:eastAsia="맑은 고딕"/>
+          <w:sz w:val="21"/>
+        </w:rPr>
+        <w:t>하-17 · 객관식</w:t>
+      </w:r>
+    </w:p>
+    <w:p>
+      <w:r>
+        <w:rPr>
+          <w:rFonts w:ascii="맑은 고딕" w:hAnsi="맑은 고딕" w:eastAsia="맑은 고딕"/>
+          <w:sz w:val="21"/>
+        </w:rPr>
+        <w:t>[하-17] Data Guard에서 패스워드 문제를 가리키는 대표 오류는?</w:t>
+      </w:r>
+    </w:p>
+    <w:p>
+      <w:r>
+        <w:rPr>
+          <w:rFonts w:ascii="맑은 고딕" w:hAnsi="맑은 고딕" w:eastAsia="맑은 고딕"/>
+          <w:sz w:val="21"/>
+        </w:rPr>
+        <w:t>① ORA-16053</w:t>
       </w:r>
     </w:p>
     <w:p>
@@ -609,7 +1059,7 @@
           <w:rFonts w:ascii="맑은 고딕" w:hAnsi="맑은 고딕" w:eastAsia="맑은 고딕"/>
           <w:sz w:val="21"/>
         </w:rPr>
-        <w:t>③ ORA-01034</w:t>
+        <w:t>③ ORA-03113</w:t>
       </w:r>
     </w:p>
     <w:p>
@@ -627,330 +1077,6 @@
           <w:rFonts w:ascii="맑은 고딕" w:hAnsi="맑은 고딕" w:eastAsia="맑은 고딕"/>
           <w:sz w:val="21"/>
         </w:rPr>
-        <w:t>하-12 · 객관식</w:t>
-      </w:r>
-    </w:p>
-    <w:p>
-      <w:r>
-        <w:rPr>
-          <w:rFonts w:ascii="맑은 고딕" w:hAnsi="맑은 고딕" w:eastAsia="맑은 고딕"/>
-          <w:sz w:val="21"/>
-        </w:rPr>
-        <w:t>[하-12] 인스턴스가 NOMOUNT라 접속을 막고 있을 때 나는 오류는?</w:t>
-      </w:r>
-    </w:p>
-    <w:p>
-      <w:r>
-        <w:rPr>
-          <w:rFonts w:ascii="맑은 고딕" w:hAnsi="맑은 고딕" w:eastAsia="맑은 고딕"/>
-          <w:sz w:val="21"/>
-        </w:rPr>
-        <w:t>① ORA-12528</w:t>
-      </w:r>
-    </w:p>
-    <w:p>
-      <w:r>
-        <w:rPr>
-          <w:rFonts w:ascii="맑은 고딕" w:hAnsi="맑은 고딕" w:eastAsia="맑은 고딕"/>
-          <w:sz w:val="21"/>
-        </w:rPr>
-        <w:t>② ORA-12514</w:t>
-      </w:r>
-    </w:p>
-    <w:p>
-      <w:r>
-        <w:rPr>
-          <w:rFonts w:ascii="맑은 고딕" w:hAnsi="맑은 고딕" w:eastAsia="맑은 고딕"/>
-          <w:sz w:val="21"/>
-        </w:rPr>
-        <w:t>③ ORA-01017</w:t>
-      </w:r>
-    </w:p>
-    <w:p>
-      <w:r>
-        <w:rPr>
-          <w:rFonts w:ascii="맑은 고딕" w:hAnsi="맑은 고딕" w:eastAsia="맑은 고딕"/>
-          <w:sz w:val="21"/>
-        </w:rPr>
-        <w:t>④ TNS-12535</w:t>
-      </w:r>
-    </w:p>
-    <w:p>
-      <w:r>
-        <w:rPr>
-          <w:rFonts w:ascii="맑은 고딕" w:hAnsi="맑은 고딕" w:eastAsia="맑은 고딕"/>
-          <w:sz w:val="21"/>
-        </w:rPr>
-        <w:t>하-13 · 객관식</w:t>
-      </w:r>
-    </w:p>
-    <w:p>
-      <w:r>
-        <w:rPr>
-          <w:rFonts w:ascii="맑은 고딕" w:hAnsi="맑은 고딕" w:eastAsia="맑은 고딕"/>
-          <w:sz w:val="21"/>
-        </w:rPr>
-        <w:t>[하-13] `lsnrctl status`에서 정적 등록으로 광고된 서비스의 status는?</w:t>
-      </w:r>
-    </w:p>
-    <w:p>
-      <w:r>
-        <w:rPr>
-          <w:rFonts w:ascii="맑은 고딕" w:hAnsi="맑은 고딕" w:eastAsia="맑은 고딕"/>
-          <w:sz w:val="21"/>
-        </w:rPr>
-        <w:t>① UNKNOWN</w:t>
-      </w:r>
-    </w:p>
-    <w:p>
-      <w:r>
-        <w:rPr>
-          <w:rFonts w:ascii="맑은 고딕" w:hAnsi="맑은 고딕" w:eastAsia="맑은 고딕"/>
-          <w:sz w:val="21"/>
-        </w:rPr>
-        <w:t>② READY</w:t>
-      </w:r>
-    </w:p>
-    <w:p>
-      <w:r>
-        <w:rPr>
-          <w:rFonts w:ascii="맑은 고딕" w:hAnsi="맑은 고딕" w:eastAsia="맑은 고딕"/>
-          <w:sz w:val="21"/>
-        </w:rPr>
-        <w:t>③ BLOCKED</w:t>
-      </w:r>
-    </w:p>
-    <w:p>
-      <w:r>
-        <w:rPr>
-          <w:rFonts w:ascii="맑은 고딕" w:hAnsi="맑은 고딕" w:eastAsia="맑은 고딕"/>
-          <w:sz w:val="21"/>
-        </w:rPr>
-        <w:t>④ RESTRICTED</w:t>
-      </w:r>
-    </w:p>
-    <w:p>
-      <w:r>
-        <w:rPr>
-          <w:rFonts w:ascii="맑은 고딕" w:hAnsi="맑은 고딕" w:eastAsia="맑은 고딕"/>
-          <w:sz w:val="21"/>
-        </w:rPr>
-        <w:t>하-14 · 객관식</w:t>
-      </w:r>
-    </w:p>
-    <w:p>
-      <w:r>
-        <w:rPr>
-          <w:rFonts w:ascii="맑은 고딕" w:hAnsi="맑은 고딕" w:eastAsia="맑은 고딕"/>
-          <w:sz w:val="21"/>
-        </w:rPr>
-        <w:t>[하-14] 동적 등록이 된 OPEN 상태 인스턴스의 status는?</w:t>
-      </w:r>
-    </w:p>
-    <w:p>
-      <w:r>
-        <w:rPr>
-          <w:rFonts w:ascii="맑은 고딕" w:hAnsi="맑은 고딕" w:eastAsia="맑은 고딕"/>
-          <w:sz w:val="21"/>
-        </w:rPr>
-        <w:t>① READY</w:t>
-      </w:r>
-    </w:p>
-    <w:p>
-      <w:r>
-        <w:rPr>
-          <w:rFonts w:ascii="맑은 고딕" w:hAnsi="맑은 고딕" w:eastAsia="맑은 고딕"/>
-          <w:sz w:val="21"/>
-        </w:rPr>
-        <w:t>② UNKNOWN</w:t>
-      </w:r>
-    </w:p>
-    <w:p>
-      <w:r>
-        <w:rPr>
-          <w:rFonts w:ascii="맑은 고딕" w:hAnsi="맑은 고딕" w:eastAsia="맑은 고딕"/>
-          <w:sz w:val="21"/>
-        </w:rPr>
-        <w:t>③ BLOCKED</w:t>
-      </w:r>
-    </w:p>
-    <w:p>
-      <w:r>
-        <w:rPr>
-          <w:rFonts w:ascii="맑은 고딕" w:hAnsi="맑은 고딕" w:eastAsia="맑은 고딕"/>
-          <w:sz w:val="21"/>
-        </w:rPr>
-        <w:t>④ STARTED</w:t>
-      </w:r>
-    </w:p>
-    <w:p>
-      <w:r>
-        <w:rPr>
-          <w:rFonts w:ascii="맑은 고딕" w:hAnsi="맑은 고딕" w:eastAsia="맑은 고딕"/>
-          <w:sz w:val="21"/>
-        </w:rPr>
-        <w:t>하-15 · 객관식</w:t>
-      </w:r>
-    </w:p>
-    <w:p>
-      <w:r>
-        <w:rPr>
-          <w:rFonts w:ascii="맑은 고딕" w:hAnsi="맑은 고딕" w:eastAsia="맑은 고딕"/>
-          <w:sz w:val="21"/>
-        </w:rPr>
-        <w:t>[하-15] 지정한 `ORACLE_SID`의 인스턴스가 서버에 없을 때 나는 오류는?</w:t>
-      </w:r>
-    </w:p>
-    <w:p>
-      <w:r>
-        <w:rPr>
-          <w:rFonts w:ascii="맑은 고딕" w:hAnsi="맑은 고딕" w:eastAsia="맑은 고딕"/>
-          <w:sz w:val="21"/>
-        </w:rPr>
-        <w:t>① ORA-01034</w:t>
-      </w:r>
-    </w:p>
-    <w:p>
-      <w:r>
-        <w:rPr>
-          <w:rFonts w:ascii="맑은 고딕" w:hAnsi="맑은 고딕" w:eastAsia="맑은 고딕"/>
-          <w:sz w:val="21"/>
-        </w:rPr>
-        <w:t>② ORA-12514</w:t>
-      </w:r>
-    </w:p>
-    <w:p>
-      <w:r>
-        <w:rPr>
-          <w:rFonts w:ascii="맑은 고딕" w:hAnsi="맑은 고딕" w:eastAsia="맑은 고딕"/>
-          <w:sz w:val="21"/>
-        </w:rPr>
-        <w:t>③ ORA-16053</w:t>
-      </w:r>
-    </w:p>
-    <w:p>
-      <w:r>
-        <w:rPr>
-          <w:rFonts w:ascii="맑은 고딕" w:hAnsi="맑은 고딕" w:eastAsia="맑은 고딕"/>
-          <w:sz w:val="21"/>
-        </w:rPr>
-        <w:t>④ TNS-03505</w:t>
-      </w:r>
-    </w:p>
-    <w:p>
-      <w:r>
-        <w:rPr>
-          <w:rFonts w:ascii="맑은 고딕" w:hAnsi="맑은 고딕" w:eastAsia="맑은 고딕"/>
-          <w:sz w:val="21"/>
-        </w:rPr>
-        <w:t>하-16 · 객관식</w:t>
-      </w:r>
-    </w:p>
-    <w:p>
-      <w:r>
-        <w:rPr>
-          <w:rFonts w:ascii="맑은 고딕" w:hAnsi="맑은 고딕" w:eastAsia="맑은 고딕"/>
-          <w:sz w:val="21"/>
-        </w:rPr>
-        <w:t>[하-16] 실습에서 방화벽으로 1521을 DROP했을 때 `tnsping`이 낸 오류는?</w:t>
-      </w:r>
-    </w:p>
-    <w:p>
-      <w:r>
-        <w:rPr>
-          <w:rFonts w:ascii="맑은 고딕" w:hAnsi="맑은 고딕" w:eastAsia="맑은 고딕"/>
-          <w:sz w:val="21"/>
-        </w:rPr>
-        <w:t>① TNS-12535</w:t>
-      </w:r>
-    </w:p>
-    <w:p>
-      <w:r>
-        <w:rPr>
-          <w:rFonts w:ascii="맑은 고딕" w:hAnsi="맑은 고딕" w:eastAsia="맑은 고딕"/>
-          <w:sz w:val="21"/>
-        </w:rPr>
-        <w:t>② ORA-12541</w:t>
-      </w:r>
-    </w:p>
-    <w:p>
-      <w:r>
-        <w:rPr>
-          <w:rFonts w:ascii="맑은 고딕" w:hAnsi="맑은 고딕" w:eastAsia="맑은 고딕"/>
-          <w:sz w:val="21"/>
-        </w:rPr>
-        <w:t>③ ORA-12514</w:t>
-      </w:r>
-    </w:p>
-    <w:p>
-      <w:r>
-        <w:rPr>
-          <w:rFonts w:ascii="맑은 고딕" w:hAnsi="맑은 고딕" w:eastAsia="맑은 고딕"/>
-          <w:sz w:val="21"/>
-        </w:rPr>
-        <w:t>④ TNS-03505</w:t>
-      </w:r>
-    </w:p>
-    <w:p>
-      <w:r>
-        <w:rPr>
-          <w:rFonts w:ascii="맑은 고딕" w:hAnsi="맑은 고딕" w:eastAsia="맑은 고딕"/>
-          <w:sz w:val="21"/>
-        </w:rPr>
-        <w:t>하-17 · 객관식</w:t>
-      </w:r>
-    </w:p>
-    <w:p>
-      <w:r>
-        <w:rPr>
-          <w:rFonts w:ascii="맑은 고딕" w:hAnsi="맑은 고딕" w:eastAsia="맑은 고딕"/>
-          <w:sz w:val="21"/>
-        </w:rPr>
-        <w:t>[하-17] Data Guard에서 패스워드 문제를 가리키는 대표 오류는?</w:t>
-      </w:r>
-    </w:p>
-    <w:p>
-      <w:r>
-        <w:rPr>
-          <w:rFonts w:ascii="맑은 고딕" w:hAnsi="맑은 고딕" w:eastAsia="맑은 고딕"/>
-          <w:sz w:val="21"/>
-        </w:rPr>
-        <w:t>① ORA-16191</w:t>
-      </w:r>
-    </w:p>
-    <w:p>
-      <w:r>
-        <w:rPr>
-          <w:rFonts w:ascii="맑은 고딕" w:hAnsi="맑은 고딕" w:eastAsia="맑은 고딕"/>
-          <w:sz w:val="21"/>
-        </w:rPr>
-        <w:t>② ORA-16053</w:t>
-      </w:r>
-    </w:p>
-    <w:p>
-      <w:r>
-        <w:rPr>
-          <w:rFonts w:ascii="맑은 고딕" w:hAnsi="맑은 고딕" w:eastAsia="맑은 고딕"/>
-          <w:sz w:val="21"/>
-        </w:rPr>
-        <w:t>③ ORA-12528</w:t>
-      </w:r>
-    </w:p>
-    <w:p>
-      <w:r>
-        <w:rPr>
-          <w:rFonts w:ascii="맑은 고딕" w:hAnsi="맑은 고딕" w:eastAsia="맑은 고딕"/>
-          <w:sz w:val="21"/>
-        </w:rPr>
-        <w:t>④ ORA-03113</w:t>
-      </w:r>
-    </w:p>
-    <w:p>
-      <w:r>
-        <w:rPr>
-          <w:rFonts w:ascii="맑은 고딕" w:hAnsi="맑은 고딕" w:eastAsia="맑은 고딕"/>
-          <w:sz w:val="21"/>
-        </w:rPr>
         <w:t>하-18 · 객관식</w:t>
       </w:r>
     </w:p>
@@ -960,16 +1086,44 @@
           <w:rFonts w:ascii="맑은 고딕" w:hAnsi="맑은 고딕" w:eastAsia="맑은 고딕"/>
           <w:sz w:val="21"/>
         </w:rPr>
-        <w:t>[하-18] `DB_UNIQUE_NAME`이 `DG_CONFIG`에 없을 때 나는 오류는?</w:t>
-      </w:r>
-    </w:p>
-    <w:p>
-      <w:r>
-        <w:rPr>
-          <w:rFonts w:ascii="맑은 고딕" w:hAnsi="맑은 고딕" w:eastAsia="맑은 고딕"/>
-          <w:sz w:val="21"/>
-        </w:rPr>
-        <w:t>① ORA-16053</w:t>
+        <w:t xml:space="preserve">[하-18] </w:t>
+      </w:r>
+      <w:r>
+        <w:rPr>
+          <w:rFonts w:ascii="Consolas" w:hAnsi="Consolas" w:eastAsia="맑은 고딕"/>
+          <w:sz w:val="21"/>
+        </w:rPr>
+        <w:t xml:space="preserve">DB_UNIQUE_NAME</w:t>
+      </w:r>
+      <w:r>
+        <w:rPr>
+          <w:rFonts w:ascii="맑은 고딕" w:hAnsi="맑은 고딕" w:eastAsia="맑은 고딕"/>
+          <w:sz w:val="21"/>
+        </w:rPr>
+        <w:t xml:space="preserve">이 </w:t>
+      </w:r>
+      <w:r>
+        <w:rPr>
+          <w:rFonts w:ascii="Consolas" w:hAnsi="Consolas" w:eastAsia="맑은 고딕"/>
+          <w:sz w:val="21"/>
+        </w:rPr>
+        <w:t xml:space="preserve">DG_CONFIG</w:t>
+      </w:r>
+      <w:r>
+        <w:rPr>
+          <w:rFonts w:ascii="맑은 고딕" w:hAnsi="맑은 고딕" w:eastAsia="맑은 고딕"/>
+          <w:sz w:val="21"/>
+        </w:rPr>
+        <w:t xml:space="preserve">에 없을 때 나는 오류는?</w:t>
+      </w:r>
+    </w:p>
+    <w:p>
+      <w:r>
+        <w:rPr>
+          <w:rFonts w:ascii="맑은 고딕" w:hAnsi="맑은 고딕" w:eastAsia="맑은 고딕"/>
+          <w:sz w:val="21"/>
+        </w:rPr>
+        <w:t>① ORA-01017</w:t>
       </w:r>
     </w:p>
     <w:p>
@@ -996,7 +1150,7 @@
           <w:rFonts w:ascii="맑은 고딕" w:hAnsi="맑은 고딕" w:eastAsia="맑은 고딕"/>
           <w:sz w:val="21"/>
         </w:rPr>
-        <w:t>④ ORA-01017</w:t>
+        <w:t>④ ORA-16053</w:t>
       </w:r>
     </w:p>
     <w:p>
@@ -1023,7 +1177,7 @@
           <w:rFonts w:ascii="맑은 고딕" w:hAnsi="맑은 고딕" w:eastAsia="맑은 고딕"/>
           <w:sz w:val="21"/>
         </w:rPr>
-        <w:t>① &lt;db_unique_name&gt;_DGMGRL</w:t>
+        <w:t>① &lt;sid&gt;_DG</w:t>
       </w:r>
     </w:p>
     <w:p>
@@ -1050,7 +1204,7 @@
           <w:rFonts w:ascii="맑은 고딕" w:hAnsi="맑은 고딕" w:eastAsia="맑은 고딕"/>
           <w:sz w:val="21"/>
         </w:rPr>
-        <w:t>④ &lt;sid&gt;_DG</w:t>
+        <w:t>④ &lt;db_unique_name&gt;_DGMGRL</w:t>
       </w:r>
     </w:p>
     <w:p>
@@ -1068,34 +1222,48 @@
           <w:rFonts w:ascii="맑은 고딕" w:hAnsi="맑은 고딕" w:eastAsia="맑은 고딕"/>
           <w:sz w:val="21"/>
         </w:rPr>
-        <w:t>[하-20] `tnsnames.ora`를 양쪽 노드에 동일하게 두는 이유는?</w:t>
-      </w:r>
-    </w:p>
-    <w:p>
-      <w:r>
-        <w:rPr>
-          <w:rFonts w:ascii="맑은 고딕" w:hAnsi="맑은 고딕" w:eastAsia="맑은 고딕"/>
-          <w:sz w:val="21"/>
-        </w:rPr>
-        <w:t>① 역할 전환 이후 반대 방향 전송에 필요하기 때문</w:t>
-      </w:r>
-    </w:p>
-    <w:p>
-      <w:r>
-        <w:rPr>
-          <w:rFonts w:ascii="맑은 고딕" w:hAnsi="맑은 고딕" w:eastAsia="맑은 고딕"/>
-          <w:sz w:val="21"/>
-        </w:rPr>
-        <w:t>② 파일 크기를 맞추기 위해</w:t>
-      </w:r>
-    </w:p>
-    <w:p>
-      <w:r>
-        <w:rPr>
-          <w:rFonts w:ascii="맑은 고딕" w:hAnsi="맑은 고딕" w:eastAsia="맑은 고딕"/>
-          <w:sz w:val="21"/>
-        </w:rPr>
-        <w:t>③ 리스너가 요구하기 때문</w:t>
+        <w:t xml:space="preserve">[하-20] </w:t>
+      </w:r>
+      <w:r>
+        <w:rPr>
+          <w:rFonts w:ascii="Consolas" w:hAnsi="Consolas" w:eastAsia="맑은 고딕"/>
+          <w:sz w:val="21"/>
+        </w:rPr>
+        <w:t xml:space="preserve">tnsnames.ora</w:t>
+      </w:r>
+      <w:r>
+        <w:rPr>
+          <w:rFonts w:ascii="맑은 고딕" w:hAnsi="맑은 고딕" w:eastAsia="맑은 고딕"/>
+          <w:sz w:val="21"/>
+        </w:rPr>
+        <w:t xml:space="preserve">를 양쪽 노드에 동일하게 두는 이유는?</w:t>
+      </w:r>
+    </w:p>
+    <w:p>
+      <w:r>
+        <w:rPr>
+          <w:rFonts w:ascii="맑은 고딕" w:hAnsi="맑은 고딕" w:eastAsia="맑은 고딕"/>
+          <w:sz w:val="21"/>
+        </w:rPr>
+        <w:t>① 리스너가 요구하기 때문</w:t>
+      </w:r>
+    </w:p>
+    <w:p>
+      <w:r>
+        <w:rPr>
+          <w:rFonts w:ascii="맑은 고딕" w:hAnsi="맑은 고딕" w:eastAsia="맑은 고딕"/>
+          <w:sz w:val="21"/>
+        </w:rPr>
+        <w:t>② 역할 전환 이후 반대 방향 전송에 필요하기 때문</w:t>
+      </w:r>
+    </w:p>
+    <w:p>
+      <w:r>
+        <w:rPr>
+          <w:rFonts w:ascii="맑은 고딕" w:hAnsi="맑은 고딕" w:eastAsia="맑은 고딕"/>
+          <w:sz w:val="21"/>
+        </w:rPr>
+        <w:t>③ 파일 크기를 맞추기 위해</w:t>
       </w:r>
     </w:p>
     <w:p>
@@ -1139,34 +1307,34 @@
           <w:rFonts w:ascii="맑은 고딕" w:hAnsi="맑은 고딕" w:eastAsia="맑은 고딕"/>
           <w:sz w:val="21"/>
         </w:rPr>
-        <w:t>① NOMOUNT 상태의 인스턴스에 원격 접속해야 하기 때문</w:t>
-      </w:r>
-    </w:p>
-    <w:p>
-      <w:r>
-        <w:rPr>
-          <w:rFonts w:ascii="맑은 고딕" w:hAnsi="맑은 고딕" w:eastAsia="맑은 고딕"/>
-          <w:sz w:val="21"/>
-        </w:rPr>
-        <w:t>② 리스너 성능을 높이기 위해</w:t>
-      </w:r>
-    </w:p>
-    <w:p>
-      <w:r>
-        <w:rPr>
-          <w:rFonts w:ascii="맑은 고딕" w:hAnsi="맑은 고딕" w:eastAsia="맑은 고딕"/>
-          <w:sz w:val="21"/>
-        </w:rPr>
-        <w:t>③ 동적 등록이 19c에서 폐기됐기 때문</w:t>
-      </w:r>
-    </w:p>
-    <w:p>
-      <w:r>
-        <w:rPr>
-          <w:rFonts w:ascii="맑은 고딕" w:hAnsi="맑은 고딕" w:eastAsia="맑은 고딕"/>
-          <w:sz w:val="21"/>
-        </w:rPr>
-        <w:t>④ 포트를 줄이기 위해</w:t>
+        <w:t>① 리스너 성능을 높이기 위해</w:t>
+      </w:r>
+    </w:p>
+    <w:p>
+      <w:r>
+        <w:rPr>
+          <w:rFonts w:ascii="맑은 고딕" w:hAnsi="맑은 고딕" w:eastAsia="맑은 고딕"/>
+          <w:sz w:val="21"/>
+        </w:rPr>
+        <w:t>② 포트를 줄이기 위해</w:t>
+      </w:r>
+    </w:p>
+    <w:p>
+      <w:r>
+        <w:rPr>
+          <w:rFonts w:ascii="맑은 고딕" w:hAnsi="맑은 고딕" w:eastAsia="맑은 고딕"/>
+          <w:sz w:val="21"/>
+        </w:rPr>
+        <w:t>③ NOMOUNT 상태의 인스턴스에 원격 접속해야 하기 때문</w:t>
+      </w:r>
+    </w:p>
+    <w:p>
+      <w:r>
+        <w:rPr>
+          <w:rFonts w:ascii="맑은 고딕" w:hAnsi="맑은 고딕" w:eastAsia="맑은 고딕"/>
+          <w:sz w:val="21"/>
+        </w:rPr>
+        <w:t>④ 동적 등록이 19c에서 폐기됐기 때문</w:t>
       </w:r>
     </w:p>
     <w:p>
@@ -1184,43 +1352,57 @@
           <w:rFonts w:ascii="맑은 고딕" w:hAnsi="맑은 고딕" w:eastAsia="맑은 고딕"/>
           <w:sz w:val="21"/>
         </w:rPr>
-        <w:t>[중-02] `tnsping`이 OK인데 접속이 실패한다. 의심할 대상이 아닌 것은?</w:t>
-      </w:r>
-    </w:p>
-    <w:p>
-      <w:r>
-        <w:rPr>
-          <w:rFonts w:ascii="맑은 고딕" w:hAnsi="맑은 고딕" w:eastAsia="맑은 고딕"/>
-          <w:sz w:val="21"/>
-        </w:rPr>
-        <w:t>① tnsnames.ora의 별칭 오타</w:t>
-      </w:r>
-    </w:p>
-    <w:p>
-      <w:r>
-        <w:rPr>
-          <w:rFonts w:ascii="맑은 고딕" w:hAnsi="맑은 고딕" w:eastAsia="맑은 고딕"/>
-          <w:sz w:val="21"/>
-        </w:rPr>
-        <w:t>② 리스너의 서비스 등록 여부</w:t>
-      </w:r>
-    </w:p>
-    <w:p>
-      <w:r>
-        <w:rPr>
-          <w:rFonts w:ascii="맑은 고딕" w:hAnsi="맑은 고딕" w:eastAsia="맑은 고딕"/>
-          <w:sz w:val="21"/>
-        </w:rPr>
-        <w:t>③ 인스턴스 상태(NOMOUNT 여부)</w:t>
-      </w:r>
-    </w:p>
-    <w:p>
-      <w:r>
-        <w:rPr>
-          <w:rFonts w:ascii="맑은 고딕" w:hAnsi="맑은 고딕" w:eastAsia="맑은 고딕"/>
-          <w:sz w:val="21"/>
-        </w:rPr>
-        <w:t>④ 패스워드 파일 일치 여부</w:t>
+        <w:t xml:space="preserve">[중-02] </w:t>
+      </w:r>
+      <w:r>
+        <w:rPr>
+          <w:rFonts w:ascii="Consolas" w:hAnsi="Consolas" w:eastAsia="맑은 고딕"/>
+          <w:sz w:val="21"/>
+        </w:rPr>
+        <w:t xml:space="preserve">tnsping</w:t>
+      </w:r>
+      <w:r>
+        <w:rPr>
+          <w:rFonts w:ascii="맑은 고딕" w:hAnsi="맑은 고딕" w:eastAsia="맑은 고딕"/>
+          <w:sz w:val="21"/>
+        </w:rPr>
+        <w:t xml:space="preserve">이 OK인데 접속이 실패한다. 의심할 대상이 아닌 것은?</w:t>
+      </w:r>
+    </w:p>
+    <w:p>
+      <w:r>
+        <w:rPr>
+          <w:rFonts w:ascii="맑은 고딕" w:hAnsi="맑은 고딕" w:eastAsia="맑은 고딕"/>
+          <w:sz w:val="21"/>
+        </w:rPr>
+        <w:t>① 리스너의 서비스 등록 여부</w:t>
+      </w:r>
+    </w:p>
+    <w:p>
+      <w:r>
+        <w:rPr>
+          <w:rFonts w:ascii="맑은 고딕" w:hAnsi="맑은 고딕" w:eastAsia="맑은 고딕"/>
+          <w:sz w:val="21"/>
+        </w:rPr>
+        <w:t>② tnsnames.ora의 별칭 오타</w:t>
+      </w:r>
+    </w:p>
+    <w:p>
+      <w:r>
+        <w:rPr>
+          <w:rFonts w:ascii="맑은 고딕" w:hAnsi="맑은 고딕" w:eastAsia="맑은 고딕"/>
+          <w:sz w:val="21"/>
+        </w:rPr>
+        <w:t>③ 패스워드 파일 일치 여부</w:t>
+      </w:r>
+    </w:p>
+    <w:p>
+      <w:r>
+        <w:rPr>
+          <w:rFonts w:ascii="맑은 고딕" w:hAnsi="맑은 고딕" w:eastAsia="맑은 고딕"/>
+          <w:sz w:val="21"/>
+        </w:rPr>
+        <w:t>④ 인스턴스 상태(NOMOUNT 여부)</w:t>
       </w:r>
     </w:p>
     <w:p>
@@ -1238,7 +1420,21 @@
           <w:rFonts w:ascii="맑은 고딕" w:hAnsi="맑은 고딕" w:eastAsia="맑은 고딕"/>
           <w:sz w:val="21"/>
         </w:rPr>
-        <w:t>[중-03] `lsnrctl status`의 status가 UNKNOWN인 것의 의미는?</w:t>
+        <w:t xml:space="preserve">[중-03] </w:t>
+      </w:r>
+      <w:r>
+        <w:rPr>
+          <w:rFonts w:ascii="Consolas" w:hAnsi="Consolas" w:eastAsia="맑은 고딕"/>
+          <w:sz w:val="21"/>
+        </w:rPr>
+        <w:t xml:space="preserve">lsnrctl status</w:t>
+      </w:r>
+      <w:r>
+        <w:rPr>
+          <w:rFonts w:ascii="맑은 고딕" w:hAnsi="맑은 고딕" w:eastAsia="맑은 고딕"/>
+          <w:sz w:val="21"/>
+        </w:rPr>
+        <w:t xml:space="preserve">의 status가 UNKNOWN인 것의 의미는?</w:t>
       </w:r>
     </w:p>
     <w:p>
@@ -1256,25 +1452,25 @@
           <w:rFonts w:ascii="맑은 고딕" w:hAnsi="맑은 고딕" w:eastAsia="맑은 고딕"/>
           <w:sz w:val="21"/>
         </w:rPr>
-        <w:t>② 인스턴스가 응답하지 않는다</w:t>
-      </w:r>
-    </w:p>
-    <w:p>
-      <w:r>
-        <w:rPr>
-          <w:rFonts w:ascii="맑은 고딕" w:hAnsi="맑은 고딕" w:eastAsia="맑은 고딕"/>
-          <w:sz w:val="21"/>
-        </w:rPr>
-        <w:t>③ 리스너 설정에 오류가 있다</w:t>
-      </w:r>
-    </w:p>
-    <w:p>
-      <w:r>
-        <w:rPr>
-          <w:rFonts w:ascii="맑은 고딕" w:hAnsi="맑은 고딕" w:eastAsia="맑은 고딕"/>
-          <w:sz w:val="21"/>
-        </w:rPr>
-        <w:t>④ 서비스가 중지됐다</w:t>
+        <w:t>② 서비스가 중지됐다</w:t>
+      </w:r>
+    </w:p>
+    <w:p>
+      <w:r>
+        <w:rPr>
+          <w:rFonts w:ascii="맑은 고딕" w:hAnsi="맑은 고딕" w:eastAsia="맑은 고딕"/>
+          <w:sz w:val="21"/>
+        </w:rPr>
+        <w:t>③ 인스턴스가 응답하지 않는다</w:t>
+      </w:r>
+    </w:p>
+    <w:p>
+      <w:r>
+        <w:rPr>
+          <w:rFonts w:ascii="맑은 고딕" w:hAnsi="맑은 고딕" w:eastAsia="맑은 고딕"/>
+          <w:sz w:val="21"/>
+        </w:rPr>
+        <w:t>④ 리스너 설정에 오류가 있다</w:t>
       </w:r>
     </w:p>
     <w:p>
@@ -1292,43 +1488,57 @@
           <w:rFonts w:ascii="맑은 고딕" w:hAnsi="맑은 고딕" w:eastAsia="맑은 고딕"/>
           <w:sz w:val="21"/>
         </w:rPr>
-        <w:t>[중-04] 실습에서 `Service "chicago" has 2 instance(s)`로 나타난 이유는?</w:t>
-      </w:r>
-    </w:p>
-    <w:p>
-      <w:r>
-        <w:rPr>
-          <w:rFonts w:ascii="맑은 고딕" w:hAnsi="맑은 고딕" w:eastAsia="맑은 고딕"/>
-          <w:sz w:val="21"/>
-        </w:rPr>
-        <w:t>① 같은 인스턴스가 정적(UNKNOWN)과 동적(READY) 두 경로로 등록됐기 때문</w:t>
-      </w:r>
-    </w:p>
-    <w:p>
-      <w:r>
-        <w:rPr>
-          <w:rFonts w:ascii="맑은 고딕" w:hAnsi="맑은 고딕" w:eastAsia="맑은 고딕"/>
-          <w:sz w:val="21"/>
-        </w:rPr>
-        <w:t>② 인스턴스가 실제로 두 개이기 때문</w:t>
-      </w:r>
-    </w:p>
-    <w:p>
-      <w:r>
-        <w:rPr>
-          <w:rFonts w:ascii="맑은 고딕" w:hAnsi="맑은 고딕" w:eastAsia="맑은 고딕"/>
-          <w:sz w:val="21"/>
-        </w:rPr>
-        <w:t>③ RAC 구성이기 때문</w:t>
-      </w:r>
-    </w:p>
-    <w:p>
-      <w:r>
-        <w:rPr>
-          <w:rFonts w:ascii="맑은 고딕" w:hAnsi="맑은 고딕" w:eastAsia="맑은 고딕"/>
-          <w:sz w:val="21"/>
-        </w:rPr>
-        <w:t>④ 설정 오류이기 때문</w:t>
+        <w:t xml:space="preserve">[중-04] 실습에서 </w:t>
+      </w:r>
+      <w:r>
+        <w:rPr>
+          <w:rFonts w:ascii="Consolas" w:hAnsi="Consolas" w:eastAsia="맑은 고딕"/>
+          <w:sz w:val="21"/>
+        </w:rPr>
+        <w:t xml:space="preserve">Service "chicago" has 2 instance(s)</w:t>
+      </w:r>
+      <w:r>
+        <w:rPr>
+          <w:rFonts w:ascii="맑은 고딕" w:hAnsi="맑은 고딕" w:eastAsia="맑은 고딕"/>
+          <w:sz w:val="21"/>
+        </w:rPr>
+        <w:t xml:space="preserve">로 나타난 이유는?</w:t>
+      </w:r>
+    </w:p>
+    <w:p>
+      <w:r>
+        <w:rPr>
+          <w:rFonts w:ascii="맑은 고딕" w:hAnsi="맑은 고딕" w:eastAsia="맑은 고딕"/>
+          <w:sz w:val="21"/>
+        </w:rPr>
+        <w:t>① 설정 오류이기 때문</w:t>
+      </w:r>
+    </w:p>
+    <w:p>
+      <w:r>
+        <w:rPr>
+          <w:rFonts w:ascii="맑은 고딕" w:hAnsi="맑은 고딕" w:eastAsia="맑은 고딕"/>
+          <w:sz w:val="21"/>
+        </w:rPr>
+        <w:t>② 같은 인스턴스가 정적(UNKNOWN)과 동적(READY) 두 경로로 등록됐기 때문</w:t>
+      </w:r>
+    </w:p>
+    <w:p>
+      <w:r>
+        <w:rPr>
+          <w:rFonts w:ascii="맑은 고딕" w:hAnsi="맑은 고딕" w:eastAsia="맑은 고딕"/>
+          <w:sz w:val="21"/>
+        </w:rPr>
+        <w:t>③ 인스턴스가 실제로 두 개이기 때문</w:t>
+      </w:r>
+    </w:p>
+    <w:p>
+      <w:r>
+        <w:rPr>
+          <w:rFonts w:ascii="맑은 고딕" w:hAnsi="맑은 고딕" w:eastAsia="맑은 고딕"/>
+          <w:sz w:val="21"/>
+        </w:rPr>
+        <w:t>④ RAC 구성이기 때문</w:t>
       </w:r>
     </w:p>
     <w:p>
@@ -1346,43 +1556,127 @@
           <w:rFonts w:ascii="맑은 고딕" w:hAnsi="맑은 고딕" w:eastAsia="맑은 고딕"/>
           <w:sz w:val="21"/>
         </w:rPr>
-        <w:t>[중-05] 정적 등록에서 `GLOBAL_DBNAME`에 `DB_NAME`이 아니라 `DB_UNIQUE_NAME`을 쓰는 이유는?</w:t>
-      </w:r>
-    </w:p>
-    <w:p>
-      <w:r>
-        <w:rPr>
-          <w:rFonts w:ascii="맑은 고딕" w:hAnsi="맑은 고딕" w:eastAsia="맑은 고딕"/>
-          <w:sz w:val="21"/>
-        </w:rPr>
-        <w:t>① 두 노드의 `DB_NAME`이 같아 구별되지 않기 때문</w:t>
-      </w:r>
-    </w:p>
-    <w:p>
-      <w:r>
-        <w:rPr>
-          <w:rFonts w:ascii="맑은 고딕" w:hAnsi="맑은 고딕" w:eastAsia="맑은 고딕"/>
-          <w:sz w:val="21"/>
-        </w:rPr>
-        <w:t>② `DB_NAME`은 리스너가 인식하지 못하기 때문</w:t>
-      </w:r>
-    </w:p>
-    <w:p>
-      <w:r>
-        <w:rPr>
-          <w:rFonts w:ascii="맑은 고딕" w:hAnsi="맑은 고딕" w:eastAsia="맑은 고딕"/>
-          <w:sz w:val="21"/>
-        </w:rPr>
-        <w:t>③ 문법상 `DB_NAME`을 쓸 수 없기 때문</w:t>
-      </w:r>
-    </w:p>
-    <w:p>
-      <w:r>
-        <w:rPr>
-          <w:rFonts w:ascii="맑은 고딕" w:hAnsi="맑은 고딕" w:eastAsia="맑은 고딕"/>
-          <w:sz w:val="21"/>
-        </w:rPr>
-        <w:t>④ 대소문자 문제가 있기 때문</w:t>
+        <w:t xml:space="preserve">[중-05] 정적 등록에서 </w:t>
+      </w:r>
+      <w:r>
+        <w:rPr>
+          <w:rFonts w:ascii="Consolas" w:hAnsi="Consolas" w:eastAsia="맑은 고딕"/>
+          <w:sz w:val="21"/>
+        </w:rPr>
+        <w:t xml:space="preserve">GLOBAL_DBNAME</w:t>
+      </w:r>
+      <w:r>
+        <w:rPr>
+          <w:rFonts w:ascii="맑은 고딕" w:hAnsi="맑은 고딕" w:eastAsia="맑은 고딕"/>
+          <w:sz w:val="21"/>
+        </w:rPr>
+        <w:t xml:space="preserve">에 </w:t>
+      </w:r>
+      <w:r>
+        <w:rPr>
+          <w:rFonts w:ascii="Consolas" w:hAnsi="Consolas" w:eastAsia="맑은 고딕"/>
+          <w:sz w:val="21"/>
+        </w:rPr>
+        <w:t xml:space="preserve">DB_NAME</w:t>
+      </w:r>
+      <w:r>
+        <w:rPr>
+          <w:rFonts w:ascii="맑은 고딕" w:hAnsi="맑은 고딕" w:eastAsia="맑은 고딕"/>
+          <w:sz w:val="21"/>
+        </w:rPr>
+        <w:t xml:space="preserve">이 아니라 </w:t>
+      </w:r>
+      <w:r>
+        <w:rPr>
+          <w:rFonts w:ascii="Consolas" w:hAnsi="Consolas" w:eastAsia="맑은 고딕"/>
+          <w:sz w:val="21"/>
+        </w:rPr>
+        <w:t xml:space="preserve">DB_UNIQUE_NAME</w:t>
+      </w:r>
+      <w:r>
+        <w:rPr>
+          <w:rFonts w:ascii="맑은 고딕" w:hAnsi="맑은 고딕" w:eastAsia="맑은 고딕"/>
+          <w:sz w:val="21"/>
+        </w:rPr>
+        <w:t xml:space="preserve">을 쓰는 이유는?</w:t>
+      </w:r>
+    </w:p>
+    <w:p>
+      <w:r>
+        <w:rPr>
+          <w:rFonts w:ascii="맑은 고딕" w:hAnsi="맑은 고딕" w:eastAsia="맑은 고딕"/>
+          <w:sz w:val="21"/>
+        </w:rPr>
+        <w:t xml:space="preserve">① </w:t>
+      </w:r>
+      <w:r>
+        <w:rPr>
+          <w:rFonts w:ascii="Consolas" w:hAnsi="Consolas" w:eastAsia="맑은 고딕"/>
+          <w:sz w:val="21"/>
+        </w:rPr>
+        <w:t xml:space="preserve">DB_NAME</w:t>
+      </w:r>
+      <w:r>
+        <w:rPr>
+          <w:rFonts w:ascii="맑은 고딕" w:hAnsi="맑은 고딕" w:eastAsia="맑은 고딕"/>
+          <w:sz w:val="21"/>
+        </w:rPr>
+        <w:t xml:space="preserve">은 리스너가 인식하지 못하기 때문</w:t>
+      </w:r>
+    </w:p>
+    <w:p>
+      <w:r>
+        <w:rPr>
+          <w:rFonts w:ascii="맑은 고딕" w:hAnsi="맑은 고딕" w:eastAsia="맑은 고딕"/>
+          <w:sz w:val="21"/>
+        </w:rPr>
+        <w:t xml:space="preserve">② 두 노드의 </w:t>
+      </w:r>
+      <w:r>
+        <w:rPr>
+          <w:rFonts w:ascii="Consolas" w:hAnsi="Consolas" w:eastAsia="맑은 고딕"/>
+          <w:sz w:val="21"/>
+        </w:rPr>
+        <w:t xml:space="preserve">DB_NAME</w:t>
+      </w:r>
+      <w:r>
+        <w:rPr>
+          <w:rFonts w:ascii="맑은 고딕" w:hAnsi="맑은 고딕" w:eastAsia="맑은 고딕"/>
+          <w:sz w:val="21"/>
+        </w:rPr>
+        <w:t xml:space="preserve">이 같아 구별되지 않기 때문</w:t>
+      </w:r>
+    </w:p>
+    <w:p>
+      <w:r>
+        <w:rPr>
+          <w:rFonts w:ascii="맑은 고딕" w:hAnsi="맑은 고딕" w:eastAsia="맑은 고딕"/>
+          <w:sz w:val="21"/>
+        </w:rPr>
+        <w:t>③ 대소문자 문제가 있기 때문</w:t>
+      </w:r>
+    </w:p>
+    <w:p>
+      <w:r>
+        <w:rPr>
+          <w:rFonts w:ascii="맑은 고딕" w:hAnsi="맑은 고딕" w:eastAsia="맑은 고딕"/>
+          <w:sz w:val="21"/>
+        </w:rPr>
+        <w:t xml:space="preserve">④ 문법상 </w:t>
+      </w:r>
+      <w:r>
+        <w:rPr>
+          <w:rFonts w:ascii="Consolas" w:hAnsi="Consolas" w:eastAsia="맑은 고딕"/>
+          <w:sz w:val="21"/>
+        </w:rPr>
+        <w:t xml:space="preserve">DB_NAME</w:t>
+      </w:r>
+      <w:r>
+        <w:rPr>
+          <w:rFonts w:ascii="맑은 고딕" w:hAnsi="맑은 고딕" w:eastAsia="맑은 고딕"/>
+          <w:sz w:val="21"/>
+        </w:rPr>
+        <w:t xml:space="preserve">을 쓸 수 없기 때문</w:t>
       </w:r>
     </w:p>
     <w:p>
@@ -1409,7 +1703,7 @@
           <w:rFonts w:ascii="맑은 고딕" w:hAnsi="맑은 고딕" w:eastAsia="맑은 고딕"/>
           <w:sz w:val="21"/>
         </w:rPr>
-        <w:t>① 인스턴스가 죽어 있어도 리스너가 서비스를 광고한다</w:t>
+        <w:t>① 동적 등록을 막는다</w:t>
       </w:r>
     </w:p>
     <w:p>
@@ -1427,16 +1721,16 @@
           <w:rFonts w:ascii="맑은 고딕" w:hAnsi="맑은 고딕" w:eastAsia="맑은 고딕"/>
           <w:sz w:val="21"/>
         </w:rPr>
-        <w:t>③ 리스너 재기동이 불가능해진다</w:t>
-      </w:r>
-    </w:p>
-    <w:p>
-      <w:r>
-        <w:rPr>
-          <w:rFonts w:ascii="맑은 고딕" w:hAnsi="맑은 고딕" w:eastAsia="맑은 고딕"/>
-          <w:sz w:val="21"/>
-        </w:rPr>
-        <w:t>④ 동적 등록을 막는다</w:t>
+        <w:t>③ 인스턴스가 죽어 있어도 리스너가 서비스를 광고한다</w:t>
+      </w:r>
+    </w:p>
+    <w:p>
+      <w:r>
+        <w:rPr>
+          <w:rFonts w:ascii="맑은 고딕" w:hAnsi="맑은 고딕" w:eastAsia="맑은 고딕"/>
+          <w:sz w:val="21"/>
+        </w:rPr>
+        <w:t>④ 리스너 재기동이 불가능해진다</w:t>
       </w:r>
     </w:p>
     <w:p>
@@ -1463,34 +1757,34 @@
           <w:rFonts w:ascii="맑은 고딕" w:hAnsi="맑은 고딕" w:eastAsia="맑은 고딕"/>
           <w:sz w:val="21"/>
         </w:rPr>
-        <w:t>① The listener supports no services</w:t>
-      </w:r>
-    </w:p>
-    <w:p>
-      <w:r>
-        <w:rPr>
-          <w:rFonts w:ascii="맑은 고딕" w:hAnsi="맑은 고딕" w:eastAsia="맑은 고딕"/>
-          <w:sz w:val="21"/>
-        </w:rPr>
-        <w:t>② Listener failed to start</w:t>
-      </w:r>
-    </w:p>
-    <w:p>
-      <w:r>
-        <w:rPr>
-          <w:rFonts w:ascii="맑은 고딕" w:hAnsi="맑은 고딕" w:eastAsia="맑은 고딕"/>
-          <w:sz w:val="21"/>
-        </w:rPr>
-        <w:t>③ TNS-12560</w:t>
-      </w:r>
-    </w:p>
-    <w:p>
-      <w:r>
-        <w:rPr>
-          <w:rFonts w:ascii="맑은 고딕" w:hAnsi="맑은 고딕" w:eastAsia="맑은 고딕"/>
-          <w:sz w:val="21"/>
-        </w:rPr>
-        <w:t>④ Service registration pending</w:t>
+        <w:t>① Listener failed to start</w:t>
+      </w:r>
+    </w:p>
+    <w:p>
+      <w:r>
+        <w:rPr>
+          <w:rFonts w:ascii="맑은 고딕" w:hAnsi="맑은 고딕" w:eastAsia="맑은 고딕"/>
+          <w:sz w:val="21"/>
+        </w:rPr>
+        <w:t>② TNS-12560</w:t>
+      </w:r>
+    </w:p>
+    <w:p>
+      <w:r>
+        <w:rPr>
+          <w:rFonts w:ascii="맑은 고딕" w:hAnsi="맑은 고딕" w:eastAsia="맑은 고딕"/>
+          <w:sz w:val="21"/>
+        </w:rPr>
+        <w:t>③ Service registration pending</w:t>
+      </w:r>
+    </w:p>
+    <w:p>
+      <w:r>
+        <w:rPr>
+          <w:rFonts w:ascii="맑은 고딕" w:hAnsi="맑은 고딕" w:eastAsia="맑은 고딕"/>
+          <w:sz w:val="21"/>
+        </w:rPr>
+        <w:t>④ The listener supports no services</w:t>
       </w:r>
     </w:p>
     <w:p>
@@ -1508,25 +1802,53 @@
           <w:rFonts w:ascii="맑은 고딕" w:hAnsi="맑은 고딕" w:eastAsia="맑은 고딕"/>
           <w:sz w:val="21"/>
         </w:rPr>
-        <w:t>[중-08] `TNS_ADMIN` 환경변수가 설정되어 있으면?</w:t>
-      </w:r>
-    </w:p>
-    <w:p>
-      <w:r>
-        <w:rPr>
-          <w:rFonts w:ascii="맑은 고딕" w:hAnsi="맑은 고딕" w:eastAsia="맑은 고딕"/>
-          <w:sz w:val="21"/>
-        </w:rPr>
-        <w:t>① `$ORACLE_HOME/network/admin`보다 그쪽이 우선한다</w:t>
-      </w:r>
-    </w:p>
-    <w:p>
-      <w:r>
-        <w:rPr>
-          <w:rFonts w:ascii="맑은 고딕" w:hAnsi="맑은 고딕" w:eastAsia="맑은 고딕"/>
-          <w:sz w:val="21"/>
-        </w:rPr>
-        <w:t>② 무시된다</w:t>
+        <w:t xml:space="preserve">[중-08] </w:t>
+      </w:r>
+      <w:r>
+        <w:rPr>
+          <w:rFonts w:ascii="Consolas" w:hAnsi="Consolas" w:eastAsia="맑은 고딕"/>
+          <w:sz w:val="21"/>
+        </w:rPr>
+        <w:t xml:space="preserve">TNS_ADMIN</w:t>
+      </w:r>
+      <w:r>
+        <w:rPr>
+          <w:rFonts w:ascii="맑은 고딕" w:hAnsi="맑은 고딕" w:eastAsia="맑은 고딕"/>
+          <w:sz w:val="21"/>
+        </w:rPr>
+        <w:t xml:space="preserve"> 환경변수가 설정되어 있으면?</w:t>
+      </w:r>
+    </w:p>
+    <w:p>
+      <w:r>
+        <w:rPr>
+          <w:rFonts w:ascii="맑은 고딕" w:hAnsi="맑은 고딕" w:eastAsia="맑은 고딕"/>
+          <w:sz w:val="21"/>
+        </w:rPr>
+        <w:t>① 무시된다</w:t>
+      </w:r>
+    </w:p>
+    <w:p>
+      <w:r>
+        <w:rPr>
+          <w:rFonts w:ascii="맑은 고딕" w:hAnsi="맑은 고딕" w:eastAsia="맑은 고딕"/>
+          <w:sz w:val="21"/>
+        </w:rPr>
+        <w:t xml:space="preserve">② </w:t>
+      </w:r>
+      <w:r>
+        <w:rPr>
+          <w:rFonts w:ascii="Consolas" w:hAnsi="Consolas" w:eastAsia="맑은 고딕"/>
+          <w:sz w:val="21"/>
+        </w:rPr>
+        <w:t xml:space="preserve">$ORACLE_HOME/network/admin</w:t>
+      </w:r>
+      <w:r>
+        <w:rPr>
+          <w:rFonts w:ascii="맑은 고딕" w:hAnsi="맑은 고딕" w:eastAsia="맑은 고딕"/>
+          <w:sz w:val="21"/>
+        </w:rPr>
+        <w:t xml:space="preserve">보다 그쪽이 우선한다</w:t>
       </w:r>
     </w:p>
     <w:p>
@@ -1571,34 +1893,34 @@
           <w:rFonts w:ascii="맑은 고딕" w:hAnsi="맑은 고딕" w:eastAsia="맑은 고딕"/>
           <w:sz w:val="21"/>
         </w:rPr>
-        <w:t>① 인스턴스를 기동한 셸의 환경이 DBA의 셸과 달랐다</w:t>
-      </w:r>
-    </w:p>
-    <w:p>
-      <w:r>
-        <w:rPr>
-          <w:rFonts w:ascii="맑은 고딕" w:hAnsi="맑은 고딕" w:eastAsia="맑은 고딕"/>
-          <w:sz w:val="21"/>
-        </w:rPr>
-        <w:t>② tnsnames.ora 파일 권한이 644이다</w:t>
-      </w:r>
-    </w:p>
-    <w:p>
-      <w:r>
-        <w:rPr>
-          <w:rFonts w:ascii="맑은 고딕" w:hAnsi="맑은 고딕" w:eastAsia="맑은 고딕"/>
-          <w:sz w:val="21"/>
-        </w:rPr>
-        <w:t>③ 리스너가 재기동되지 않았다</w:t>
-      </w:r>
-    </w:p>
-    <w:p>
-      <w:r>
-        <w:rPr>
-          <w:rFonts w:ascii="맑은 고딕" w:hAnsi="맑은 고딕" w:eastAsia="맑은 고딕"/>
-          <w:sz w:val="21"/>
-        </w:rPr>
-        <w:t>④ SERVICE_NAME이 대문자다</w:t>
+        <w:t>① tnsnames.ora 파일 권한이 644이다</w:t>
+      </w:r>
+    </w:p>
+    <w:p>
+      <w:r>
+        <w:rPr>
+          <w:rFonts w:ascii="맑은 고딕" w:hAnsi="맑은 고딕" w:eastAsia="맑은 고딕"/>
+          <w:sz w:val="21"/>
+        </w:rPr>
+        <w:t>② SERVICE_NAME이 대문자다</w:t>
+      </w:r>
+    </w:p>
+    <w:p>
+      <w:r>
+        <w:rPr>
+          <w:rFonts w:ascii="맑은 고딕" w:hAnsi="맑은 고딕" w:eastAsia="맑은 고딕"/>
+          <w:sz w:val="21"/>
+        </w:rPr>
+        <w:t>③ 인스턴스를 기동한 셸의 환경이 DBA의 셸과 달랐다</w:t>
+      </w:r>
+    </w:p>
+    <w:p>
+      <w:r>
+        <w:rPr>
+          <w:rFonts w:ascii="맑은 고딕" w:hAnsi="맑은 고딕" w:eastAsia="맑은 고딕"/>
+          <w:sz w:val="21"/>
+        </w:rPr>
+        <w:t>④ 리스너가 재기동되지 않았다</w:t>
       </w:r>
     </w:p>
     <w:p>
@@ -1616,43 +1938,57 @@
           <w:rFonts w:ascii="맑은 고딕" w:hAnsi="맑은 고딕" w:eastAsia="맑은 고딕"/>
           <w:sz w:val="21"/>
         </w:rPr>
-        <w:t>[중-10] 실습에서 `DG_CONFIG`를 비웠을 때의 관찰로 옳은 것은?</w:t>
-      </w:r>
-    </w:p>
-    <w:p>
-      <w:r>
-        <w:rPr>
-          <w:rFonts w:ascii="맑은 고딕" w:hAnsi="맑은 고딕" w:eastAsia="맑은 고딕"/>
-          <w:sz w:val="21"/>
-        </w:rPr>
-        <w:t>① 목적지는 VALID를 유지했고 전송도 계속됐다</w:t>
-      </w:r>
-    </w:p>
-    <w:p>
-      <w:r>
-        <w:rPr>
-          <w:rFonts w:ascii="맑은 고딕" w:hAnsi="맑은 고딕" w:eastAsia="맑은 고딕"/>
-          <w:sz w:val="21"/>
-        </w:rPr>
-        <w:t>② 즉시 전송이 멈췄다</w:t>
-      </w:r>
-    </w:p>
-    <w:p>
-      <w:r>
-        <w:rPr>
-          <w:rFonts w:ascii="맑은 고딕" w:hAnsi="맑은 고딕" w:eastAsia="맑은 고딕"/>
-          <w:sz w:val="21"/>
-        </w:rPr>
-        <w:t>③ 인스턴스가 종료됐다</w:t>
-      </w:r>
-    </w:p>
-    <w:p>
-      <w:r>
-        <w:rPr>
-          <w:rFonts w:ascii="맑은 고딕" w:hAnsi="맑은 고딕" w:eastAsia="맑은 고딕"/>
-          <w:sz w:val="21"/>
-        </w:rPr>
-        <w:t>④ Standby가 MOUNT로 내려갔다</w:t>
+        <w:t xml:space="preserve">[중-10] 실습에서 </w:t>
+      </w:r>
+      <w:r>
+        <w:rPr>
+          <w:rFonts w:ascii="Consolas" w:hAnsi="Consolas" w:eastAsia="맑은 고딕"/>
+          <w:sz w:val="21"/>
+        </w:rPr>
+        <w:t xml:space="preserve">DG_CONFIG</w:t>
+      </w:r>
+      <w:r>
+        <w:rPr>
+          <w:rFonts w:ascii="맑은 고딕" w:hAnsi="맑은 고딕" w:eastAsia="맑은 고딕"/>
+          <w:sz w:val="21"/>
+        </w:rPr>
+        <w:t xml:space="preserve">를 비웠을 때의 관찰로 옳은 것은?</w:t>
+      </w:r>
+    </w:p>
+    <w:p>
+      <w:r>
+        <w:rPr>
+          <w:rFonts w:ascii="맑은 고딕" w:hAnsi="맑은 고딕" w:eastAsia="맑은 고딕"/>
+          <w:sz w:val="21"/>
+        </w:rPr>
+        <w:t>① 즉시 전송이 멈췄다</w:t>
+      </w:r>
+    </w:p>
+    <w:p>
+      <w:r>
+        <w:rPr>
+          <w:rFonts w:ascii="맑은 고딕" w:hAnsi="맑은 고딕" w:eastAsia="맑은 고딕"/>
+          <w:sz w:val="21"/>
+        </w:rPr>
+        <w:t>② 인스턴스가 종료됐다</w:t>
+      </w:r>
+    </w:p>
+    <w:p>
+      <w:r>
+        <w:rPr>
+          <w:rFonts w:ascii="맑은 고딕" w:hAnsi="맑은 고딕" w:eastAsia="맑은 고딕"/>
+          <w:sz w:val="21"/>
+        </w:rPr>
+        <w:t>③ Standby가 MOUNT로 내려갔다</w:t>
+      </w:r>
+    </w:p>
+    <w:p>
+      <w:r>
+        <w:rPr>
+          <w:rFonts w:ascii="맑은 고딕" w:hAnsi="맑은 고딕" w:eastAsia="맑은 고딕"/>
+          <w:sz w:val="21"/>
+        </w:rPr>
+        <w:t>④ 목적지는 VALID를 유지했고 전송도 계속됐다</w:t>
       </w:r>
     </w:p>
     <w:p>
@@ -1670,7 +2006,21 @@
           <w:rFonts w:ascii="맑은 고딕" w:hAnsi="맑은 고딕" w:eastAsia="맑은 고딕"/>
           <w:sz w:val="21"/>
         </w:rPr>
-        <w:t>[중-11] 그럼에도 `DG_CONFIG`를 비우면 안 되는 이유가 아닌 것은?</w:t>
+        <w:t xml:space="preserve">[중-11] 그럼에도 </w:t>
+      </w:r>
+      <w:r>
+        <w:rPr>
+          <w:rFonts w:ascii="Consolas" w:hAnsi="Consolas" w:eastAsia="맑은 고딕"/>
+          <w:sz w:val="21"/>
+        </w:rPr>
+        <w:t xml:space="preserve">DG_CONFIG</w:t>
+      </w:r>
+      <w:r>
+        <w:rPr>
+          <w:rFonts w:ascii="맑은 고딕" w:hAnsi="맑은 고딕" w:eastAsia="맑은 고딕"/>
+          <w:sz w:val="21"/>
+        </w:rPr>
+        <w:t xml:space="preserve">를 비우면 안 되는 이유가 아닌 것은?</w:t>
       </w:r>
     </w:p>
     <w:p>
@@ -1688,16 +2038,16 @@
           <w:rFonts w:ascii="맑은 고딕" w:hAnsi="맑은 고딕" w:eastAsia="맑은 고딕"/>
           <w:sz w:val="21"/>
         </w:rPr>
-        <w:t>② 새 목적지 추가 시 오배송 검증이 사라진다</w:t>
-      </w:r>
-    </w:p>
-    <w:p>
-      <w:r>
-        <w:rPr>
-          <w:rFonts w:ascii="맑은 고딕" w:hAnsi="맑은 고딕" w:eastAsia="맑은 고딕"/>
-          <w:sz w:val="21"/>
-        </w:rPr>
-        <w:t>③ Broker 구성 생성이 실패한다</w:t>
+        <w:t>② Broker 구성 생성이 실패한다</w:t>
+      </w:r>
+    </w:p>
+    <w:p>
+      <w:r>
+        <w:rPr>
+          <w:rFonts w:ascii="맑은 고딕" w:hAnsi="맑은 고딕" w:eastAsia="맑은 고딕"/>
+          <w:sz w:val="21"/>
+        </w:rPr>
+        <w:t>③ 새 목적지 추가 시 오배송 검증이 사라진다</w:t>
       </w:r>
     </w:p>
     <w:p>
@@ -1724,43 +2074,57 @@
           <w:rFonts w:ascii="맑은 고딕" w:hAnsi="맑은 고딕" w:eastAsia="맑은 고딕"/>
           <w:sz w:val="21"/>
         </w:rPr>
-        <w:t>[중-12] `orapwd`로 패스워드 파일을 만들 때 19c에서 걸릴 수 있는 것은?</w:t>
-      </w:r>
-    </w:p>
-    <w:p>
-      <w:r>
-        <w:rPr>
-          <w:rFonts w:ascii="맑은 고딕" w:hAnsi="맑은 고딕" w:eastAsia="맑은 고딕"/>
-          <w:sz w:val="21"/>
-        </w:rPr>
-        <w:t>① OPW-00029 비밀번호 복잡성 검사</w:t>
-      </w:r>
-    </w:p>
-    <w:p>
-      <w:r>
-        <w:rPr>
-          <w:rFonts w:ascii="맑은 고딕" w:hAnsi="맑은 고딕" w:eastAsia="맑은 고딕"/>
-          <w:sz w:val="21"/>
-        </w:rPr>
-        <w:t>② ORA-16053 구성 검증</w:t>
-      </w:r>
-    </w:p>
-    <w:p>
-      <w:r>
-        <w:rPr>
-          <w:rFonts w:ascii="맑은 고딕" w:hAnsi="맑은 고딕" w:eastAsia="맑은 고딕"/>
-          <w:sz w:val="21"/>
-        </w:rPr>
-        <w:t>③ TNS-03505 이름 해석</w:t>
-      </w:r>
-    </w:p>
-    <w:p>
-      <w:r>
-        <w:rPr>
-          <w:rFonts w:ascii="맑은 고딕" w:hAnsi="맑은 고딕" w:eastAsia="맑은 고딕"/>
-          <w:sz w:val="21"/>
-        </w:rPr>
-        <w:t>④ ORA-12528 접속 차단</w:t>
+        <w:t xml:space="preserve">[중-12] </w:t>
+      </w:r>
+      <w:r>
+        <w:rPr>
+          <w:rFonts w:ascii="Consolas" w:hAnsi="Consolas" w:eastAsia="맑은 고딕"/>
+          <w:sz w:val="21"/>
+        </w:rPr>
+        <w:t xml:space="preserve">orapwd</w:t>
+      </w:r>
+      <w:r>
+        <w:rPr>
+          <w:rFonts w:ascii="맑은 고딕" w:hAnsi="맑은 고딕" w:eastAsia="맑은 고딕"/>
+          <w:sz w:val="21"/>
+        </w:rPr>
+        <w:t xml:space="preserve">로 패스워드 파일을 만들 때 19c에서 걸릴 수 있는 것은?</w:t>
+      </w:r>
+    </w:p>
+    <w:p>
+      <w:r>
+        <w:rPr>
+          <w:rFonts w:ascii="맑은 고딕" w:hAnsi="맑은 고딕" w:eastAsia="맑은 고딕"/>
+          <w:sz w:val="21"/>
+        </w:rPr>
+        <w:t>① TNS-03505 이름 해석</w:t>
+      </w:r>
+    </w:p>
+    <w:p>
+      <w:r>
+        <w:rPr>
+          <w:rFonts w:ascii="맑은 고딕" w:hAnsi="맑은 고딕" w:eastAsia="맑은 고딕"/>
+          <w:sz w:val="21"/>
+        </w:rPr>
+        <w:t>② ORA-12528 접속 차단</w:t>
+      </w:r>
+    </w:p>
+    <w:p>
+      <w:r>
+        <w:rPr>
+          <w:rFonts w:ascii="맑은 고딕" w:hAnsi="맑은 고딕" w:eastAsia="맑은 고딕"/>
+          <w:sz w:val="21"/>
+        </w:rPr>
+        <w:t>③ ORA-16053 구성 검증</w:t>
+      </w:r>
+    </w:p>
+    <w:p>
+      <w:r>
+        <w:rPr>
+          <w:rFonts w:ascii="맑은 고딕" w:hAnsi="맑은 고딕" w:eastAsia="맑은 고딕"/>
+          <w:sz w:val="21"/>
+        </w:rPr>
+        <w:t>④ OPW-00029 비밀번호 복잡성 검사</w:t>
       </w:r>
     </w:p>
     <w:p>
@@ -1778,43 +2142,71 @@
           <w:rFonts w:ascii="맑은 고딕" w:hAnsi="맑은 고딕" w:eastAsia="맑은 고딕"/>
           <w:sz w:val="21"/>
         </w:rPr>
-        <w:t>[중-13] `orapwd`가 실패했을 때 특히 위험한 이유는?</w:t>
-      </w:r>
-    </w:p>
-    <w:p>
-      <w:r>
-        <w:rPr>
-          <w:rFonts w:ascii="맑은 고딕" w:hAnsi="맑은 고딕" w:eastAsia="맑은 고딕"/>
-          <w:sz w:val="21"/>
-        </w:rPr>
-        <w:t>① 그 전에 실행한 `rm`은 이미 성공해 파일이 없는 상태일 수 있다</w:t>
-      </w:r>
-    </w:p>
-    <w:p>
-      <w:r>
-        <w:rPr>
-          <w:rFonts w:ascii="맑은 고딕" w:hAnsi="맑은 고딕" w:eastAsia="맑은 고딕"/>
-          <w:sz w:val="21"/>
-        </w:rPr>
-        <w:t>② 인스턴스가 자동으로 종료된다</w:t>
-      </w:r>
-    </w:p>
-    <w:p>
-      <w:r>
-        <w:rPr>
-          <w:rFonts w:ascii="맑은 고딕" w:hAnsi="맑은 고딕" w:eastAsia="맑은 고딕"/>
-          <w:sz w:val="21"/>
-        </w:rPr>
-        <w:t>③ 리스너 설정이 초기화된다</w:t>
-      </w:r>
-    </w:p>
-    <w:p>
-      <w:r>
-        <w:rPr>
-          <w:rFonts w:ascii="맑은 고딕" w:hAnsi="맑은 고딕" w:eastAsia="맑은 고딕"/>
-          <w:sz w:val="21"/>
-        </w:rPr>
-        <w:t>④ SPFILE이 손상된다</w:t>
+        <w:t xml:space="preserve">[중-13] </w:t>
+      </w:r>
+      <w:r>
+        <w:rPr>
+          <w:rFonts w:ascii="Consolas" w:hAnsi="Consolas" w:eastAsia="맑은 고딕"/>
+          <w:sz w:val="21"/>
+        </w:rPr>
+        <w:t xml:space="preserve">orapwd</w:t>
+      </w:r>
+      <w:r>
+        <w:rPr>
+          <w:rFonts w:ascii="맑은 고딕" w:hAnsi="맑은 고딕" w:eastAsia="맑은 고딕"/>
+          <w:sz w:val="21"/>
+        </w:rPr>
+        <w:t xml:space="preserve">가 실패했을 때 특히 위험한 이유는?</w:t>
+      </w:r>
+    </w:p>
+    <w:p>
+      <w:r>
+        <w:rPr>
+          <w:rFonts w:ascii="맑은 고딕" w:hAnsi="맑은 고딕" w:eastAsia="맑은 고딕"/>
+          <w:sz w:val="21"/>
+        </w:rPr>
+        <w:t xml:space="preserve">① 그 전에 실행한 </w:t>
+      </w:r>
+      <w:r>
+        <w:rPr>
+          <w:rFonts w:ascii="Consolas" w:hAnsi="Consolas" w:eastAsia="맑은 고딕"/>
+          <w:sz w:val="21"/>
+        </w:rPr>
+        <w:t xml:space="preserve">rm</w:t>
+      </w:r>
+      <w:r>
+        <w:rPr>
+          <w:rFonts w:ascii="맑은 고딕" w:hAnsi="맑은 고딕" w:eastAsia="맑은 고딕"/>
+          <w:sz w:val="21"/>
+        </w:rPr>
+        <w:t xml:space="preserve">은 이미 성공해 파일이 없는 상태일 수 있다</w:t>
+      </w:r>
+    </w:p>
+    <w:p>
+      <w:r>
+        <w:rPr>
+          <w:rFonts w:ascii="맑은 고딕" w:hAnsi="맑은 고딕" w:eastAsia="맑은 고딕"/>
+          <w:sz w:val="21"/>
+        </w:rPr>
+        <w:t>② 리스너 설정이 초기화된다</w:t>
+      </w:r>
+    </w:p>
+    <w:p>
+      <w:r>
+        <w:rPr>
+          <w:rFonts w:ascii="맑은 고딕" w:hAnsi="맑은 고딕" w:eastAsia="맑은 고딕"/>
+          <w:sz w:val="21"/>
+        </w:rPr>
+        <w:t>③ SPFILE이 손상된다</w:t>
+      </w:r>
+    </w:p>
+    <w:p>
+      <w:r>
+        <w:rPr>
+          <w:rFonts w:ascii="맑은 고딕" w:hAnsi="맑은 고딕" w:eastAsia="맑은 고딕"/>
+          <w:sz w:val="21"/>
+        </w:rPr>
+        <w:t>④ 인스턴스가 자동으로 종료된다</w:t>
       </w:r>
     </w:p>
     <w:p>
@@ -1841,16 +2233,16 @@
           <w:rFonts w:ascii="맑은 고딕" w:hAnsi="맑은 고딕" w:eastAsia="맑은 고딕"/>
           <w:sz w:val="21"/>
         </w:rPr>
-        <w:t>① ORA-01017</w:t>
-      </w:r>
-    </w:p>
-    <w:p>
-      <w:r>
-        <w:rPr>
-          <w:rFonts w:ascii="맑은 고딕" w:hAnsi="맑은 고딕" w:eastAsia="맑은 고딕"/>
-          <w:sz w:val="21"/>
-        </w:rPr>
-        <w:t>② ORA-12514</w:t>
+        <w:t>① TNS-12535</w:t>
+      </w:r>
+    </w:p>
+    <w:p>
+      <w:r>
+        <w:rPr>
+          <w:rFonts w:ascii="맑은 고딕" w:hAnsi="맑은 고딕" w:eastAsia="맑은 고딕"/>
+          <w:sz w:val="21"/>
+        </w:rPr>
+        <w:t>② ORA-01017</w:t>
       </w:r>
     </w:p>
     <w:p>
@@ -1868,7 +2260,7 @@
           <w:rFonts w:ascii="맑은 고딕" w:hAnsi="맑은 고딕" w:eastAsia="맑은 고딕"/>
           <w:sz w:val="21"/>
         </w:rPr>
-        <w:t>④ TNS-12535</w:t>
+        <w:t>④ ORA-12514</w:t>
       </w:r>
     </w:p>
     <w:p>
@@ -1895,34 +2287,34 @@
           <w:rFonts w:ascii="맑은 고딕" w:hAnsi="맑은 고딕" w:eastAsia="맑은 고딕"/>
           <w:sz w:val="21"/>
         </w:rPr>
-        <w:t>① 여전히 ERROR이며 DEFER/ENABLE이 필요했다</w:t>
-      </w:r>
-    </w:p>
-    <w:p>
-      <w:r>
-        <w:rPr>
-          <w:rFonts w:ascii="맑은 고딕" w:hAnsi="맑은 고딕" w:eastAsia="맑은 고딕"/>
-          <w:sz w:val="21"/>
-        </w:rPr>
-        <w:t>② 즉시 VALID로 회복됐다</w:t>
-      </w:r>
-    </w:p>
-    <w:p>
-      <w:r>
-        <w:rPr>
-          <w:rFonts w:ascii="맑은 고딕" w:hAnsi="맑은 고딕" w:eastAsia="맑은 고딕"/>
-          <w:sz w:val="21"/>
-        </w:rPr>
-        <w:t>③ DEFERRED로 바뀌었다</w:t>
-      </w:r>
-    </w:p>
-    <w:p>
-      <w:r>
-        <w:rPr>
-          <w:rFonts w:ascii="맑은 고딕" w:hAnsi="맑은 고딕" w:eastAsia="맑은 고딕"/>
-          <w:sz w:val="21"/>
-        </w:rPr>
-        <w:t>④ INACTIVE가 됐다</w:t>
+        <w:t>① INACTIVE가 됐다</w:t>
+      </w:r>
+    </w:p>
+    <w:p>
+      <w:r>
+        <w:rPr>
+          <w:rFonts w:ascii="맑은 고딕" w:hAnsi="맑은 고딕" w:eastAsia="맑은 고딕"/>
+          <w:sz w:val="21"/>
+        </w:rPr>
+        <w:t>② DEFERRED로 바뀌었다</w:t>
+      </w:r>
+    </w:p>
+    <w:p>
+      <w:r>
+        <w:rPr>
+          <w:rFonts w:ascii="맑은 고딕" w:hAnsi="맑은 고딕" w:eastAsia="맑은 고딕"/>
+          <w:sz w:val="21"/>
+        </w:rPr>
+        <w:t>③ 여전히 ERROR이며 DEFER/ENABLE이 필요했다</w:t>
+      </w:r>
+    </w:p>
+    <w:p>
+      <w:r>
+        <w:rPr>
+          <w:rFonts w:ascii="맑은 고딕" w:hAnsi="맑은 고딕" w:eastAsia="맑은 고딕"/>
+          <w:sz w:val="21"/>
+        </w:rPr>
+        <w:t>④ 즉시 VALID로 회복됐다</w:t>
       </w:r>
     </w:p>
     <w:p>
@@ -1949,34 +2341,34 @@
           <w:rFonts w:ascii="맑은 고딕" w:hAnsi="맑은 고딕" w:eastAsia="맑은 고딕"/>
           <w:sz w:val="21"/>
         </w:rPr>
-        <w:t>① 오류가 나기까지 걸린 시간</w:t>
-      </w:r>
-    </w:p>
-    <w:p>
-      <w:r>
-        <w:rPr>
-          <w:rFonts w:ascii="맑은 고딕" w:hAnsi="맑은 고딕" w:eastAsia="맑은 고딕"/>
-          <w:sz w:val="21"/>
-        </w:rPr>
-        <w:t>② 오류 메시지의 길이</w:t>
-      </w:r>
-    </w:p>
-    <w:p>
-      <w:r>
-        <w:rPr>
-          <w:rFonts w:ascii="맑은 고딕" w:hAnsi="맑은 고딕" w:eastAsia="맑은 고딕"/>
-          <w:sz w:val="21"/>
-        </w:rPr>
-        <w:t>③ 리스너 로그의 크기</w:t>
-      </w:r>
-    </w:p>
-    <w:p>
-      <w:r>
-        <w:rPr>
-          <w:rFonts w:ascii="맑은 고딕" w:hAnsi="맑은 고딕" w:eastAsia="맑은 고딕"/>
-          <w:sz w:val="21"/>
-        </w:rPr>
-        <w:t>④ tnsnames.ora의 순서</w:t>
+        <w:t>① tnsnames.ora의 순서</w:t>
+      </w:r>
+    </w:p>
+    <w:p>
+      <w:r>
+        <w:rPr>
+          <w:rFonts w:ascii="맑은 고딕" w:hAnsi="맑은 고딕" w:eastAsia="맑은 고딕"/>
+          <w:sz w:val="21"/>
+        </w:rPr>
+        <w:t>② 리스너 로그의 크기</w:t>
+      </w:r>
+    </w:p>
+    <w:p>
+      <w:r>
+        <w:rPr>
+          <w:rFonts w:ascii="맑은 고딕" w:hAnsi="맑은 고딕" w:eastAsia="맑은 고딕"/>
+          <w:sz w:val="21"/>
+        </w:rPr>
+        <w:t>③ 오류 메시지의 길이</w:t>
+      </w:r>
+    </w:p>
+    <w:p>
+      <w:r>
+        <w:rPr>
+          <w:rFonts w:ascii="맑은 고딕" w:hAnsi="맑은 고딕" w:eastAsia="맑은 고딕"/>
+          <w:sz w:val="21"/>
+        </w:rPr>
+        <w:t>④ 오류가 나기까지 걸린 시간</w:t>
       </w:r>
     </w:p>
     <w:p>
@@ -1994,43 +2386,85 @@
           <w:rFonts w:ascii="맑은 고딕" w:hAnsi="맑은 고딕" w:eastAsia="맑은 고딕"/>
           <w:sz w:val="21"/>
         </w:rPr>
-        <w:t>[중-17] `tnsping`이 실패하는데 `V$ARCHIVE_DEST_STATUS`에 ORA-16191이 보인다. 원인은?</w:t>
-      </w:r>
-    </w:p>
-    <w:p>
-      <w:r>
-        <w:rPr>
-          <w:rFonts w:ascii="맑은 고딕" w:hAnsi="맑은 고딕" w:eastAsia="맑은 고딕"/>
-          <w:sz w:val="21"/>
-        </w:rPr>
-        <w:t>① 네트워크 문제</w:t>
-      </w:r>
-    </w:p>
-    <w:p>
-      <w:r>
-        <w:rPr>
-          <w:rFonts w:ascii="맑은 고딕" w:hAnsi="맑은 고딕" w:eastAsia="맑은 고딕"/>
-          <w:sz w:val="21"/>
-        </w:rPr>
-        <w:t>② 패스워드 파일 문제</w:t>
-      </w:r>
-    </w:p>
-    <w:p>
-      <w:r>
-        <w:rPr>
-          <w:rFonts w:ascii="맑은 고딕" w:hAnsi="맑은 고딕" w:eastAsia="맑은 고딕"/>
-          <w:sz w:val="21"/>
-        </w:rPr>
-        <w:t>③ `VALID_FOR` 오설정</w:t>
-      </w:r>
-    </w:p>
-    <w:p>
-      <w:r>
-        <w:rPr>
-          <w:rFonts w:ascii="맑은 고딕" w:hAnsi="맑은 고딕" w:eastAsia="맑은 고딕"/>
-          <w:sz w:val="21"/>
-        </w:rPr>
-        <w:t>④ SRL 부족</w:t>
+        <w:t xml:space="preserve">[중-17] </w:t>
+      </w:r>
+      <w:r>
+        <w:rPr>
+          <w:rFonts w:ascii="Consolas" w:hAnsi="Consolas" w:eastAsia="맑은 고딕"/>
+          <w:sz w:val="21"/>
+        </w:rPr>
+        <w:t xml:space="preserve">tnsping</w:t>
+      </w:r>
+      <w:r>
+        <w:rPr>
+          <w:rFonts w:ascii="맑은 고딕" w:hAnsi="맑은 고딕" w:eastAsia="맑은 고딕"/>
+          <w:sz w:val="21"/>
+        </w:rPr>
+        <w:t xml:space="preserve">이 실패하는데 </w:t>
+      </w:r>
+      <w:r>
+        <w:rPr>
+          <w:rFonts w:ascii="Consolas" w:hAnsi="Consolas" w:eastAsia="맑은 고딕"/>
+          <w:sz w:val="21"/>
+        </w:rPr>
+        <w:t xml:space="preserve">V$ARCHIVE_DEST_STATUS</w:t>
+      </w:r>
+      <w:r>
+        <w:rPr>
+          <w:rFonts w:ascii="맑은 고딕" w:hAnsi="맑은 고딕" w:eastAsia="맑은 고딕"/>
+          <w:sz w:val="21"/>
+        </w:rPr>
+        <w:t xml:space="preserve">에 ORA-16191이 보인다. 원인은?</w:t>
+      </w:r>
+    </w:p>
+    <w:p>
+      <w:r>
+        <w:rPr>
+          <w:rFonts w:ascii="맑은 고딕" w:hAnsi="맑은 고딕" w:eastAsia="맑은 고딕"/>
+          <w:sz w:val="21"/>
+        </w:rPr>
+        <w:t>① SRL 부족</w:t>
+      </w:r>
+    </w:p>
+    <w:p>
+      <w:r>
+        <w:rPr>
+          <w:rFonts w:ascii="맑은 고딕" w:hAnsi="맑은 고딕" w:eastAsia="맑은 고딕"/>
+          <w:sz w:val="21"/>
+        </w:rPr>
+        <w:t xml:space="preserve">② </w:t>
+      </w:r>
+      <w:r>
+        <w:rPr>
+          <w:rFonts w:ascii="Consolas" w:hAnsi="Consolas" w:eastAsia="맑은 고딕"/>
+          <w:sz w:val="21"/>
+        </w:rPr>
+        <w:t xml:space="preserve">VALID_FOR</w:t>
+      </w:r>
+      <w:r>
+        <w:rPr>
+          <w:rFonts w:ascii="맑은 고딕" w:hAnsi="맑은 고딕" w:eastAsia="맑은 고딕"/>
+          <w:sz w:val="21"/>
+        </w:rPr>
+        <w:t xml:space="preserve"> 오설정</w:t>
+      </w:r>
+    </w:p>
+    <w:p>
+      <w:r>
+        <w:rPr>
+          <w:rFonts w:ascii="맑은 고딕" w:hAnsi="맑은 고딕" w:eastAsia="맑은 고딕"/>
+          <w:sz w:val="21"/>
+        </w:rPr>
+        <w:t>③ 네트워크 문제</w:t>
+      </w:r>
+    </w:p>
+    <w:p>
+      <w:r>
+        <w:rPr>
+          <w:rFonts w:ascii="맑은 고딕" w:hAnsi="맑은 고딕" w:eastAsia="맑은 고딕"/>
+          <w:sz w:val="21"/>
+        </w:rPr>
+        <w:t>④ 패스워드 파일 문제</w:t>
       </w:r>
     </w:p>
     <w:p>
@@ -2057,34 +2491,34 @@
           <w:rFonts w:ascii="맑은 고딕" w:hAnsi="맑은 고딕" w:eastAsia="맑은 고딕"/>
           <w:sz w:val="21"/>
         </w:rPr>
-        <w:t>① 첫 줄</w:t>
-      </w:r>
-    </w:p>
-    <w:p>
-      <w:r>
-        <w:rPr>
-          <w:rFonts w:ascii="맑은 고딕" w:hAnsi="맑은 고딕" w:eastAsia="맑은 고딕"/>
-          <w:sz w:val="21"/>
-        </w:rPr>
-        <w:t>② 마지막 줄</w:t>
-      </w:r>
-    </w:p>
-    <w:p>
-      <w:r>
-        <w:rPr>
-          <w:rFonts w:ascii="맑은 고딕" w:hAnsi="맑은 고딕" w:eastAsia="맑은 고딕"/>
-          <w:sz w:val="21"/>
-        </w:rPr>
-        <w:t>③ SP2- 로 시작하는 줄</w:t>
-      </w:r>
-    </w:p>
-    <w:p>
-      <w:r>
-        <w:rPr>
-          <w:rFonts w:ascii="맑은 고딕" w:hAnsi="맑은 고딕" w:eastAsia="맑은 고딕"/>
-          <w:sz w:val="21"/>
-        </w:rPr>
-        <w:t>④ ORA-01005 줄</w:t>
+        <w:t>① ORA-01005 줄</w:t>
+      </w:r>
+    </w:p>
+    <w:p>
+      <w:r>
+        <w:rPr>
+          <w:rFonts w:ascii="맑은 고딕" w:hAnsi="맑은 고딕" w:eastAsia="맑은 고딕"/>
+          <w:sz w:val="21"/>
+        </w:rPr>
+        <w:t>② 첫 줄</w:t>
+      </w:r>
+    </w:p>
+    <w:p>
+      <w:r>
+        <w:rPr>
+          <w:rFonts w:ascii="맑은 고딕" w:hAnsi="맑은 고딕" w:eastAsia="맑은 고딕"/>
+          <w:sz w:val="21"/>
+        </w:rPr>
+        <w:t>③ 마지막 줄</w:t>
+      </w:r>
+    </w:p>
+    <w:p>
+      <w:r>
+        <w:rPr>
+          <w:rFonts w:ascii="맑은 고딕" w:hAnsi="맑은 고딕" w:eastAsia="맑은 고딕"/>
+          <w:sz w:val="21"/>
+        </w:rPr>
+        <w:t>④ SP2- 로 시작하는 줄</w:t>
       </w:r>
     </w:p>
     <w:p>
@@ -2111,16 +2545,16 @@
           <w:rFonts w:ascii="맑은 고딕" w:hAnsi="맑은 고딕" w:eastAsia="맑은 고딕"/>
           <w:sz w:val="21"/>
         </w:rPr>
-        <w:t>① FAL 요청과 역할 전환 이후 반대 방향 연결이 필요하기 때문</w:t>
-      </w:r>
-    </w:p>
-    <w:p>
-      <w:r>
-        <w:rPr>
-          <w:rFonts w:ascii="맑은 고딕" w:hAnsi="맑은 고딕" w:eastAsia="맑은 고딕"/>
-          <w:sz w:val="21"/>
-        </w:rPr>
-        <w:t>② 리스너가 두 포트를 쓰기 때문</w:t>
+        <w:t>① Broker가 UDP를 쓰기 때문</w:t>
+      </w:r>
+    </w:p>
+    <w:p>
+      <w:r>
+        <w:rPr>
+          <w:rFonts w:ascii="맑은 고딕" w:hAnsi="맑은 고딕" w:eastAsia="맑은 고딕"/>
+          <w:sz w:val="21"/>
+        </w:rPr>
+        <w:t>② FAL 요청과 역할 전환 이후 반대 방향 연결이 필요하기 때문</w:t>
       </w:r>
     </w:p>
     <w:p>
@@ -2138,7 +2572,7 @@
           <w:rFonts w:ascii="맑은 고딕" w:hAnsi="맑은 고딕" w:eastAsia="맑은 고딕"/>
           <w:sz w:val="21"/>
         </w:rPr>
-        <w:t>④ Broker가 UDP를 쓰기 때문</w:t>
+        <w:t>④ 리스너가 두 포트를 쓰기 때문</w:t>
       </w:r>
     </w:p>
     <w:p>
@@ -2165,25 +2599,39 @@
           <w:rFonts w:ascii="맑은 고딕" w:hAnsi="맑은 고딕" w:eastAsia="맑은 고딕"/>
           <w:sz w:val="21"/>
         </w:rPr>
-        <w:t>① 클라이언트가 실제로 보낸 `SERVICE_NAME`을 확인할 수 있어 오타를 잡는다</w:t>
-      </w:r>
-    </w:p>
-    <w:p>
-      <w:r>
-        <w:rPr>
-          <w:rFonts w:ascii="맑은 고딕" w:hAnsi="맑은 고딕" w:eastAsia="맑은 고딕"/>
-          <w:sz w:val="21"/>
-        </w:rPr>
-        <w:t>② 리두 적용 진행률을 보여 준다</w:t>
-      </w:r>
-    </w:p>
-    <w:p>
-      <w:r>
-        <w:rPr>
-          <w:rFonts w:ascii="맑은 고딕" w:hAnsi="맑은 고딕" w:eastAsia="맑은 고딕"/>
-          <w:sz w:val="21"/>
-        </w:rPr>
-        <w:t>③ 보호 모드 변경 이력을 남긴다</w:t>
+        <w:t>① 리두 적용 진행률을 보여 준다</w:t>
+      </w:r>
+    </w:p>
+    <w:p>
+      <w:r>
+        <w:rPr>
+          <w:rFonts w:ascii="맑은 고딕" w:hAnsi="맑은 고딕" w:eastAsia="맑은 고딕"/>
+          <w:sz w:val="21"/>
+        </w:rPr>
+        <w:t>② 보호 모드 변경 이력을 남긴다</w:t>
+      </w:r>
+    </w:p>
+    <w:p>
+      <w:r>
+        <w:rPr>
+          <w:rFonts w:ascii="맑은 고딕" w:hAnsi="맑은 고딕" w:eastAsia="맑은 고딕"/>
+          <w:sz w:val="21"/>
+        </w:rPr>
+        <w:t xml:space="preserve">③ 클라이언트가 실제로 보낸 </w:t>
+      </w:r>
+      <w:r>
+        <w:rPr>
+          <w:rFonts w:ascii="Consolas" w:hAnsi="Consolas" w:eastAsia="맑은 고딕"/>
+          <w:sz w:val="21"/>
+        </w:rPr>
+        <w:t xml:space="preserve">SERVICE_NAME</w:t>
+      </w:r>
+      <w:r>
+        <w:rPr>
+          <w:rFonts w:ascii="맑은 고딕" w:hAnsi="맑은 고딕" w:eastAsia="맑은 고딕"/>
+          <w:sz w:val="21"/>
+        </w:rPr>
+        <w:t xml:space="preserve">을 확인할 수 있어 오타를 잡는다</w:t>
       </w:r>
     </w:p>
     <w:p>
@@ -2218,16 +2666,30 @@
           <w:rFonts w:ascii="맑은 고딕" w:hAnsi="맑은 고딕" w:eastAsia="맑은 고딕"/>
           <w:sz w:val="21"/>
         </w:rPr>
-        <w:t>[상-01] 실습에서 정적 등록 복원 후 NOMOUNT 상태의 boston에 접속했을 때 `V$INSTANCE.STATUS` 값은?</w:t>
-      </w:r>
-    </w:p>
-    <w:p>
-      <w:r>
-        <w:rPr>
-          <w:rFonts w:ascii="맑은 고딕" w:hAnsi="맑은 고딕" w:eastAsia="맑은 고딕"/>
-          <w:sz w:val="21"/>
-        </w:rPr>
-        <w:t>① STARTED</w:t>
+        <w:t xml:space="preserve">[상-01] 실습에서 정적 등록 복원 후 NOMOUNT 상태의 boston에 접속했을 때 </w:t>
+      </w:r>
+      <w:r>
+        <w:rPr>
+          <w:rFonts w:ascii="Consolas" w:hAnsi="Consolas" w:eastAsia="맑은 고딕"/>
+          <w:sz w:val="21"/>
+        </w:rPr>
+        <w:t xml:space="preserve">V$INSTANCE.STATUS</w:t>
+      </w:r>
+      <w:r>
+        <w:rPr>
+          <w:rFonts w:ascii="맑은 고딕" w:hAnsi="맑은 고딕" w:eastAsia="맑은 고딕"/>
+          <w:sz w:val="21"/>
+        </w:rPr>
+        <w:t xml:space="preserve"> 값은?</w:t>
+      </w:r>
+    </w:p>
+    <w:p>
+      <w:r>
+        <w:rPr>
+          <w:rFonts w:ascii="맑은 고딕" w:hAnsi="맑은 고딕" w:eastAsia="맑은 고딕"/>
+          <w:sz w:val="21"/>
+        </w:rPr>
+        <w:t>① BLOCKED</w:t>
       </w:r>
     </w:p>
     <w:p>
@@ -2245,16 +2707,16 @@
           <w:rFonts w:ascii="맑은 고딕" w:hAnsi="맑은 고딕" w:eastAsia="맑은 고딕"/>
           <w:sz w:val="21"/>
         </w:rPr>
-        <w:t>③ OPEN</w:t>
-      </w:r>
-    </w:p>
-    <w:p>
-      <w:r>
-        <w:rPr>
-          <w:rFonts w:ascii="맑은 고딕" w:hAnsi="맑은 고딕" w:eastAsia="맑은 고딕"/>
-          <w:sz w:val="21"/>
-        </w:rPr>
-        <w:t>④ BLOCKED</w:t>
+        <w:t>③ STARTED</w:t>
+      </w:r>
+    </w:p>
+    <w:p>
+      <w:r>
+        <w:rPr>
+          <w:rFonts w:ascii="맑은 고딕" w:hAnsi="맑은 고딕" w:eastAsia="맑은 고딕"/>
+          <w:sz w:val="21"/>
+        </w:rPr>
+        <w:t>④ OPEN</w:t>
       </w:r>
     </w:p>
     <w:p>
@@ -2281,16 +2743,16 @@
           <w:rFonts w:ascii="맑은 고딕" w:hAnsi="맑은 고딕" w:eastAsia="맑은 고딕"/>
           <w:sz w:val="21"/>
         </w:rPr>
-        <w:t>① 둘 다 리스너가 접속을 넘겨줄 근거가 없어서 생긴 문제이기 때문</w:t>
-      </w:r>
-    </w:p>
-    <w:p>
-      <w:r>
-        <w:rPr>
-          <w:rFonts w:ascii="맑은 고딕" w:hAnsi="맑은 고딕" w:eastAsia="맑은 고딕"/>
-          <w:sz w:val="21"/>
-        </w:rPr>
-        <w:t>② 둘 다 네트워크 문제이기 때문</w:t>
+        <w:t>① 둘 다 네트워크 문제이기 때문</w:t>
+      </w:r>
+    </w:p>
+    <w:p>
+      <w:r>
+        <w:rPr>
+          <w:rFonts w:ascii="맑은 고딕" w:hAnsi="맑은 고딕" w:eastAsia="맑은 고딕"/>
+          <w:sz w:val="21"/>
+        </w:rPr>
+        <w:t>② 둘 다 파라미터 오류이기 때문</w:t>
       </w:r>
     </w:p>
     <w:p>
@@ -2308,7 +2770,7 @@
           <w:rFonts w:ascii="맑은 고딕" w:hAnsi="맑은 고딕" w:eastAsia="맑은 고딕"/>
           <w:sz w:val="21"/>
         </w:rPr>
-        <w:t>④ 둘 다 파라미터 오류이기 때문</w:t>
+        <w:t>④ 둘 다 리스너가 접속을 넘겨줄 근거가 없어서 생긴 문제이기 때문</w:t>
       </w:r>
     </w:p>
     <w:p>
@@ -2344,7 +2806,7 @@
           <w:rFonts w:ascii="맑은 고딕" w:hAnsi="맑은 고딕" w:eastAsia="맑은 고딕"/>
           <w:sz w:val="21"/>
         </w:rPr>
-        <w:t>② 오류 번호가 중복 사용되기 때문</w:t>
+        <w:t>② 알림 로그에 기록되지 않기 때문</w:t>
       </w:r>
     </w:p>
     <w:p>
@@ -2362,7 +2824,7 @@
           <w:rFonts w:ascii="맑은 고딕" w:hAnsi="맑은 고딕" w:eastAsia="맑은 고딕"/>
           <w:sz w:val="21"/>
         </w:rPr>
-        <w:t>④ 알림 로그에 기록되지 않기 때문</w:t>
+        <w:t>④ 오류 번호가 중복 사용되기 때문</w:t>
       </w:r>
     </w:p>
     <w:p>
@@ -2389,34 +2851,62 @@
           <w:rFonts w:ascii="맑은 고딕" w:hAnsi="맑은 고딕" w:eastAsia="맑은 고딕"/>
           <w:sz w:val="21"/>
         </w:rPr>
-        <w:t>① `tnsping` 결과를 함께 본다 (OK면 인증, 실패면 네트워크)</w:t>
-      </w:r>
-    </w:p>
-    <w:p>
-      <w:r>
-        <w:rPr>
-          <w:rFonts w:ascii="맑은 고딕" w:hAnsi="맑은 고딕" w:eastAsia="맑은 고딕"/>
-          <w:sz w:val="21"/>
-        </w:rPr>
-        <w:t>② `V$DATAGUARD_STATS`의 lag를 본다</w:t>
-      </w:r>
-    </w:p>
-    <w:p>
-      <w:r>
-        <w:rPr>
-          <w:rFonts w:ascii="맑은 고딕" w:hAnsi="맑은 고딕" w:eastAsia="맑은 고딕"/>
-          <w:sz w:val="21"/>
-        </w:rPr>
-        <w:t>③ SRL 상태를 본다</w:t>
-      </w:r>
-    </w:p>
-    <w:p>
-      <w:r>
-        <w:rPr>
-          <w:rFonts w:ascii="맑은 고딕" w:hAnsi="맑은 고딕" w:eastAsia="맑은 고딕"/>
-          <w:sz w:val="21"/>
-        </w:rPr>
-        <w:t>④ 보호 모드를 확인한다</w:t>
+        <w:t xml:space="preserve">① </w:t>
+      </w:r>
+      <w:r>
+        <w:rPr>
+          <w:rFonts w:ascii="Consolas" w:hAnsi="Consolas" w:eastAsia="맑은 고딕"/>
+          <w:sz w:val="21"/>
+        </w:rPr>
+        <w:t xml:space="preserve">V$DATAGUARD_STATS</w:t>
+      </w:r>
+      <w:r>
+        <w:rPr>
+          <w:rFonts w:ascii="맑은 고딕" w:hAnsi="맑은 고딕" w:eastAsia="맑은 고딕"/>
+          <w:sz w:val="21"/>
+        </w:rPr>
+        <w:t xml:space="preserve">의 lag를 본다</w:t>
+      </w:r>
+    </w:p>
+    <w:p>
+      <w:r>
+        <w:rPr>
+          <w:rFonts w:ascii="맑은 고딕" w:hAnsi="맑은 고딕" w:eastAsia="맑은 고딕"/>
+          <w:sz w:val="21"/>
+        </w:rPr>
+        <w:t>② 보호 모드를 확인한다</w:t>
+      </w:r>
+    </w:p>
+    <w:p>
+      <w:r>
+        <w:rPr>
+          <w:rFonts w:ascii="맑은 고딕" w:hAnsi="맑은 고딕" w:eastAsia="맑은 고딕"/>
+          <w:sz w:val="21"/>
+        </w:rPr>
+        <w:t xml:space="preserve">③ </w:t>
+      </w:r>
+      <w:r>
+        <w:rPr>
+          <w:rFonts w:ascii="Consolas" w:hAnsi="Consolas" w:eastAsia="맑은 고딕"/>
+          <w:sz w:val="21"/>
+        </w:rPr>
+        <w:t xml:space="preserve">tnsping</w:t>
+      </w:r>
+      <w:r>
+        <w:rPr>
+          <w:rFonts w:ascii="맑은 고딕" w:hAnsi="맑은 고딕" w:eastAsia="맑은 고딕"/>
+          <w:sz w:val="21"/>
+        </w:rPr>
+        <w:t xml:space="preserve"> 결과를 함께 본다 (OK면 인증, 실패면 네트워크)</w:t>
+      </w:r>
+    </w:p>
+    <w:p>
+      <w:r>
+        <w:rPr>
+          <w:rFonts w:ascii="맑은 고딕" w:hAnsi="맑은 고딕" w:eastAsia="맑은 고딕"/>
+          <w:sz w:val="21"/>
+        </w:rPr>
+        <w:t>④ SRL 상태를 본다</w:t>
       </w:r>
     </w:p>
     <w:p>
@@ -2443,34 +2933,34 @@
           <w:rFonts w:ascii="맑은 고딕" w:hAnsi="맑은 고딕" w:eastAsia="맑은 고딕"/>
           <w:sz w:val="21"/>
         </w:rPr>
-        <w:t>① 목적지가 실패 상태로 굳어 재시도를 하지 않기 때문</w:t>
-      </w:r>
-    </w:p>
-    <w:p>
-      <w:r>
-        <w:rPr>
-          <w:rFonts w:ascii="맑은 고딕" w:hAnsi="맑은 고딕" w:eastAsia="맑은 고딕"/>
-          <w:sz w:val="21"/>
-        </w:rPr>
-        <w:t>② 파라미터가 SPFILE에 반영되지 않았기 때문</w:t>
-      </w:r>
-    </w:p>
-    <w:p>
-      <w:r>
-        <w:rPr>
-          <w:rFonts w:ascii="맑은 고딕" w:hAnsi="맑은 고딕" w:eastAsia="맑은 고딕"/>
-          <w:sz w:val="21"/>
-        </w:rPr>
-        <w:t>③ 리스너 캐시가 남아 있기 때문</w:t>
-      </w:r>
-    </w:p>
-    <w:p>
-      <w:r>
-        <w:rPr>
-          <w:rFonts w:ascii="맑은 고딕" w:hAnsi="맑은 고딕" w:eastAsia="맑은 고딕"/>
-          <w:sz w:val="21"/>
-        </w:rPr>
-        <w:t>④ Standby가 아직 MOUNT이기 때문</w:t>
+        <w:t>① Standby가 아직 MOUNT이기 때문</w:t>
+      </w:r>
+    </w:p>
+    <w:p>
+      <w:r>
+        <w:rPr>
+          <w:rFonts w:ascii="맑은 고딕" w:hAnsi="맑은 고딕" w:eastAsia="맑은 고딕"/>
+          <w:sz w:val="21"/>
+        </w:rPr>
+        <w:t>② 리스너 캐시가 남아 있기 때문</w:t>
+      </w:r>
+    </w:p>
+    <w:p>
+      <w:r>
+        <w:rPr>
+          <w:rFonts w:ascii="맑은 고딕" w:hAnsi="맑은 고딕" w:eastAsia="맑은 고딕"/>
+          <w:sz w:val="21"/>
+        </w:rPr>
+        <w:t>③ 파라미터가 SPFILE에 반영되지 않았기 때문</w:t>
+      </w:r>
+    </w:p>
+    <w:p>
+      <w:r>
+        <w:rPr>
+          <w:rFonts w:ascii="맑은 고딕" w:hAnsi="맑은 고딕" w:eastAsia="맑은 고딕"/>
+          <w:sz w:val="21"/>
+        </w:rPr>
+        <w:t>④ 목적지가 실패 상태로 굳어 재시도를 하지 않기 때문</w:t>
       </w:r>
     </w:p>
     <w:p>
@@ -2488,7 +2978,35 @@
           <w:rFonts w:ascii="맑은 고딕" w:hAnsi="맑은 고딕" w:eastAsia="맑은 고딕"/>
           <w:sz w:val="21"/>
         </w:rPr>
-        <w:t>[상-06] `sqlnet.ora`의 `SQLNET.ALLOWED_LOGON_VERSION_SERVER`가 두 노드에서 다르면?</w:t>
+        <w:t xml:space="preserve">[상-06] </w:t>
+      </w:r>
+      <w:r>
+        <w:rPr>
+          <w:rFonts w:ascii="Consolas" w:hAnsi="Consolas" w:eastAsia="맑은 고딕"/>
+          <w:sz w:val="21"/>
+        </w:rPr>
+        <w:t xml:space="preserve">sqlnet.ora</w:t>
+      </w:r>
+      <w:r>
+        <w:rPr>
+          <w:rFonts w:ascii="맑은 고딕" w:hAnsi="맑은 고딕" w:eastAsia="맑은 고딕"/>
+          <w:sz w:val="21"/>
+        </w:rPr>
+        <w:t xml:space="preserve">의 </w:t>
+      </w:r>
+      <w:r>
+        <w:rPr>
+          <w:rFonts w:ascii="Consolas" w:hAnsi="Consolas" w:eastAsia="맑은 고딕"/>
+          <w:sz w:val="21"/>
+        </w:rPr>
+        <w:t xml:space="preserve">SQLNET.ALLOWED_LOGON_VERSION_SERVER</w:t>
+      </w:r>
+      <w:r>
+        <w:rPr>
+          <w:rFonts w:ascii="맑은 고딕" w:hAnsi="맑은 고딕" w:eastAsia="맑은 고딕"/>
+          <w:sz w:val="21"/>
+        </w:rPr>
+        <w:t xml:space="preserve">가 두 노드에서 다르면?</w:t>
       </w:r>
     </w:p>
     <w:p>
@@ -2605,16 +3123,16 @@
           <w:rFonts w:ascii="맑은 고딕" w:hAnsi="맑은 고딕" w:eastAsia="맑은 고딕"/>
           <w:sz w:val="21"/>
         </w:rPr>
-        <w:t>① 애초에 서비스가 돌고 있지 않기 때문</w:t>
-      </w:r>
-    </w:p>
-    <w:p>
-      <w:r>
-        <w:rPr>
-          <w:rFonts w:ascii="맑은 고딕" w:hAnsi="맑은 고딕" w:eastAsia="맑은 고딕"/>
-          <w:sz w:val="21"/>
-        </w:rPr>
-        <w:t>② 권한이 없기 때문</w:t>
+        <w:t>① 권한이 없기 때문</w:t>
+      </w:r>
+    </w:p>
+    <w:p>
+      <w:r>
+        <w:rPr>
+          <w:rFonts w:ascii="맑은 고딕" w:hAnsi="맑은 고딕" w:eastAsia="맑은 고딕"/>
+          <w:sz w:val="21"/>
+        </w:rPr>
+        <w:t>② 애초에 서비스가 돌고 있지 않기 때문</w:t>
       </w:r>
     </w:p>
     <w:p>
@@ -2659,34 +3177,34 @@
           <w:rFonts w:ascii="맑은 고딕" w:hAnsi="맑은 고딕" w:eastAsia="맑은 고딕"/>
           <w:sz w:val="21"/>
         </w:rPr>
-        <w:t>① 양쪽 tnsping → 실제 SYS 접속 → 목적지 DEFER/ENABLE → Standby 시퀀스 상승 확인</w:t>
-      </w:r>
-    </w:p>
-    <w:p>
-      <w:r>
-        <w:rPr>
-          <w:rFonts w:ascii="맑은 고딕" w:hAnsi="맑은 고딕" w:eastAsia="맑은 고딕"/>
-          <w:sz w:val="21"/>
-        </w:rPr>
-        <w:t>② tnsping 한 번이면 충분하다</w:t>
-      </w:r>
-    </w:p>
-    <w:p>
-      <w:r>
-        <w:rPr>
-          <w:rFonts w:ascii="맑은 고딕" w:hAnsi="맑은 고딕" w:eastAsia="맑은 고딕"/>
-          <w:sz w:val="21"/>
-        </w:rPr>
-        <w:t>③ 리스너 재기동만 확인한다</w:t>
-      </w:r>
-    </w:p>
-    <w:p>
-      <w:r>
-        <w:rPr>
-          <w:rFonts w:ascii="맑은 고딕" w:hAnsi="맑은 고딕" w:eastAsia="맑은 고딕"/>
-          <w:sz w:val="21"/>
-        </w:rPr>
-        <w:t>④ 파라미터 조회로 값만 확인한다</w:t>
+        <w:t>① 리스너 재기동만 확인한다</w:t>
+      </w:r>
+    </w:p>
+    <w:p>
+      <w:r>
+        <w:rPr>
+          <w:rFonts w:ascii="맑은 고딕" w:hAnsi="맑은 고딕" w:eastAsia="맑은 고딕"/>
+          <w:sz w:val="21"/>
+        </w:rPr>
+        <w:t>② 양쪽 tnsping → 실제 SYS 접속 → 목적지 DEFER/ENABLE → Standby 시퀀스 상승 확인</w:t>
+      </w:r>
+    </w:p>
+    <w:p>
+      <w:r>
+        <w:rPr>
+          <w:rFonts w:ascii="맑은 고딕" w:hAnsi="맑은 고딕" w:eastAsia="맑은 고딕"/>
+          <w:sz w:val="21"/>
+        </w:rPr>
+        <w:t>③ 파라미터 조회로 값만 확인한다</w:t>
+      </w:r>
+    </w:p>
+    <w:p>
+      <w:r>
+        <w:rPr>
+          <w:rFonts w:ascii="맑은 고딕" w:hAnsi="맑은 고딕" w:eastAsia="맑은 고딕"/>
+          <w:sz w:val="21"/>
+        </w:rPr>
+        <w:t>④ tnsping 한 번이면 충분하다</w:t>
       </w:r>
     </w:p>
     <w:p>
@@ -2704,46 +3222,62 @@
           <w:rFonts w:ascii="맑은 고딕" w:hAnsi="맑은 고딕" w:eastAsia="맑은 고딕"/>
           <w:sz w:val="21"/>
         </w:rPr>
-        <w:t>[상-10] `DG_CONFIG`를 "안전망"이라 부르는 이유로 가장 정확한 것은?</w:t>
-      </w:r>
-    </w:p>
-    <w:p>
-      <w:r>
-        <w:rPr>
-          <w:rFonts w:ascii="맑은 고딕" w:hAnsi="맑은 고딕" w:eastAsia="맑은 고딕"/>
-          <w:sz w:val="21"/>
-        </w:rPr>
-        <w:t>① 즉시 무언가를 막지는 않지만 설정 시점과 재기동 시점에 실수를 걸러 주기 때문</w:t>
-      </w:r>
-    </w:p>
-    <w:p>
-      <w:r>
-        <w:rPr>
-          <w:rFonts w:ascii="맑은 고딕" w:hAnsi="맑은 고딕" w:eastAsia="맑은 고딕"/>
-          <w:sz w:val="21"/>
-        </w:rPr>
-        <w:t>② 리두를 이중으로 전송하기 때문</w:t>
-      </w:r>
-    </w:p>
-    <w:p>
-      <w:r>
-        <w:rPr>
-          <w:rFonts w:ascii="맑은 고딕" w:hAnsi="맑은 고딕" w:eastAsia="맑은 고딕"/>
-          <w:sz w:val="21"/>
-        </w:rPr>
-        <w:t>③ 네트워크 장애를 자동 복구하기 때문</w:t>
-      </w:r>
-    </w:p>
-    <w:p>
-      <w:r>
-        <w:rPr>
-          <w:rFonts w:ascii="맑은 고딕" w:hAnsi="맑은 고딕" w:eastAsia="맑은 고딕"/>
-          <w:sz w:val="21"/>
-        </w:rPr>
-        <w:t>④ 패스워드를 암호화하기 때문</w:t>
+        <w:t xml:space="preserve">[상-10] </w:t>
+      </w:r>
+      <w:r>
+        <w:rPr>
+          <w:rFonts w:ascii="Consolas" w:hAnsi="Consolas" w:eastAsia="맑은 고딕"/>
+          <w:sz w:val="21"/>
+        </w:rPr>
+        <w:t xml:space="preserve">DG_CONFIG</w:t>
+      </w:r>
+      <w:r>
+        <w:rPr>
+          <w:rFonts w:ascii="맑은 고딕" w:hAnsi="맑은 고딕" w:eastAsia="맑은 고딕"/>
+          <w:sz w:val="21"/>
+        </w:rPr>
+        <w:t xml:space="preserve">를 "안전망"이라 부르는 이유로 가장 정확한 것은?</w:t>
+      </w:r>
+    </w:p>
+    <w:p>
+      <w:r>
+        <w:rPr>
+          <w:rFonts w:ascii="맑은 고딕" w:hAnsi="맑은 고딕" w:eastAsia="맑은 고딕"/>
+          <w:sz w:val="21"/>
+        </w:rPr>
+        <w:t>① 패스워드를 암호화하기 때문</w:t>
+      </w:r>
+    </w:p>
+    <w:p>
+      <w:r>
+        <w:rPr>
+          <w:rFonts w:ascii="맑은 고딕" w:hAnsi="맑은 고딕" w:eastAsia="맑은 고딕"/>
+          <w:sz w:val="21"/>
+        </w:rPr>
+        <w:t>② 네트워크 장애를 자동 복구하기 때문</w:t>
+      </w:r>
+    </w:p>
+    <w:p>
+      <w:r>
+        <w:rPr>
+          <w:rFonts w:ascii="맑은 고딕" w:hAnsi="맑은 고딕" w:eastAsia="맑은 고딕"/>
+          <w:sz w:val="21"/>
+        </w:rPr>
+        <w:t>③ 리두를 이중으로 전송하기 때문</w:t>
+      </w:r>
+    </w:p>
+    <w:p>
+      <w:r>
+        <w:rPr>
+          <w:rFonts w:ascii="맑은 고딕" w:hAnsi="맑은 고딕" w:eastAsia="맑은 고딕"/>
+          <w:sz w:val="21"/>
+        </w:rPr>
+        <w:t>④ 즉시 무언가를 막지는 않지만 설정 시점과 재기동 시점에 실수를 걸러 주기 때문</w:t>
       </w:r>
     </w:p>
     <w:sectPr>
+      <w:headerReference w:type="default" r:id="rId9"/>
+      <w:footerReference w:type="default" r:id="rId10"/>
       <w:pgSz w:w="12240" w:h="15840"/>
       <w:pgMar w:top="1440" w:right="1800" w:bottom="1440" w:left="1800" w:header="720" w:footer="720" w:gutter="0"/>
       <w:cols w:space="720"/>
@@ -2751,6 +3285,26 @@
     </w:sectPr>
   </w:body>
 </w:document>
+</file>
+
+<file path=word/footer1.xml><?xml version="1.0" encoding="utf-8"?>
+<w:ftr xmlns:m="http://schemas.openxmlformats.org/officeDocument/2006/math" xmlns:mc="http://schemas.openxmlformats.org/markup-compatibility/2006" xmlns:mo="http://schemas.microsoft.com/office/mac/office/2008/main" xmlns:mv="urn:schemas-microsoft-com:mac:vml" xmlns:o="urn:schemas-microsoft-com:office:office" xmlns:r="http://schemas.openxmlformats.org/officeDocument/2006/relationships" xmlns:v="urn:schemas-microsoft-com:vml" xmlns:w10="urn:schemas-microsoft-com:office:word" xmlns:w14="http://schemas.microsoft.com/office/word/2010/wordml" xmlns:w="http://schemas.openxmlformats.org/wordprocessingml/2006/main" xmlns:wne="http://schemas.microsoft.com/office/word/2006/wordml" xmlns:wp14="http://schemas.microsoft.com/office/word/2010/wordprocessingDrawing" xmlns:wp="http://schemas.openxmlformats.org/drawingml/2006/wordprocessingDrawing" xmlns:wpc="http://schemas.microsoft.com/office/word/2010/wordprocessingCanvas" xmlns:wpg="http://schemas.microsoft.com/office/word/2010/wordprocessingGroup" xmlns:wpi="http://schemas.microsoft.com/office/word/2010/wordprocessingInk" xmlns:wps="http://schemas.microsoft.com/office/word/2010/wordprocessingShape" mc:Ignorable="w14 wp14">
+  <w:p>
+    <w:pPr>
+      <w:pStyle w:val="Footer"/>
+    </w:pPr>
+  </w:p>
+</w:ftr>
+</file>
+
+<file path=word/header1.xml><?xml version="1.0" encoding="utf-8"?>
+<w:hdr xmlns:m="http://schemas.openxmlformats.org/officeDocument/2006/math" xmlns:mc="http://schemas.openxmlformats.org/markup-compatibility/2006" xmlns:mo="http://schemas.microsoft.com/office/mac/office/2008/main" xmlns:mv="urn:schemas-microsoft-com:mac:vml" xmlns:o="urn:schemas-microsoft-com:office:office" xmlns:r="http://schemas.openxmlformats.org/officeDocument/2006/relationships" xmlns:v="urn:schemas-microsoft-com:vml" xmlns:w10="urn:schemas-microsoft-com:office:word" xmlns:w14="http://schemas.microsoft.com/office/word/2010/wordml" xmlns:w="http://schemas.openxmlformats.org/wordprocessingml/2006/main" xmlns:wne="http://schemas.microsoft.com/office/word/2006/wordml" xmlns:wp14="http://schemas.microsoft.com/office/word/2010/wordprocessingDrawing" xmlns:wp="http://schemas.openxmlformats.org/drawingml/2006/wordprocessingDrawing" xmlns:wpc="http://schemas.microsoft.com/office/word/2010/wordprocessingCanvas" xmlns:wpg="http://schemas.microsoft.com/office/word/2010/wordprocessingGroup" xmlns:wpi="http://schemas.microsoft.com/office/word/2010/wordprocessingInk" xmlns:wps="http://schemas.microsoft.com/office/word/2010/wordprocessingShape" mc:Ignorable="w14 wp14">
+  <w:p>
+    <w:pPr>
+      <w:pStyle w:val="Header"/>
+    </w:pPr>
+  </w:p>
+</w:hdr>
 </file>
 
 <file path=word/numbering.xml><?xml version="1.0" encoding="utf-8"?>
